--- a/assets/downloads/simulation-10/simulation-schedule.docx
+++ b/assets/downloads/simulation-10/simulation-schedule.docx
@@ -1,57 +1,25 @@
 
 <file path=word/document.xml><?xml version="1.0" encoding="utf-8"?>
-<w:document xmlns:wpc="http://schemas.microsoft.com/office/word/2010/wordprocessingCanvas" xmlns:cx="http://schemas.microsoft.com/office/drawing/2014/chartex" xmlns:cx1="http://schemas.microsoft.com/office/drawing/2015/9/8/chartex" xmlns:cx2="http://schemas.microsoft.com/office/drawing/2015/10/21/chartex" xmlns:cx3="http://schemas.microsoft.com/office/drawing/2016/5/9/chartex" xmlns:cx4="http://schemas.microsoft.com/office/drawing/2016/5/10/chartex" xmlns:cx5="http://schemas.microsoft.com/office/drawing/2016/5/11/chartex" xmlns:cx6="http://schemas.microsoft.com/office/drawing/2016/5/12/chartex" xmlns:cx7="http://schemas.microsoft.com/office/drawing/2016/5/13/chartex" xmlns:cx8="http://schemas.microsoft.com/office/drawing/2016/5/14/chartex" xmlns:mc="http://schemas.openxmlformats.org/markup-compatibility/2006" xmlns:aink="http://schemas.microsoft.com/office/drawing/2016/ink" xmlns:am3d="http://schemas.microsoft.com/office/drawing/2017/model3d" xmlns:o="urn:schemas-microsoft-com:office:office" xmlns:oel="http://schemas.microsoft.com/office/2019/extlst" xmlns:r="http://schemas.openxmlformats.org/officeDocument/2006/relationships" xmlns:m="http://schemas.openxmlformats.org/officeDocument/2006/math" xmlns:v="urn:schemas-microsoft-com:vml" xmlns:wp14="http://schemas.microsoft.com/office/word/2010/wordprocessingDrawing" xmlns:wp="http://schemas.openxmlformats.org/drawingml/2006/wordprocessingDrawing" xmlns:w10="urn:schemas-microsoft-com:office:word" xmlns:w="http://schemas.openxmlformats.org/wordprocessingml/2006/main" xmlns:w14="http://schemas.microsoft.com/office/word/2010/wordml" xmlns:w15="http://schemas.microsoft.com/office/word/2012/wordml" xmlns:w16cei="http://schemas.microsoft.com/office/word/2026/wordml/cei" xmlns:w16cex="http://schemas.microsoft.com/office/word/2018/wordml/cex" xmlns:w16cid="http://schemas.microsoft.com/office/word/2016/wordml/cid" xmlns:w16="http://schemas.microsoft.com/office/word/2018/wordml" xmlns:w16du="http://schemas.microsoft.com/office/word/2023/wordml/word16du" xmlns:w16sdtdh="http://schemas.microsoft.com/office/word/2020/wordml/sdtdatahash" xmlns:w16sdtfl="http://schemas.microsoft.com/office/word/2024/wordml/sdtformatlock" xmlns:w16se="http://schemas.microsoft.com/office/word/2015/wordml/symex" xmlns:wpg="http://schemas.microsoft.com/office/word/2010/wordprocessingGroup" xmlns:wpi="http://schemas.microsoft.com/office/word/2010/wordprocessingInk" xmlns:wne="http://schemas.microsoft.com/office/word/2006/wordml" xmlns:wps="http://schemas.microsoft.com/office/word/2010/wordprocessingShape" mc:Ignorable="w14 w15 w16se w16cid w16 w16cex w16sdtdh w16sdtfl w16du wp14">
+<w:document xmlns:wpc="http://schemas.microsoft.com/office/word/2010/wordprocessingCanvas" xmlns:cx="http://schemas.microsoft.com/office/drawing/2014/chartex" xmlns:cx1="http://schemas.microsoft.com/office/drawing/2015/9/8/chartex" xmlns:cx2="http://schemas.microsoft.com/office/drawing/2015/10/21/chartex" xmlns:cx3="http://schemas.microsoft.com/office/drawing/2016/5/9/chartex" xmlns:cx4="http://schemas.microsoft.com/office/drawing/2016/5/10/chartex" xmlns:cx5="http://schemas.microsoft.com/office/drawing/2016/5/11/chartex" xmlns:cx6="http://schemas.microsoft.com/office/drawing/2016/5/12/chartex" xmlns:cx7="http://schemas.microsoft.com/office/drawing/2016/5/13/chartex" xmlns:cx8="http://schemas.microsoft.com/office/drawing/2016/5/14/chartex" xmlns:mc="http://schemas.openxmlformats.org/markup-compatibility/2006" xmlns:aink="http://schemas.microsoft.com/office/drawing/2016/ink" xmlns:am3d="http://schemas.microsoft.com/office/drawing/2017/model3d" xmlns:o="urn:schemas-microsoft-com:office:office" xmlns:oel="http://schemas.microsoft.com/office/2019/extlst" xmlns:r="http://schemas.openxmlformats.org/officeDocument/2006/relationships" xmlns:m="http://schemas.openxmlformats.org/officeDocument/2006/math" xmlns:v="urn:schemas-microsoft-com:vml" xmlns:wp14="http://schemas.microsoft.com/office/word/2010/wordprocessingDrawing" xmlns:wp="http://schemas.openxmlformats.org/drawingml/2006/wordprocessingDrawing" xmlns:w10="urn:schemas-microsoft-com:office:word" xmlns:w="http://schemas.openxmlformats.org/wordprocessingml/2006/main" xmlns:w14="http://schemas.microsoft.com/office/word/2010/wordml" xmlns:w15="http://schemas.microsoft.com/office/word/2012/wordml" xmlns:w16cex="http://schemas.microsoft.com/office/word/2018/wordml/cex" xmlns:w16cid="http://schemas.microsoft.com/office/word/2016/wordml/cid" xmlns:w16="http://schemas.microsoft.com/office/word/2018/wordml" xmlns:w16du="http://schemas.microsoft.com/office/word/2023/wordml/word16du" xmlns:w16sdtdh="http://schemas.microsoft.com/office/word/2020/wordml/sdtdatahash" xmlns:w16sdtfl="http://schemas.microsoft.com/office/word/2024/wordml/sdtformatlock" xmlns:w16se="http://schemas.microsoft.com/office/word/2015/wordml/symex" xmlns:wpg="http://schemas.microsoft.com/office/word/2010/wordprocessingGroup" xmlns:wpi="http://schemas.microsoft.com/office/word/2010/wordprocessingInk" xmlns:wne="http://schemas.microsoft.com/office/word/2006/wordml" xmlns:wps="http://schemas.microsoft.com/office/word/2010/wordprocessingShape" mc:Ignorable="w14 w15 w16se w16cid w16 w16cex w16sdtdh w16sdtfl w16du wp14">
   <w:body>
     <w:p>
       <w:pPr>
         <w:spacing w:after="0" w:line="480" w:lineRule="auto"/>
         <w:rPr>
-          <w:ins w:id="10" w:author="Anna Seaman" w:date="2026-08-12T13:07:00Z" w16du:dateUtc="2026-08-12T18:07:00Z"/>
           <w:rFonts w:ascii="Times New Roman" w:eastAsia="Times New Roman" w:hAnsi="Times New Roman"/>
           <w:color w:val="000000"/>
           <w:sz w:val="24"/>
           <w:szCs w:val="24"/>
         </w:rPr>
       </w:pPr>
-      <w:bookmarkStart w:id="11" w:name="_Hlk212729287"/>
-      <w:ins w:id="12" w:author="Anna Seaman" w:date="2026-08-12T13:07:00Z" w16du:dateUtc="2026-08-12T18:07:00Z">
-        <w:r>
-          <w:rPr>
-            <w:rFonts w:ascii="Aptos" w:eastAsia="Aptos" w:hAnsi="Aptos" w:cs="Aptos"/>
-            <w:color w:val="000000"/>
-            <w:sz w:val="24"/>
-            <w:szCs w:val="24"/>
-          </w:rPr>
-          <w:t/>
-        </w:r>
-        <w:r>
-          <w:rPr>
-            <w:rFonts w:ascii="Aptos" w:eastAsia="Aptos" w:hAnsi="Aptos" w:cs="Aptos"/>
-            <w:color w:val="000000"/>
-            <w:sz w:val="24"/>
-            <w:szCs w:val="24"/>
-          </w:rPr>
-          <w:t/>
-        </w:r>
-        <w:r>
-          <w:rPr>
-            <w:rFonts w:ascii="Aptos" w:eastAsia="Aptos" w:hAnsi="Aptos" w:cs="Aptos"/>
-            <w:color w:val="000000"/>
-            <w:sz w:val="24"/>
-            <w:szCs w:val="24"/>
-          </w:rPr>
-          <w:t/>
-        </w:r>
-        <w:r>
-          <w:rPr>
-            <w:rFonts w:ascii="Aptos" w:eastAsia="Aptos" w:hAnsi="Aptos" w:cs="Aptos"/>
-            <w:color w:val="000000"/>
-            <w:sz w:val="24"/>
-            <w:szCs w:val="24"/>
-          </w:rPr>
-          <w:t>Simulation Schedule</w:t>
-        </w:r>
-      </w:ins>
+      <w:r>
+        <w:rPr>
+          <w:color w:val="000000"/>
+          <w:sz w:val="24"/>
+          <w:szCs w:val="24"/>
+        </w:rPr>
+        <w:t>Simulation Schedule</w:t>
+      </w:r>
     </w:p>
     <w:p>
       <w:pPr>
@@ -66,28 +34,22 @@
       </w:pPr>
       <w:r>
         <w:rPr>
-          <w:rFonts w:ascii="Aptos" w:hAnsi="Aptos" w:eastAsia="Aptos" w:cs="Aptos"/>
+          <w:rFonts w:ascii="Aptos" w:eastAsia="Aptos" w:hAnsi="Aptos"/>
           <w:color w:val="000000"/>
-          <w:sz w:val="40"/>
-          <w:szCs w:val="40"/>
         </w:rPr>
         <w:t>Time</w:t>
       </w:r>
       <w:r>
         <w:rPr>
-          <w:rFonts w:ascii="Aptos" w:hAnsi="Aptos" w:eastAsia="Aptos" w:cs="Aptos"/>
+          <w:rFonts w:ascii="Aptos" w:eastAsia="Aptos" w:hAnsi="Aptos"/>
           <w:color w:val="000000"/>
-          <w:sz w:val="40"/>
-          <w:szCs w:val="40"/>
         </w:rPr>
         <w:t xml:space="preserve"> F</w:t>
       </w:r>
       <w:r>
         <w:rPr>
-          <w:rFonts w:ascii="Aptos" w:hAnsi="Aptos" w:eastAsia="Aptos" w:cs="Aptos"/>
+          <w:rFonts w:ascii="Aptos" w:eastAsia="Aptos" w:hAnsi="Aptos"/>
           <w:color w:val="000000"/>
-          <w:sz w:val="40"/>
-          <w:szCs w:val="40"/>
         </w:rPr>
         <w:t>rame for Simulation</w:t>
       </w:r>
@@ -104,7 +66,6 @@
       </w:pPr>
       <w:r>
         <w:rPr>
-          <w:rFonts w:ascii="Aptos" w:hAnsi="Aptos" w:eastAsia="Aptos" w:cs="Aptos"/>
           <w:color w:val="000000"/>
           <w:sz w:val="24"/>
           <w:szCs w:val="24"/>
@@ -124,7 +85,6 @@
       </w:pPr>
       <w:r>
         <w:rPr>
-          <w:rFonts w:ascii="Aptos" w:hAnsi="Aptos" w:eastAsia="Aptos" w:cs="Aptos"/>
           <w:color w:val="000000"/>
           <w:sz w:val="24"/>
           <w:szCs w:val="24"/>
@@ -144,7 +104,6 @@
       </w:pPr>
       <w:r>
         <w:rPr>
-          <w:rFonts w:ascii="Aptos" w:hAnsi="Aptos" w:eastAsia="Aptos" w:cs="Aptos"/>
           <w:color w:val="000000"/>
           <w:sz w:val="24"/>
           <w:szCs w:val="24"/>
@@ -153,7 +112,6 @@
       </w:r>
       <w:r>
         <w:rPr>
-          <w:rFonts w:ascii="Aptos" w:hAnsi="Aptos" w:eastAsia="Aptos" w:cs="Aptos"/>
           <w:color w:val="000000"/>
           <w:sz w:val="24"/>
           <w:szCs w:val="24"/>
@@ -162,7 +120,6 @@
       </w:r>
       <w:r>
         <w:rPr>
-          <w:rFonts w:ascii="Aptos" w:hAnsi="Aptos" w:eastAsia="Aptos" w:cs="Aptos"/>
           <w:color w:val="000000"/>
           <w:sz w:val="24"/>
           <w:szCs w:val="24"/>
@@ -171,7 +128,6 @@
       </w:r>
       <w:r>
         <w:rPr>
-          <w:rFonts w:ascii="Aptos" w:hAnsi="Aptos" w:eastAsia="Aptos" w:cs="Aptos"/>
           <w:color w:val="000000"/>
           <w:sz w:val="24"/>
           <w:szCs w:val="24"/>
@@ -180,7 +136,6 @@
       </w:r>
       <w:r>
         <w:rPr>
-          <w:rFonts w:ascii="Aptos" w:hAnsi="Aptos" w:eastAsia="Aptos" w:cs="Aptos"/>
           <w:color w:val="000000"/>
           <w:sz w:val="24"/>
           <w:szCs w:val="24"/>
@@ -189,7 +144,6 @@
       </w:r>
       <w:r>
         <w:rPr>
-          <w:rFonts w:ascii="Aptos" w:hAnsi="Aptos" w:eastAsia="Aptos" w:cs="Aptos"/>
           <w:color w:val="000000"/>
           <w:sz w:val="24"/>
           <w:szCs w:val="24"/>
@@ -198,7 +152,6 @@
       </w:r>
       <w:r>
         <w:rPr>
-          <w:rFonts w:ascii="Aptos" w:hAnsi="Aptos" w:eastAsia="Aptos" w:cs="Aptos"/>
           <w:color w:val="000000"/>
           <w:sz w:val="24"/>
           <w:szCs w:val="24"/>
@@ -207,7 +160,6 @@
       </w:r>
       <w:r>
         <w:rPr>
-          <w:rFonts w:ascii="Aptos" w:hAnsi="Aptos" w:eastAsia="Aptos" w:cs="Aptos"/>
           <w:color w:val="000000"/>
           <w:sz w:val="24"/>
           <w:szCs w:val="24"/>
@@ -216,7 +168,6 @@
       </w:r>
       <w:r>
         <w:rPr>
-          <w:rFonts w:ascii="Aptos" w:hAnsi="Aptos" w:eastAsia="Aptos" w:cs="Aptos"/>
           <w:color w:val="000000"/>
           <w:sz w:val="24"/>
           <w:szCs w:val="24"/>
@@ -225,7 +176,6 @@
       </w:r>
       <w:r>
         <w:rPr>
-          <w:rFonts w:ascii="Aptos" w:hAnsi="Aptos" w:eastAsia="Aptos" w:cs="Aptos"/>
           <w:color w:val="000000"/>
           <w:sz w:val="24"/>
           <w:szCs w:val="24"/>
@@ -234,7 +184,6 @@
       </w:r>
       <w:r>
         <w:rPr>
-          <w:rFonts w:ascii="Aptos" w:hAnsi="Aptos" w:eastAsia="Aptos" w:cs="Aptos"/>
           <w:color w:val="000000"/>
           <w:sz w:val="24"/>
           <w:szCs w:val="24"/>
@@ -243,7 +192,6 @@
       </w:r>
       <w:r>
         <w:rPr>
-          <w:rFonts w:ascii="Aptos" w:hAnsi="Aptos" w:eastAsia="Aptos" w:cs="Aptos"/>
           <w:color w:val="000000"/>
           <w:sz w:val="24"/>
           <w:szCs w:val="24"/>
@@ -252,7 +200,6 @@
       </w:r>
       <w:r>
         <w:rPr>
-          <w:rFonts w:ascii="Aptos" w:hAnsi="Aptos" w:eastAsia="Aptos" w:cs="Aptos"/>
           <w:color w:val="000000"/>
           <w:sz w:val="24"/>
           <w:szCs w:val="24"/>
@@ -261,7 +208,6 @@
       </w:r>
       <w:r>
         <w:rPr>
-          <w:rFonts w:ascii="Aptos" w:hAnsi="Aptos" w:eastAsia="Aptos" w:cs="Aptos"/>
           <w:color w:val="000000"/>
           <w:sz w:val="24"/>
           <w:szCs w:val="24"/>
@@ -270,7 +216,6 @@
       </w:r>
       <w:r>
         <w:rPr>
-          <w:rFonts w:ascii="Aptos" w:hAnsi="Aptos" w:eastAsia="Aptos" w:cs="Aptos"/>
           <w:color w:val="000000"/>
           <w:sz w:val="24"/>
           <w:szCs w:val="24"/>
@@ -290,12 +235,10 @@
       </w:pPr>
       <w:r>
         <w:rPr>
-          <w:rFonts w:ascii="Aptos" w:eastAsia="Aptos" w:hAnsi="Aptos" w:cs="Aptos"/>
           <w:color w:val="000000"/>
           <w:sz w:val="24"/>
           <w:szCs w:val="24"/>
         </w:rPr>
-        <w:lastRenderedPageBreak/>
         <w:t>Sample Simulation Schedule</w:t>
       </w:r>
     </w:p>
@@ -311,7 +254,6 @@
       </w:pPr>
       <w:r>
         <w:rPr>
-          <w:rFonts w:ascii="Aptos" w:hAnsi="Aptos" w:eastAsia="Aptos" w:cs="Aptos"/>
           <w:color w:val="000000"/>
           <w:sz w:val="24"/>
           <w:szCs w:val="24"/>
@@ -320,7 +262,6 @@
       </w:r>
       <w:r>
         <w:rPr>
-          <w:rFonts w:ascii="Aptos" w:hAnsi="Aptos" w:eastAsia="Aptos" w:cs="Aptos"/>
           <w:color w:val="000000"/>
           <w:sz w:val="24"/>
           <w:szCs w:val="24"/>
@@ -329,7 +270,6 @@
       </w:r>
       <w:r>
         <w:rPr>
-          <w:rFonts w:ascii="Aptos" w:hAnsi="Aptos" w:eastAsia="Aptos" w:cs="Aptos"/>
           <w:color w:val="000000"/>
           <w:sz w:val="24"/>
           <w:szCs w:val="24"/>
@@ -338,7 +278,6 @@
       </w:r>
       <w:r>
         <w:rPr>
-          <w:rFonts w:ascii="Aptos" w:hAnsi="Aptos" w:eastAsia="Aptos" w:cs="Aptos"/>
           <w:color w:val="000000"/>
           <w:sz w:val="24"/>
           <w:szCs w:val="24"/>
@@ -347,7 +286,6 @@
       </w:r>
       <w:r>
         <w:rPr>
-          <w:rFonts w:ascii="Aptos" w:hAnsi="Aptos" w:eastAsia="Aptos" w:cs="Aptos"/>
           <w:color w:val="000000"/>
           <w:sz w:val="24"/>
           <w:szCs w:val="24"/>
@@ -393,7 +331,6 @@
             </w:pPr>
             <w:r>
               <w:rPr>
-                <w:rFonts w:ascii="Aptos" w:eastAsia="Aptos" w:hAnsi="Aptos" w:cs="Aptos"/>
                 <w:b/>
                 <w:bCs/>
                 <w:color w:val="FFFFFF" w:themeColor="background1"/>
@@ -425,7 +362,6 @@
             </w:pPr>
             <w:r>
               <w:rPr>
-                <w:rFonts w:ascii="Aptos" w:eastAsia="Aptos" w:hAnsi="Aptos" w:cs="Aptos"/>
                 <w:b/>
                 <w:bCs/>
                 <w:color w:val="FFFFFF" w:themeColor="background1"/>
@@ -457,7 +393,6 @@
             </w:pPr>
             <w:r>
               <w:rPr>
-                <w:rFonts w:ascii="Aptos" w:eastAsia="Aptos" w:hAnsi="Aptos" w:cs="Aptos"/>
                 <w:b/>
                 <w:bCs/>
                 <w:color w:val="FFFFFF" w:themeColor="background1"/>
@@ -489,7 +424,6 @@
             </w:pPr>
             <w:r>
               <w:rPr>
-                <w:rFonts w:ascii="Aptos" w:eastAsia="Aptos" w:hAnsi="Aptos" w:cs="Aptos"/>
                 <w:b/>
                 <w:bCs/>
                 <w:color w:val="FFFFFF" w:themeColor="background1"/>
@@ -521,7 +455,6 @@
             </w:pPr>
             <w:r>
               <w:rPr>
-                <w:rFonts w:ascii="Aptos" w:eastAsia="Aptos" w:hAnsi="Aptos" w:cs="Aptos"/>
                 <w:b/>
                 <w:bCs/>
                 <w:color w:val="FFFFFF" w:themeColor="background1"/>
@@ -554,7 +487,6 @@
             </w:pPr>
             <w:r>
               <w:rPr>
-                <w:rFonts w:ascii="Aptos" w:eastAsia="Aptos" w:hAnsi="Aptos" w:cs="Aptos"/>
                 <w:color w:val="000000"/>
                 <w:sz w:val="24"/>
                 <w:szCs w:val="24"/>
@@ -563,7 +495,6 @@
             </w:r>
             <w:r>
               <w:rPr>
-                <w:rFonts w:ascii="Aptos" w:eastAsia="Aptos" w:hAnsi="Aptos" w:cs="Aptos"/>
                 <w:color w:val="000000"/>
                 <w:sz w:val="24"/>
                 <w:szCs w:val="24"/>
@@ -572,7 +503,6 @@
             </w:r>
             <w:r>
               <w:rPr>
-                <w:rFonts w:ascii="Aptos" w:eastAsia="Aptos" w:hAnsi="Aptos" w:cs="Aptos"/>
                 <w:color w:val="000000"/>
                 <w:sz w:val="24"/>
                 <w:szCs w:val="24"/>
@@ -581,7 +511,6 @@
             </w:r>
             <w:r>
               <w:rPr>
-                <w:rFonts w:ascii="Aptos" w:eastAsia="Aptos" w:hAnsi="Aptos" w:cs="Aptos"/>
                 <w:color w:val="000000"/>
                 <w:sz w:val="24"/>
                 <w:szCs w:val="24"/>
@@ -590,7 +519,6 @@
             </w:r>
             <w:r>
               <w:rPr>
-                <w:rFonts w:ascii="Aptos" w:eastAsia="Aptos" w:hAnsi="Aptos" w:cs="Aptos"/>
                 <w:color w:val="000000"/>
                 <w:sz w:val="24"/>
                 <w:szCs w:val="24"/>
@@ -616,7 +544,6 @@
             </w:pPr>
             <w:r>
               <w:rPr>
-                <w:rFonts w:ascii="Aptos" w:eastAsia="Aptos" w:hAnsi="Aptos" w:cs="Aptos"/>
                 <w:color w:val="000000"/>
                 <w:sz w:val="24"/>
                 <w:szCs w:val="24"/>
@@ -625,7 +552,6 @@
             </w:r>
             <w:r>
               <w:rPr>
-                <w:rFonts w:ascii="Aptos" w:eastAsia="Aptos" w:hAnsi="Aptos" w:cs="Aptos"/>
                 <w:color w:val="000000"/>
                 <w:sz w:val="24"/>
                 <w:szCs w:val="24"/>
@@ -651,7 +577,6 @@
             </w:pPr>
             <w:r>
               <w:rPr>
-                <w:rFonts w:ascii="Aptos" w:eastAsia="Aptos" w:hAnsi="Aptos" w:cs="Aptos"/>
                 <w:color w:val="000000"/>
                 <w:sz w:val="24"/>
                 <w:szCs w:val="24"/>
@@ -660,7 +585,6 @@
             </w:r>
             <w:r>
               <w:rPr>
-                <w:rFonts w:ascii="Aptos" w:eastAsia="Aptos" w:hAnsi="Aptos" w:cs="Aptos"/>
                 <w:color w:val="000000"/>
                 <w:sz w:val="24"/>
                 <w:szCs w:val="24"/>
@@ -686,7 +610,6 @@
             </w:pPr>
             <w:r>
               <w:rPr>
-                <w:rFonts w:ascii="Aptos" w:eastAsia="Aptos" w:hAnsi="Aptos" w:cs="Aptos"/>
                 <w:color w:val="000000"/>
                 <w:sz w:val="24"/>
                 <w:szCs w:val="24"/>
@@ -695,7 +618,6 @@
             </w:r>
             <w:r>
               <w:rPr>
-                <w:rFonts w:ascii="Aptos" w:eastAsia="Aptos" w:hAnsi="Aptos" w:cs="Aptos"/>
                 <w:color w:val="000000"/>
                 <w:sz w:val="24"/>
                 <w:szCs w:val="24"/>
@@ -721,7 +643,6 @@
             </w:pPr>
             <w:r>
               <w:rPr>
-                <w:rFonts w:ascii="Aptos" w:eastAsia="Aptos" w:hAnsi="Aptos" w:cs="Aptos"/>
                 <w:color w:val="000000"/>
                 <w:sz w:val="24"/>
                 <w:szCs w:val="24"/>
@@ -730,7 +651,6 @@
             </w:r>
             <w:r>
               <w:rPr>
-                <w:rFonts w:ascii="Aptos" w:eastAsia="Aptos" w:hAnsi="Aptos" w:cs="Aptos"/>
                 <w:color w:val="000000"/>
                 <w:sz w:val="24"/>
                 <w:szCs w:val="24"/>
@@ -761,7 +681,6 @@
             </w:pPr>
             <w:r>
               <w:rPr>
-                <w:rFonts w:ascii="Aptos" w:eastAsia="Aptos" w:hAnsi="Aptos" w:cs="Aptos"/>
                 <w:color w:val="000000"/>
                 <w:sz w:val="24"/>
                 <w:szCs w:val="24"/>
@@ -770,7 +689,6 @@
             </w:r>
             <w:r>
               <w:rPr>
-                <w:rFonts w:ascii="Aptos" w:eastAsia="Aptos" w:hAnsi="Aptos" w:cs="Aptos"/>
                 <w:color w:val="000000"/>
                 <w:sz w:val="24"/>
                 <w:szCs w:val="24"/>
@@ -779,7 +697,6 @@
             </w:r>
             <w:r>
               <w:rPr>
-                <w:rFonts w:ascii="Aptos" w:eastAsia="Aptos" w:hAnsi="Aptos" w:cs="Aptos"/>
                 <w:color w:val="000000"/>
                 <w:sz w:val="24"/>
                 <w:szCs w:val="24"/>
@@ -788,7 +705,6 @@
             </w:r>
             <w:r>
               <w:rPr>
-                <w:rFonts w:ascii="Aptos" w:eastAsia="Aptos" w:hAnsi="Aptos" w:cs="Aptos"/>
                 <w:color w:val="000000"/>
                 <w:sz w:val="24"/>
                 <w:szCs w:val="24"/>
@@ -797,7 +713,6 @@
             </w:r>
             <w:r>
               <w:rPr>
-                <w:rFonts w:ascii="Aptos" w:eastAsia="Aptos" w:hAnsi="Aptos" w:cs="Aptos"/>
                 <w:color w:val="000000"/>
                 <w:sz w:val="24"/>
                 <w:szCs w:val="24"/>
@@ -823,7 +738,6 @@
             </w:pPr>
             <w:r>
               <w:rPr>
-                <w:rFonts w:ascii="Aptos" w:eastAsia="Aptos" w:hAnsi="Aptos" w:cs="Aptos"/>
                 <w:color w:val="000000"/>
                 <w:sz w:val="24"/>
                 <w:szCs w:val="24"/>
@@ -832,7 +746,6 @@
             </w:r>
             <w:r>
               <w:rPr>
-                <w:rFonts w:ascii="Aptos" w:eastAsia="Aptos" w:hAnsi="Aptos" w:cs="Aptos"/>
                 <w:color w:val="000000"/>
                 <w:sz w:val="24"/>
                 <w:szCs w:val="24"/>
@@ -858,7 +771,6 @@
             </w:pPr>
             <w:r>
               <w:rPr>
-                <w:rFonts w:ascii="Aptos" w:eastAsia="Aptos" w:hAnsi="Aptos" w:cs="Aptos"/>
                 <w:color w:val="000000"/>
                 <w:sz w:val="24"/>
                 <w:szCs w:val="24"/>
@@ -867,7 +779,6 @@
             </w:r>
             <w:r>
               <w:rPr>
-                <w:rFonts w:ascii="Aptos" w:eastAsia="Aptos" w:hAnsi="Aptos" w:cs="Aptos"/>
                 <w:color w:val="000000"/>
                 <w:sz w:val="24"/>
                 <w:szCs w:val="24"/>
@@ -893,7 +804,6 @@
             </w:pPr>
             <w:r>
               <w:rPr>
-                <w:rFonts w:ascii="Aptos" w:eastAsia="Aptos" w:hAnsi="Aptos" w:cs="Aptos"/>
                 <w:color w:val="000000"/>
                 <w:sz w:val="24"/>
                 <w:szCs w:val="24"/>
@@ -902,7 +812,6 @@
             </w:r>
             <w:r>
               <w:rPr>
-                <w:rFonts w:ascii="Aptos" w:eastAsia="Aptos" w:hAnsi="Aptos" w:cs="Aptos"/>
                 <w:color w:val="000000"/>
                 <w:sz w:val="24"/>
                 <w:szCs w:val="24"/>
@@ -928,7 +837,6 @@
             </w:pPr>
             <w:r>
               <w:rPr>
-                <w:rFonts w:ascii="Aptos" w:eastAsia="Aptos" w:hAnsi="Aptos" w:cs="Aptos"/>
                 <w:color w:val="000000"/>
                 <w:sz w:val="24"/>
                 <w:szCs w:val="24"/>
@@ -937,7 +845,6 @@
             </w:r>
             <w:r>
               <w:rPr>
-                <w:rFonts w:ascii="Aptos" w:eastAsia="Aptos" w:hAnsi="Aptos" w:cs="Aptos"/>
                 <w:color w:val="000000"/>
                 <w:sz w:val="24"/>
                 <w:szCs w:val="24"/>
@@ -968,7 +875,6 @@
             </w:pPr>
             <w:r>
               <w:rPr>
-                <w:rFonts w:ascii="Aptos" w:eastAsia="Aptos" w:hAnsi="Aptos" w:cs="Aptos"/>
                 <w:color w:val="000000"/>
                 <w:sz w:val="24"/>
                 <w:szCs w:val="24"/>
@@ -977,7 +883,6 @@
             </w:r>
             <w:r>
               <w:rPr>
-                <w:rFonts w:ascii="Aptos" w:eastAsia="Aptos" w:hAnsi="Aptos" w:cs="Aptos"/>
                 <w:color w:val="000000"/>
                 <w:sz w:val="24"/>
                 <w:szCs w:val="24"/>
@@ -986,7 +891,6 @@
             </w:r>
             <w:r>
               <w:rPr>
-                <w:rFonts w:ascii="Aptos" w:eastAsia="Aptos" w:hAnsi="Aptos" w:cs="Aptos"/>
                 <w:color w:val="000000"/>
                 <w:sz w:val="24"/>
                 <w:szCs w:val="24"/>
@@ -995,7 +899,6 @@
             </w:r>
             <w:r>
               <w:rPr>
-                <w:rFonts w:ascii="Aptos" w:eastAsia="Aptos" w:hAnsi="Aptos" w:cs="Aptos"/>
                 <w:color w:val="000000"/>
                 <w:sz w:val="24"/>
                 <w:szCs w:val="24"/>
@@ -1004,7 +907,6 @@
             </w:r>
             <w:r>
               <w:rPr>
-                <w:rFonts w:ascii="Aptos" w:eastAsia="Aptos" w:hAnsi="Aptos" w:cs="Aptos"/>
                 <w:color w:val="000000"/>
                 <w:sz w:val="24"/>
                 <w:szCs w:val="24"/>
@@ -1030,7 +932,6 @@
             </w:pPr>
             <w:r>
               <w:rPr>
-                <w:rFonts w:ascii="Aptos" w:eastAsia="Aptos" w:hAnsi="Aptos" w:cs="Aptos"/>
                 <w:color w:val="000000"/>
                 <w:sz w:val="24"/>
                 <w:szCs w:val="24"/>
@@ -1039,7 +940,6 @@
             </w:r>
             <w:r>
               <w:rPr>
-                <w:rFonts w:ascii="Aptos" w:eastAsia="Aptos" w:hAnsi="Aptos" w:cs="Aptos"/>
                 <w:color w:val="000000"/>
                 <w:sz w:val="24"/>
                 <w:szCs w:val="24"/>
@@ -1065,7 +965,6 @@
             </w:pPr>
             <w:r>
               <w:rPr>
-                <w:rFonts w:ascii="Aptos" w:eastAsia="Aptos" w:hAnsi="Aptos" w:cs="Aptos"/>
                 <w:color w:val="000000"/>
                 <w:sz w:val="24"/>
                 <w:szCs w:val="24"/>
@@ -1074,7 +973,6 @@
             </w:r>
             <w:r>
               <w:rPr>
-                <w:rFonts w:ascii="Aptos" w:eastAsia="Aptos" w:hAnsi="Aptos" w:cs="Aptos"/>
                 <w:color w:val="000000"/>
                 <w:sz w:val="24"/>
                 <w:szCs w:val="24"/>
@@ -1100,7 +998,6 @@
             </w:pPr>
             <w:r>
               <w:rPr>
-                <w:rFonts w:ascii="Aptos" w:eastAsia="Aptos" w:hAnsi="Aptos" w:cs="Aptos"/>
                 <w:color w:val="000000"/>
                 <w:sz w:val="24"/>
                 <w:szCs w:val="24"/>
@@ -1109,7 +1006,6 @@
             </w:r>
             <w:r>
               <w:rPr>
-                <w:rFonts w:ascii="Aptos" w:eastAsia="Aptos" w:hAnsi="Aptos" w:cs="Aptos"/>
                 <w:color w:val="000000"/>
                 <w:sz w:val="24"/>
                 <w:szCs w:val="24"/>
@@ -1135,7 +1031,6 @@
             </w:pPr>
             <w:r>
               <w:rPr>
-                <w:rFonts w:ascii="Aptos" w:eastAsia="Aptos" w:hAnsi="Aptos" w:cs="Aptos"/>
                 <w:color w:val="000000"/>
                 <w:sz w:val="24"/>
                 <w:szCs w:val="24"/>
@@ -1144,7 +1039,6 @@
             </w:r>
             <w:r>
               <w:rPr>
-                <w:rFonts w:ascii="Aptos" w:eastAsia="Aptos" w:hAnsi="Aptos" w:cs="Aptos"/>
                 <w:color w:val="000000"/>
                 <w:sz w:val="24"/>
                 <w:szCs w:val="24"/>
@@ -1175,7 +1069,6 @@
             </w:pPr>
             <w:r>
               <w:rPr>
-                <w:rFonts w:ascii="Aptos" w:eastAsia="Aptos" w:hAnsi="Aptos" w:cs="Aptos"/>
                 <w:color w:val="000000"/>
                 <w:sz w:val="24"/>
                 <w:szCs w:val="24"/>
@@ -1184,7 +1077,6 @@
             </w:r>
             <w:r>
               <w:rPr>
-                <w:rFonts w:ascii="Aptos" w:eastAsia="Aptos" w:hAnsi="Aptos" w:cs="Aptos"/>
                 <w:color w:val="000000"/>
                 <w:sz w:val="24"/>
                 <w:szCs w:val="24"/>
@@ -1193,7 +1085,6 @@
             </w:r>
             <w:r>
               <w:rPr>
-                <w:rFonts w:ascii="Aptos" w:eastAsia="Aptos" w:hAnsi="Aptos" w:cs="Aptos"/>
                 <w:color w:val="000000"/>
                 <w:sz w:val="24"/>
                 <w:szCs w:val="24"/>
@@ -1202,7 +1093,6 @@
             </w:r>
             <w:r>
               <w:rPr>
-                <w:rFonts w:ascii="Aptos" w:eastAsia="Aptos" w:hAnsi="Aptos" w:cs="Aptos"/>
                 <w:color w:val="000000"/>
                 <w:sz w:val="24"/>
                 <w:szCs w:val="24"/>
@@ -1211,7 +1101,6 @@
             </w:r>
             <w:r>
               <w:rPr>
-                <w:rFonts w:ascii="Aptos" w:eastAsia="Aptos" w:hAnsi="Aptos" w:cs="Aptos"/>
                 <w:color w:val="000000"/>
                 <w:sz w:val="24"/>
                 <w:szCs w:val="24"/>
@@ -1237,7 +1126,6 @@
             </w:pPr>
             <w:r>
               <w:rPr>
-                <w:rFonts w:ascii="Aptos" w:eastAsia="Aptos" w:hAnsi="Aptos" w:cs="Aptos"/>
                 <w:color w:val="000000"/>
                 <w:sz w:val="24"/>
                 <w:szCs w:val="24"/>
@@ -1246,7 +1134,6 @@
             </w:r>
             <w:r>
               <w:rPr>
-                <w:rFonts w:ascii="Aptos" w:eastAsia="Aptos" w:hAnsi="Aptos" w:cs="Aptos"/>
                 <w:color w:val="000000"/>
                 <w:sz w:val="24"/>
                 <w:szCs w:val="24"/>
@@ -1272,7 +1159,6 @@
             </w:pPr>
             <w:r>
               <w:rPr>
-                <w:rFonts w:ascii="Aptos" w:eastAsia="Aptos" w:hAnsi="Aptos" w:cs="Aptos"/>
                 <w:color w:val="000000"/>
                 <w:sz w:val="24"/>
                 <w:szCs w:val="24"/>
@@ -1281,7 +1167,6 @@
             </w:r>
             <w:r>
               <w:rPr>
-                <w:rFonts w:ascii="Aptos" w:eastAsia="Aptos" w:hAnsi="Aptos" w:cs="Aptos"/>
                 <w:color w:val="000000"/>
                 <w:sz w:val="24"/>
                 <w:szCs w:val="24"/>
@@ -1307,7 +1192,6 @@
             </w:pPr>
             <w:r>
               <w:rPr>
-                <w:rFonts w:ascii="Aptos" w:eastAsia="Aptos" w:hAnsi="Aptos" w:cs="Aptos"/>
                 <w:color w:val="000000"/>
                 <w:sz w:val="24"/>
                 <w:szCs w:val="24"/>
@@ -1316,7 +1200,6 @@
             </w:r>
             <w:r>
               <w:rPr>
-                <w:rFonts w:ascii="Aptos" w:eastAsia="Aptos" w:hAnsi="Aptos" w:cs="Aptos"/>
                 <w:color w:val="000000"/>
                 <w:sz w:val="24"/>
                 <w:szCs w:val="24"/>
@@ -1342,7 +1225,6 @@
             </w:pPr>
             <w:r>
               <w:rPr>
-                <w:rFonts w:ascii="Aptos" w:eastAsia="Aptos" w:hAnsi="Aptos" w:cs="Aptos"/>
                 <w:color w:val="000000"/>
                 <w:sz w:val="24"/>
                 <w:szCs w:val="24"/>
@@ -1351,7 +1233,6 @@
             </w:r>
             <w:r>
               <w:rPr>
-                <w:rFonts w:ascii="Aptos" w:eastAsia="Aptos" w:hAnsi="Aptos" w:cs="Aptos"/>
                 <w:color w:val="000000"/>
                 <w:sz w:val="24"/>
                 <w:szCs w:val="24"/>
@@ -1382,7 +1263,6 @@
             </w:pPr>
             <w:r>
               <w:rPr>
-                <w:rFonts w:ascii="Aptos" w:eastAsia="Aptos" w:hAnsi="Aptos" w:cs="Aptos"/>
                 <w:color w:val="000000"/>
                 <w:sz w:val="24"/>
                 <w:szCs w:val="24"/>
@@ -1391,7 +1271,6 @@
             </w:r>
             <w:r>
               <w:rPr>
-                <w:rFonts w:ascii="Aptos" w:eastAsia="Aptos" w:hAnsi="Aptos" w:cs="Aptos"/>
                 <w:color w:val="000000"/>
                 <w:sz w:val="24"/>
                 <w:szCs w:val="24"/>
@@ -1400,7 +1279,6 @@
             </w:r>
             <w:r>
               <w:rPr>
-                <w:rFonts w:ascii="Aptos" w:eastAsia="Aptos" w:hAnsi="Aptos" w:cs="Aptos"/>
                 <w:color w:val="000000"/>
                 <w:sz w:val="24"/>
                 <w:szCs w:val="24"/>
@@ -1409,7 +1287,6 @@
             </w:r>
             <w:r>
               <w:rPr>
-                <w:rFonts w:ascii="Aptos" w:eastAsia="Aptos" w:hAnsi="Aptos" w:cs="Aptos"/>
                 <w:color w:val="000000"/>
                 <w:sz w:val="24"/>
                 <w:szCs w:val="24"/>
@@ -1418,7 +1295,6 @@
             </w:r>
             <w:r>
               <w:rPr>
-                <w:rFonts w:ascii="Aptos" w:eastAsia="Aptos" w:hAnsi="Aptos" w:cs="Aptos"/>
                 <w:color w:val="000000"/>
                 <w:sz w:val="24"/>
                 <w:szCs w:val="24"/>
@@ -1444,7 +1320,6 @@
             </w:pPr>
             <w:r>
               <w:rPr>
-                <w:rFonts w:ascii="Aptos" w:eastAsia="Aptos" w:hAnsi="Aptos" w:cs="Aptos"/>
                 <w:color w:val="000000"/>
                 <w:sz w:val="24"/>
                 <w:szCs w:val="24"/>
@@ -1453,7 +1328,6 @@
             </w:r>
             <w:r>
               <w:rPr>
-                <w:rFonts w:ascii="Aptos" w:eastAsia="Aptos" w:hAnsi="Aptos" w:cs="Aptos"/>
                 <w:color w:val="000000"/>
                 <w:sz w:val="24"/>
                 <w:szCs w:val="24"/>
@@ -1479,7 +1353,6 @@
             </w:pPr>
             <w:r>
               <w:rPr>
-                <w:rFonts w:ascii="Aptos" w:eastAsia="Aptos" w:hAnsi="Aptos" w:cs="Aptos"/>
                 <w:color w:val="000000"/>
                 <w:sz w:val="24"/>
                 <w:szCs w:val="24"/>
@@ -1488,7 +1361,6 @@
             </w:r>
             <w:r>
               <w:rPr>
-                <w:rFonts w:ascii="Aptos" w:eastAsia="Aptos" w:hAnsi="Aptos" w:cs="Aptos"/>
                 <w:color w:val="000000"/>
                 <w:sz w:val="24"/>
                 <w:szCs w:val="24"/>
@@ -1514,7 +1386,6 @@
             </w:pPr>
             <w:r>
               <w:rPr>
-                <w:rFonts w:ascii="Aptos" w:eastAsia="Aptos" w:hAnsi="Aptos" w:cs="Aptos"/>
                 <w:color w:val="000000"/>
                 <w:sz w:val="24"/>
                 <w:szCs w:val="24"/>
@@ -1523,7 +1394,6 @@
             </w:r>
             <w:r>
               <w:rPr>
-                <w:rFonts w:ascii="Aptos" w:eastAsia="Aptos" w:hAnsi="Aptos" w:cs="Aptos"/>
                 <w:color w:val="000000"/>
                 <w:sz w:val="24"/>
                 <w:szCs w:val="24"/>
@@ -1549,7 +1419,6 @@
             </w:pPr>
             <w:r>
               <w:rPr>
-                <w:rFonts w:ascii="Aptos" w:eastAsia="Aptos" w:hAnsi="Aptos" w:cs="Aptos"/>
                 <w:color w:val="000000"/>
                 <w:sz w:val="24"/>
                 <w:szCs w:val="24"/>
@@ -1558,7 +1427,6 @@
             </w:r>
             <w:r>
               <w:rPr>
-                <w:rFonts w:ascii="Aptos" w:eastAsia="Aptos" w:hAnsi="Aptos" w:cs="Aptos"/>
                 <w:color w:val="000000"/>
                 <w:sz w:val="24"/>
                 <w:szCs w:val="24"/>
@@ -1589,7 +1457,6 @@
             </w:pPr>
             <w:r>
               <w:rPr>
-                <w:rFonts w:ascii="Aptos" w:eastAsia="Aptos" w:hAnsi="Aptos" w:cs="Aptos"/>
                 <w:color w:val="000000"/>
                 <w:sz w:val="24"/>
                 <w:szCs w:val="24"/>
@@ -1598,7 +1465,6 @@
             </w:r>
             <w:r>
               <w:rPr>
-                <w:rFonts w:ascii="Aptos" w:eastAsia="Aptos" w:hAnsi="Aptos" w:cs="Aptos"/>
                 <w:color w:val="000000"/>
                 <w:sz w:val="24"/>
                 <w:szCs w:val="24"/>
@@ -1607,7 +1473,6 @@
             </w:r>
             <w:r>
               <w:rPr>
-                <w:rFonts w:ascii="Aptos" w:eastAsia="Aptos" w:hAnsi="Aptos" w:cs="Aptos"/>
                 <w:color w:val="000000"/>
                 <w:sz w:val="24"/>
                 <w:szCs w:val="24"/>
@@ -1616,7 +1481,6 @@
             </w:r>
             <w:r>
               <w:rPr>
-                <w:rFonts w:ascii="Aptos" w:eastAsia="Aptos" w:hAnsi="Aptos" w:cs="Aptos"/>
                 <w:color w:val="000000"/>
                 <w:sz w:val="24"/>
                 <w:szCs w:val="24"/>
@@ -1625,7 +1489,6 @@
             </w:r>
             <w:r>
               <w:rPr>
-                <w:rFonts w:ascii="Aptos" w:eastAsia="Aptos" w:hAnsi="Aptos" w:cs="Aptos"/>
                 <w:color w:val="000000"/>
                 <w:sz w:val="24"/>
                 <w:szCs w:val="24"/>
@@ -1651,7 +1514,6 @@
             </w:pPr>
             <w:r>
               <w:rPr>
-                <w:rFonts w:ascii="Aptos" w:eastAsia="Aptos" w:hAnsi="Aptos" w:cs="Aptos"/>
                 <w:color w:val="000000"/>
                 <w:sz w:val="24"/>
                 <w:szCs w:val="24"/>
@@ -1660,7 +1522,6 @@
             </w:r>
             <w:r>
               <w:rPr>
-                <w:rFonts w:ascii="Aptos" w:eastAsia="Aptos" w:hAnsi="Aptos" w:cs="Aptos"/>
                 <w:color w:val="000000"/>
                 <w:sz w:val="24"/>
                 <w:szCs w:val="24"/>
@@ -1686,7 +1547,6 @@
             </w:pPr>
             <w:r>
               <w:rPr>
-                <w:rFonts w:ascii="Aptos" w:eastAsia="Aptos" w:hAnsi="Aptos" w:cs="Aptos"/>
                 <w:color w:val="000000"/>
                 <w:sz w:val="24"/>
                 <w:szCs w:val="24"/>
@@ -1695,7 +1555,6 @@
             </w:r>
             <w:r>
               <w:rPr>
-                <w:rFonts w:ascii="Aptos" w:eastAsia="Aptos" w:hAnsi="Aptos" w:cs="Aptos"/>
                 <w:color w:val="000000"/>
                 <w:sz w:val="24"/>
                 <w:szCs w:val="24"/>
@@ -1721,7 +1580,6 @@
             </w:pPr>
             <w:r>
               <w:rPr>
-                <w:rFonts w:ascii="Aptos" w:eastAsia="Aptos" w:hAnsi="Aptos" w:cs="Aptos"/>
                 <w:color w:val="000000"/>
                 <w:sz w:val="24"/>
                 <w:szCs w:val="24"/>
@@ -1730,7 +1588,6 @@
             </w:r>
             <w:r>
               <w:rPr>
-                <w:rFonts w:ascii="Aptos" w:eastAsia="Aptos" w:hAnsi="Aptos" w:cs="Aptos"/>
                 <w:color w:val="000000"/>
                 <w:sz w:val="24"/>
                 <w:szCs w:val="24"/>
@@ -1756,7 +1613,6 @@
             </w:pPr>
             <w:r>
               <w:rPr>
-                <w:rFonts w:ascii="Aptos" w:eastAsia="Aptos" w:hAnsi="Aptos" w:cs="Aptos"/>
                 <w:color w:val="000000"/>
                 <w:sz w:val="24"/>
                 <w:szCs w:val="24"/>
@@ -1765,7 +1621,6 @@
             </w:r>
             <w:r>
               <w:rPr>
-                <w:rFonts w:ascii="Aptos" w:eastAsia="Aptos" w:hAnsi="Aptos" w:cs="Aptos"/>
                 <w:color w:val="000000"/>
                 <w:sz w:val="24"/>
                 <w:szCs w:val="24"/>
@@ -1796,7 +1651,6 @@
             </w:pPr>
             <w:r>
               <w:rPr>
-                <w:rFonts w:ascii="Aptos" w:eastAsia="Aptos" w:hAnsi="Aptos" w:cs="Aptos"/>
                 <w:color w:val="000000"/>
                 <w:sz w:val="24"/>
                 <w:szCs w:val="24"/>
@@ -1805,7 +1659,6 @@
             </w:r>
             <w:r>
               <w:rPr>
-                <w:rFonts w:ascii="Aptos" w:eastAsia="Aptos" w:hAnsi="Aptos" w:cs="Aptos"/>
                 <w:color w:val="000000"/>
                 <w:sz w:val="24"/>
                 <w:szCs w:val="24"/>
@@ -1814,7 +1667,6 @@
             </w:r>
             <w:r>
               <w:rPr>
-                <w:rFonts w:ascii="Aptos" w:eastAsia="Aptos" w:hAnsi="Aptos" w:cs="Aptos"/>
                 <w:color w:val="000000"/>
                 <w:sz w:val="24"/>
                 <w:szCs w:val="24"/>
@@ -1823,7 +1675,6 @@
             </w:r>
             <w:r>
               <w:rPr>
-                <w:rFonts w:ascii="Aptos" w:eastAsia="Aptos" w:hAnsi="Aptos" w:cs="Aptos"/>
                 <w:color w:val="000000"/>
                 <w:sz w:val="24"/>
                 <w:szCs w:val="24"/>
@@ -1832,7 +1683,6 @@
             </w:r>
             <w:r>
               <w:rPr>
-                <w:rFonts w:ascii="Aptos" w:eastAsia="Aptos" w:hAnsi="Aptos" w:cs="Aptos"/>
                 <w:color w:val="000000"/>
                 <w:sz w:val="24"/>
                 <w:szCs w:val="24"/>
@@ -1858,7 +1708,6 @@
             </w:pPr>
             <w:r>
               <w:rPr>
-                <w:rFonts w:ascii="Aptos" w:eastAsia="Aptos" w:hAnsi="Aptos" w:cs="Aptos"/>
                 <w:color w:val="000000"/>
                 <w:sz w:val="24"/>
                 <w:szCs w:val="24"/>
@@ -1867,7 +1716,6 @@
             </w:r>
             <w:r>
               <w:rPr>
-                <w:rFonts w:ascii="Aptos" w:eastAsia="Aptos" w:hAnsi="Aptos" w:cs="Aptos"/>
                 <w:color w:val="000000"/>
                 <w:sz w:val="24"/>
                 <w:szCs w:val="24"/>
@@ -1893,7 +1741,6 @@
             </w:pPr>
             <w:r>
               <w:rPr>
-                <w:rFonts w:ascii="Aptos" w:eastAsia="Aptos" w:hAnsi="Aptos" w:cs="Aptos"/>
                 <w:color w:val="000000"/>
                 <w:sz w:val="24"/>
                 <w:szCs w:val="24"/>
@@ -1902,7 +1749,6 @@
             </w:r>
             <w:r>
               <w:rPr>
-                <w:rFonts w:ascii="Aptos" w:eastAsia="Aptos" w:hAnsi="Aptos" w:cs="Aptos"/>
                 <w:color w:val="000000"/>
                 <w:sz w:val="24"/>
                 <w:szCs w:val="24"/>
@@ -1928,7 +1774,6 @@
             </w:pPr>
             <w:r>
               <w:rPr>
-                <w:rFonts w:ascii="Aptos" w:eastAsia="Aptos" w:hAnsi="Aptos" w:cs="Aptos"/>
                 <w:color w:val="000000"/>
                 <w:sz w:val="24"/>
                 <w:szCs w:val="24"/>
@@ -1937,7 +1782,6 @@
             </w:r>
             <w:r>
               <w:rPr>
-                <w:rFonts w:ascii="Aptos" w:eastAsia="Aptos" w:hAnsi="Aptos" w:cs="Aptos"/>
                 <w:color w:val="000000"/>
                 <w:sz w:val="24"/>
                 <w:szCs w:val="24"/>
@@ -1963,7 +1807,6 @@
             </w:pPr>
             <w:r>
               <w:rPr>
-                <w:rFonts w:ascii="Aptos" w:eastAsia="Aptos" w:hAnsi="Aptos" w:cs="Aptos"/>
                 <w:color w:val="000000"/>
                 <w:sz w:val="24"/>
                 <w:szCs w:val="24"/>
@@ -1972,7 +1815,6 @@
             </w:r>
             <w:r>
               <w:rPr>
-                <w:rFonts w:ascii="Aptos" w:eastAsia="Aptos" w:hAnsi="Aptos" w:cs="Aptos"/>
                 <w:color w:val="000000"/>
                 <w:sz w:val="24"/>
                 <w:szCs w:val="24"/>
@@ -2003,16 +1845,15 @@
             </w:pPr>
             <w:r>
               <w:rPr>
-                <w:rFonts w:ascii="Aptos" w:eastAsia="Aptos" w:hAnsi="Aptos" w:cs="Aptos"/>
-                <w:color w:val="000000"/>
-                <w:sz w:val="24"/>
-                <w:szCs w:val="24"/>
-              </w:rPr>
+                <w:color w:val="000000"/>
+                <w:sz w:val="24"/>
+                <w:szCs w:val="24"/>
+              </w:rPr>
+              <w:lastRenderedPageBreak/>
               <w:t>11</w:t>
             </w:r>
             <w:r>
               <w:rPr>
-                <w:rFonts w:ascii="Aptos" w:eastAsia="Aptos" w:hAnsi="Aptos" w:cs="Aptos"/>
                 <w:color w:val="000000"/>
                 <w:sz w:val="24"/>
                 <w:szCs w:val="24"/>
@@ -2021,7 +1862,6 @@
             </w:r>
             <w:r>
               <w:rPr>
-                <w:rFonts w:ascii="Aptos" w:eastAsia="Aptos" w:hAnsi="Aptos" w:cs="Aptos"/>
                 <w:color w:val="000000"/>
                 <w:sz w:val="24"/>
                 <w:szCs w:val="24"/>
@@ -2030,7 +1870,6 @@
             </w:r>
             <w:r>
               <w:rPr>
-                <w:rFonts w:ascii="Aptos" w:eastAsia="Aptos" w:hAnsi="Aptos" w:cs="Aptos"/>
                 <w:color w:val="000000"/>
                 <w:sz w:val="24"/>
                 <w:szCs w:val="24"/>
@@ -2039,7 +1878,6 @@
             </w:r>
             <w:r>
               <w:rPr>
-                <w:rFonts w:ascii="Aptos" w:eastAsia="Aptos" w:hAnsi="Aptos" w:cs="Aptos"/>
                 <w:color w:val="000000"/>
                 <w:sz w:val="24"/>
                 <w:szCs w:val="24"/>
@@ -2065,7 +1903,6 @@
             </w:pPr>
             <w:r>
               <w:rPr>
-                <w:rFonts w:ascii="Aptos" w:eastAsia="Aptos" w:hAnsi="Aptos" w:cs="Aptos"/>
                 <w:color w:val="000000"/>
                 <w:sz w:val="24"/>
                 <w:szCs w:val="24"/>
@@ -2074,7 +1911,6 @@
             </w:r>
             <w:r>
               <w:rPr>
-                <w:rFonts w:ascii="Aptos" w:eastAsia="Aptos" w:hAnsi="Aptos" w:cs="Aptos"/>
                 <w:color w:val="000000"/>
                 <w:sz w:val="24"/>
                 <w:szCs w:val="24"/>
@@ -2100,7 +1936,6 @@
             </w:pPr>
             <w:r>
               <w:rPr>
-                <w:rFonts w:ascii="Aptos" w:eastAsia="Aptos" w:hAnsi="Aptos" w:cs="Aptos"/>
                 <w:color w:val="000000"/>
                 <w:sz w:val="24"/>
                 <w:szCs w:val="24"/>
@@ -2109,7 +1944,6 @@
             </w:r>
             <w:r>
               <w:rPr>
-                <w:rFonts w:ascii="Aptos" w:eastAsia="Aptos" w:hAnsi="Aptos" w:cs="Aptos"/>
                 <w:color w:val="000000"/>
                 <w:sz w:val="24"/>
                 <w:szCs w:val="24"/>
@@ -2135,7 +1969,6 @@
             </w:pPr>
             <w:r>
               <w:rPr>
-                <w:rFonts w:ascii="Aptos" w:eastAsia="Aptos" w:hAnsi="Aptos" w:cs="Aptos"/>
                 <w:color w:val="000000"/>
                 <w:sz w:val="24"/>
                 <w:szCs w:val="24"/>
@@ -2144,7 +1977,6 @@
             </w:r>
             <w:r>
               <w:rPr>
-                <w:rFonts w:ascii="Aptos" w:eastAsia="Aptos" w:hAnsi="Aptos" w:cs="Aptos"/>
                 <w:color w:val="000000"/>
                 <w:sz w:val="24"/>
                 <w:szCs w:val="24"/>
@@ -2170,7 +2002,6 @@
             </w:pPr>
             <w:r>
               <w:rPr>
-                <w:rFonts w:ascii="Aptos" w:eastAsia="Aptos" w:hAnsi="Aptos" w:cs="Aptos"/>
                 <w:color w:val="000000"/>
                 <w:sz w:val="24"/>
                 <w:szCs w:val="24"/>
@@ -2179,7 +2010,6 @@
             </w:r>
             <w:r>
               <w:rPr>
-                <w:rFonts w:ascii="Aptos" w:eastAsia="Aptos" w:hAnsi="Aptos" w:cs="Aptos"/>
                 <w:color w:val="000000"/>
                 <w:sz w:val="24"/>
                 <w:szCs w:val="24"/>
@@ -2210,7 +2040,6 @@
             </w:pPr>
             <w:r>
               <w:rPr>
-                <w:rFonts w:ascii="Aptos" w:eastAsia="Aptos" w:hAnsi="Aptos" w:cs="Aptos"/>
                 <w:color w:val="000000"/>
                 <w:sz w:val="24"/>
                 <w:szCs w:val="24"/>
@@ -2219,7 +2048,6 @@
             </w:r>
             <w:r>
               <w:rPr>
-                <w:rFonts w:ascii="Aptos" w:eastAsia="Aptos" w:hAnsi="Aptos" w:cs="Aptos"/>
                 <w:color w:val="000000"/>
                 <w:sz w:val="24"/>
                 <w:szCs w:val="24"/>
@@ -2228,7 +2056,6 @@
             </w:r>
             <w:r>
               <w:rPr>
-                <w:rFonts w:ascii="Aptos" w:eastAsia="Aptos" w:hAnsi="Aptos" w:cs="Aptos"/>
                 <w:color w:val="000000"/>
                 <w:sz w:val="24"/>
                 <w:szCs w:val="24"/>
@@ -2237,7 +2064,6 @@
             </w:r>
             <w:r>
               <w:rPr>
-                <w:rFonts w:ascii="Aptos" w:eastAsia="Aptos" w:hAnsi="Aptos" w:cs="Aptos"/>
                 <w:color w:val="000000"/>
                 <w:sz w:val="24"/>
                 <w:szCs w:val="24"/>
@@ -2246,7 +2072,6 @@
             </w:r>
             <w:r>
               <w:rPr>
-                <w:rFonts w:ascii="Aptos" w:eastAsia="Aptos" w:hAnsi="Aptos" w:cs="Aptos"/>
                 <w:color w:val="000000"/>
                 <w:sz w:val="24"/>
                 <w:szCs w:val="24"/>
@@ -2272,7 +2097,6 @@
             </w:pPr>
             <w:r>
               <w:rPr>
-                <w:rFonts w:ascii="Aptos" w:eastAsia="Aptos" w:hAnsi="Aptos" w:cs="Aptos"/>
                 <w:color w:val="000000"/>
                 <w:sz w:val="24"/>
                 <w:szCs w:val="24"/>
@@ -2281,7 +2105,6 @@
             </w:r>
             <w:r>
               <w:rPr>
-                <w:rFonts w:ascii="Aptos" w:eastAsia="Aptos" w:hAnsi="Aptos" w:cs="Aptos"/>
                 <w:color w:val="000000"/>
                 <w:sz w:val="24"/>
                 <w:szCs w:val="24"/>
@@ -2307,7 +2130,6 @@
             </w:pPr>
             <w:r>
               <w:rPr>
-                <w:rFonts w:ascii="Aptos" w:eastAsia="Aptos" w:hAnsi="Aptos" w:cs="Aptos"/>
                 <w:color w:val="000000"/>
                 <w:sz w:val="24"/>
                 <w:szCs w:val="24"/>
@@ -2316,7 +2138,6 @@
             </w:r>
             <w:r>
               <w:rPr>
-                <w:rFonts w:ascii="Aptos" w:eastAsia="Aptos" w:hAnsi="Aptos" w:cs="Aptos"/>
                 <w:color w:val="000000"/>
                 <w:sz w:val="24"/>
                 <w:szCs w:val="24"/>
@@ -2342,7 +2163,6 @@
             </w:pPr>
             <w:r>
               <w:rPr>
-                <w:rFonts w:ascii="Aptos" w:eastAsia="Aptos" w:hAnsi="Aptos" w:cs="Aptos"/>
                 <w:color w:val="000000"/>
                 <w:sz w:val="24"/>
                 <w:szCs w:val="24"/>
@@ -2351,7 +2171,6 @@
             </w:r>
             <w:r>
               <w:rPr>
-                <w:rFonts w:ascii="Aptos" w:eastAsia="Aptos" w:hAnsi="Aptos" w:cs="Aptos"/>
                 <w:color w:val="000000"/>
                 <w:sz w:val="24"/>
                 <w:szCs w:val="24"/>
@@ -2377,7 +2196,6 @@
             </w:pPr>
             <w:r>
               <w:rPr>
-                <w:rFonts w:ascii="Aptos" w:eastAsia="Aptos" w:hAnsi="Aptos" w:cs="Aptos"/>
                 <w:color w:val="000000"/>
                 <w:sz w:val="24"/>
                 <w:szCs w:val="24"/>
@@ -2386,7 +2204,6 @@
             </w:r>
             <w:r>
               <w:rPr>
-                <w:rFonts w:ascii="Aptos" w:eastAsia="Aptos" w:hAnsi="Aptos" w:cs="Aptos"/>
                 <w:color w:val="000000"/>
                 <w:sz w:val="24"/>
                 <w:szCs w:val="24"/>
@@ -2417,7 +2234,6 @@
             </w:pPr>
             <w:r>
               <w:rPr>
-                <w:rFonts w:ascii="Aptos" w:eastAsia="Aptos" w:hAnsi="Aptos" w:cs="Aptos"/>
                 <w:color w:val="000000"/>
                 <w:sz w:val="24"/>
                 <w:szCs w:val="24"/>
@@ -2426,7 +2242,6 @@
             </w:r>
             <w:r>
               <w:rPr>
-                <w:rFonts w:ascii="Aptos" w:eastAsia="Aptos" w:hAnsi="Aptos" w:cs="Aptos"/>
                 <w:color w:val="000000"/>
                 <w:sz w:val="24"/>
                 <w:szCs w:val="24"/>
@@ -2435,7 +2250,6 @@
             </w:r>
             <w:r>
               <w:rPr>
-                <w:rFonts w:ascii="Aptos" w:eastAsia="Aptos" w:hAnsi="Aptos" w:cs="Aptos"/>
                 <w:color w:val="000000"/>
                 <w:sz w:val="24"/>
                 <w:szCs w:val="24"/>
@@ -2444,7 +2258,6 @@
             </w:r>
             <w:r>
               <w:rPr>
-                <w:rFonts w:ascii="Aptos" w:eastAsia="Aptos" w:hAnsi="Aptos" w:cs="Aptos"/>
                 <w:color w:val="000000"/>
                 <w:sz w:val="24"/>
                 <w:szCs w:val="24"/>
@@ -2453,7 +2266,6 @@
             </w:r>
             <w:r>
               <w:rPr>
-                <w:rFonts w:ascii="Aptos" w:eastAsia="Aptos" w:hAnsi="Aptos" w:cs="Aptos"/>
                 <w:color w:val="000000"/>
                 <w:sz w:val="24"/>
                 <w:szCs w:val="24"/>
@@ -2479,7 +2291,6 @@
             </w:pPr>
             <w:r>
               <w:rPr>
-                <w:rFonts w:ascii="Aptos" w:eastAsia="Aptos" w:hAnsi="Aptos" w:cs="Aptos"/>
                 <w:color w:val="000000"/>
                 <w:sz w:val="24"/>
                 <w:szCs w:val="24"/>
@@ -2488,7 +2299,6 @@
             </w:r>
             <w:r>
               <w:rPr>
-                <w:rFonts w:ascii="Aptos" w:eastAsia="Aptos" w:hAnsi="Aptos" w:cs="Aptos"/>
                 <w:color w:val="000000"/>
                 <w:sz w:val="24"/>
                 <w:szCs w:val="24"/>
@@ -2514,7 +2324,6 @@
             </w:pPr>
             <w:r>
               <w:rPr>
-                <w:rFonts w:ascii="Aptos" w:eastAsia="Aptos" w:hAnsi="Aptos" w:cs="Aptos"/>
                 <w:color w:val="000000"/>
                 <w:sz w:val="24"/>
                 <w:szCs w:val="24"/>
@@ -2523,7 +2332,6 @@
             </w:r>
             <w:r>
               <w:rPr>
-                <w:rFonts w:ascii="Aptos" w:eastAsia="Aptos" w:hAnsi="Aptos" w:cs="Aptos"/>
                 <w:color w:val="000000"/>
                 <w:sz w:val="24"/>
                 <w:szCs w:val="24"/>
@@ -2549,7 +2357,6 @@
             </w:pPr>
             <w:r>
               <w:rPr>
-                <w:rFonts w:ascii="Aptos" w:eastAsia="Aptos" w:hAnsi="Aptos" w:cs="Aptos"/>
                 <w:color w:val="000000"/>
                 <w:sz w:val="24"/>
                 <w:szCs w:val="24"/>
@@ -2558,7 +2365,6 @@
             </w:r>
             <w:r>
               <w:rPr>
-                <w:rFonts w:ascii="Aptos" w:eastAsia="Aptos" w:hAnsi="Aptos" w:cs="Aptos"/>
                 <w:color w:val="000000"/>
                 <w:sz w:val="24"/>
                 <w:szCs w:val="24"/>
@@ -2584,7 +2390,6 @@
             </w:pPr>
             <w:r>
               <w:rPr>
-                <w:rFonts w:ascii="Aptos" w:eastAsia="Aptos" w:hAnsi="Aptos" w:cs="Aptos"/>
                 <w:color w:val="000000"/>
                 <w:sz w:val="24"/>
                 <w:szCs w:val="24"/>
@@ -2593,7 +2398,6 @@
             </w:r>
             <w:r>
               <w:rPr>
-                <w:rFonts w:ascii="Aptos" w:eastAsia="Aptos" w:hAnsi="Aptos" w:cs="Aptos"/>
                 <w:color w:val="000000"/>
                 <w:sz w:val="24"/>
                 <w:szCs w:val="24"/>
@@ -2624,7 +2428,6 @@
             </w:pPr>
             <w:r>
               <w:rPr>
-                <w:rFonts w:ascii="Aptos" w:eastAsia="Aptos" w:hAnsi="Aptos" w:cs="Aptos"/>
                 <w:color w:val="000000"/>
                 <w:sz w:val="24"/>
                 <w:szCs w:val="24"/>
@@ -2633,7 +2436,6 @@
             </w:r>
             <w:r>
               <w:rPr>
-                <w:rFonts w:ascii="Aptos" w:eastAsia="Aptos" w:hAnsi="Aptos" w:cs="Aptos"/>
                 <w:color w:val="000000"/>
                 <w:sz w:val="24"/>
                 <w:szCs w:val="24"/>
@@ -2642,7 +2444,6 @@
             </w:r>
             <w:r>
               <w:rPr>
-                <w:rFonts w:ascii="Aptos" w:eastAsia="Aptos" w:hAnsi="Aptos" w:cs="Aptos"/>
                 <w:color w:val="000000"/>
                 <w:sz w:val="24"/>
                 <w:szCs w:val="24"/>
@@ -2651,7 +2452,6 @@
             </w:r>
             <w:r>
               <w:rPr>
-                <w:rFonts w:ascii="Aptos" w:eastAsia="Aptos" w:hAnsi="Aptos" w:cs="Aptos"/>
                 <w:color w:val="000000"/>
                 <w:sz w:val="24"/>
                 <w:szCs w:val="24"/>
@@ -2660,7 +2460,6 @@
             </w:r>
             <w:r>
               <w:rPr>
-                <w:rFonts w:ascii="Aptos" w:eastAsia="Aptos" w:hAnsi="Aptos" w:cs="Aptos"/>
                 <w:color w:val="000000"/>
                 <w:sz w:val="24"/>
                 <w:szCs w:val="24"/>
@@ -2686,7 +2485,6 @@
             </w:pPr>
             <w:r>
               <w:rPr>
-                <w:rFonts w:ascii="Aptos" w:eastAsia="Aptos" w:hAnsi="Aptos" w:cs="Aptos"/>
                 <w:color w:val="000000"/>
                 <w:sz w:val="24"/>
                 <w:szCs w:val="24"/>
@@ -2695,7 +2493,6 @@
             </w:r>
             <w:r>
               <w:rPr>
-                <w:rFonts w:ascii="Aptos" w:eastAsia="Aptos" w:hAnsi="Aptos" w:cs="Aptos"/>
                 <w:color w:val="000000"/>
                 <w:sz w:val="24"/>
                 <w:szCs w:val="24"/>
@@ -2721,7 +2518,6 @@
             </w:pPr>
             <w:r>
               <w:rPr>
-                <w:rFonts w:ascii="Aptos" w:eastAsia="Aptos" w:hAnsi="Aptos" w:cs="Aptos"/>
                 <w:color w:val="000000"/>
                 <w:sz w:val="24"/>
                 <w:szCs w:val="24"/>
@@ -2730,7 +2526,6 @@
             </w:r>
             <w:r>
               <w:rPr>
-                <w:rFonts w:ascii="Aptos" w:eastAsia="Aptos" w:hAnsi="Aptos" w:cs="Aptos"/>
                 <w:color w:val="000000"/>
                 <w:sz w:val="24"/>
                 <w:szCs w:val="24"/>
@@ -2796,7 +2591,6 @@
             </w:pPr>
             <w:r>
               <w:rPr>
-                <w:rFonts w:ascii="Aptos" w:eastAsia="Aptos" w:hAnsi="Aptos" w:cs="Aptos"/>
                 <w:color w:val="000000"/>
                 <w:sz w:val="24"/>
                 <w:szCs w:val="24"/>
@@ -2806,7 +2600,6 @@
             </w:r>
             <w:r>
               <w:rPr>
-                <w:rFonts w:ascii="Aptos" w:hAnsi="Aptos" w:eastAsia="Aptos" w:cs="Aptos"/>
                 <w:color w:val="000000"/>
                 <w:sz w:val="24"/>
                 <w:szCs w:val="24"/>
@@ -2815,7 +2608,6 @@
             </w:r>
             <w:r>
               <w:rPr>
-                <w:rFonts w:ascii="Aptos" w:eastAsia="Aptos" w:hAnsi="Aptos" w:cs="Aptos"/>
                 <w:color w:val="000000"/>
                 <w:sz w:val="24"/>
                 <w:szCs w:val="24"/>
@@ -2827,8 +2619,9 @@
         </w:tc>
       </w:tr>
     </w:tbl>
+    <w:p/>
     <w:sectPr>
-      <w:footerReference w:type="default" r:id="rId11"/>
+      <w:footerReference w:type="default" r:id="rId7"/>
       <w:pgSz w:w="12240" w:h="15840"/>
       <w:pgMar w:top="1440" w:right="1440" w:bottom="1440" w:left="1440" w:header="706" w:footer="706" w:gutter="0"/>
       <w:cols w:space="720"/>
@@ -2839,7 +2632,7 @@
 </file>
 
 <file path=word/endnotes.xml><?xml version="1.0" encoding="utf-8"?>
-<w:endnotes xmlns:wpc="http://schemas.microsoft.com/office/word/2010/wordprocessingCanvas" xmlns:cx="http://schemas.microsoft.com/office/drawing/2014/chartex" xmlns:cx1="http://schemas.microsoft.com/office/drawing/2015/9/8/chartex" xmlns:cx2="http://schemas.microsoft.com/office/drawing/2015/10/21/chartex" xmlns:cx3="http://schemas.microsoft.com/office/drawing/2016/5/9/chartex" xmlns:cx4="http://schemas.microsoft.com/office/drawing/2016/5/10/chartex" xmlns:cx5="http://schemas.microsoft.com/office/drawing/2016/5/11/chartex" xmlns:cx6="http://schemas.microsoft.com/office/drawing/2016/5/12/chartex" xmlns:cx7="http://schemas.microsoft.com/office/drawing/2016/5/13/chartex" xmlns:cx8="http://schemas.microsoft.com/office/drawing/2016/5/14/chartex" xmlns:mc="http://schemas.openxmlformats.org/markup-compatibility/2006" xmlns:aink="http://schemas.microsoft.com/office/drawing/2016/ink" xmlns:am3d="http://schemas.microsoft.com/office/drawing/2017/model3d" xmlns:o="urn:schemas-microsoft-com:office:office" xmlns:oel="http://schemas.microsoft.com/office/2019/extlst" xmlns:r="http://schemas.openxmlformats.org/officeDocument/2006/relationships" xmlns:m="http://schemas.openxmlformats.org/officeDocument/2006/math" xmlns:v="urn:schemas-microsoft-com:vml" xmlns:wp14="http://schemas.microsoft.com/office/word/2010/wordprocessingDrawing" xmlns:wp="http://schemas.openxmlformats.org/drawingml/2006/wordprocessingDrawing" xmlns:w10="urn:schemas-microsoft-com:office:word" xmlns:w="http://schemas.openxmlformats.org/wordprocessingml/2006/main" xmlns:w14="http://schemas.microsoft.com/office/word/2010/wordml" xmlns:w15="http://schemas.microsoft.com/office/word/2012/wordml" xmlns:w16cei="http://schemas.microsoft.com/office/word/2026/wordml/cei" xmlns:w16cex="http://schemas.microsoft.com/office/word/2018/wordml/cex" xmlns:w16cid="http://schemas.microsoft.com/office/word/2016/wordml/cid" xmlns:w16="http://schemas.microsoft.com/office/word/2018/wordml" xmlns:w16du="http://schemas.microsoft.com/office/word/2023/wordml/word16du" xmlns:w16sdtdh="http://schemas.microsoft.com/office/word/2020/wordml/sdtdatahash" xmlns:w16sdtfl="http://schemas.microsoft.com/office/word/2024/wordml/sdtformatlock" xmlns:w16se="http://schemas.microsoft.com/office/word/2015/wordml/symex" xmlns:wpg="http://schemas.microsoft.com/office/word/2010/wordprocessingGroup" xmlns:wpi="http://schemas.microsoft.com/office/word/2010/wordprocessingInk" xmlns:wne="http://schemas.microsoft.com/office/word/2006/wordml" xmlns:wps="http://schemas.microsoft.com/office/word/2010/wordprocessingShape" mc:Ignorable="w14 w15 w16se w16cid w16 w16cex w16sdtdh w16sdtfl w16du wp14">
+<w:endnotes xmlns:wpc="http://schemas.microsoft.com/office/word/2010/wordprocessingCanvas" xmlns:cx="http://schemas.microsoft.com/office/drawing/2014/chartex" xmlns:cx1="http://schemas.microsoft.com/office/drawing/2015/9/8/chartex" xmlns:cx2="http://schemas.microsoft.com/office/drawing/2015/10/21/chartex" xmlns:cx3="http://schemas.microsoft.com/office/drawing/2016/5/9/chartex" xmlns:cx4="http://schemas.microsoft.com/office/drawing/2016/5/10/chartex" xmlns:cx5="http://schemas.microsoft.com/office/drawing/2016/5/11/chartex" xmlns:cx6="http://schemas.microsoft.com/office/drawing/2016/5/12/chartex" xmlns:cx7="http://schemas.microsoft.com/office/drawing/2016/5/13/chartex" xmlns:cx8="http://schemas.microsoft.com/office/drawing/2016/5/14/chartex" xmlns:mc="http://schemas.openxmlformats.org/markup-compatibility/2006" xmlns:aink="http://schemas.microsoft.com/office/drawing/2016/ink" xmlns:am3d="http://schemas.microsoft.com/office/drawing/2017/model3d" xmlns:o="urn:schemas-microsoft-com:office:office" xmlns:oel="http://schemas.microsoft.com/office/2019/extlst" xmlns:r="http://schemas.openxmlformats.org/officeDocument/2006/relationships" xmlns:m="http://schemas.openxmlformats.org/officeDocument/2006/math" xmlns:v="urn:schemas-microsoft-com:vml" xmlns:wp14="http://schemas.microsoft.com/office/word/2010/wordprocessingDrawing" xmlns:wp="http://schemas.openxmlformats.org/drawingml/2006/wordprocessingDrawing" xmlns:w10="urn:schemas-microsoft-com:office:word" xmlns:w="http://schemas.openxmlformats.org/wordprocessingml/2006/main" xmlns:w14="http://schemas.microsoft.com/office/word/2010/wordml" xmlns:w15="http://schemas.microsoft.com/office/word/2012/wordml" xmlns:w16cex="http://schemas.microsoft.com/office/word/2018/wordml/cex" xmlns:w16cid="http://schemas.microsoft.com/office/word/2016/wordml/cid" xmlns:w16="http://schemas.microsoft.com/office/word/2018/wordml" xmlns:w16du="http://schemas.microsoft.com/office/word/2023/wordml/word16du" xmlns:w16sdtdh="http://schemas.microsoft.com/office/word/2020/wordml/sdtdatahash" xmlns:w16sdtfl="http://schemas.microsoft.com/office/word/2024/wordml/sdtformatlock" xmlns:w16se="http://schemas.microsoft.com/office/word/2015/wordml/symex" xmlns:wpg="http://schemas.microsoft.com/office/word/2010/wordprocessingGroup" xmlns:wpi="http://schemas.microsoft.com/office/word/2010/wordprocessingInk" xmlns:wne="http://schemas.microsoft.com/office/word/2006/wordml" xmlns:wps="http://schemas.microsoft.com/office/word/2010/wordprocessingShape" mc:Ignorable="w14 w15 w16se w16cid w16 w16cex w16sdtdh w16sdtfl w16du wp14">
   <w:endnote w:type="separator" w:id="-1">
     <w:p>
       <w:pPr>
@@ -2864,22 +2657,19 @@
 </file>
 
 <file path=word/footer1.xml><?xml version="1.0" encoding="utf-8"?>
-<w:ftr xmlns:m="http://schemas.openxmlformats.org/officeDocument/2006/math" xmlns:mc="http://schemas.openxmlformats.org/markup-compatibility/2006" xmlns:mo="http://schemas.microsoft.com/office/mac/office/2008/main" xmlns:mv="urn:schemas-microsoft-com:mac:vml" xmlns:o="urn:schemas-microsoft-com:office:office" xmlns:r="http://schemas.openxmlformats.org/officeDocument/2006/relationships" xmlns:v="urn:schemas-microsoft-com:vml" xmlns:w10="urn:schemas-microsoft-com:office:word" xmlns:w14="http://schemas.microsoft.com/office/word/2010/wordml" xmlns:w="http://schemas.openxmlformats.org/wordprocessingml/2006/main" xmlns:wne="http://schemas.microsoft.com/office/word/2006/wordml" xmlns:wp14="http://schemas.microsoft.com/office/word/2010/wordprocessingDrawing" xmlns:wp="http://schemas.openxmlformats.org/drawingml/2006/wordprocessingDrawing" xmlns:wpc="http://schemas.microsoft.com/office/word/2010/wordprocessingCanvas" xmlns:wpg="http://schemas.microsoft.com/office/word/2010/wordprocessingGroup" xmlns:wpi="http://schemas.microsoft.com/office/word/2010/wordprocessingInk" xmlns:wps="http://schemas.microsoft.com/office/word/2010/wordprocessingShape" mc:Ignorable="w14 wp14">
+<w:ftr xmlns:wpc="http://schemas.microsoft.com/office/word/2010/wordprocessingCanvas" xmlns:cx="http://schemas.microsoft.com/office/drawing/2014/chartex" xmlns:cx1="http://schemas.microsoft.com/office/drawing/2015/9/8/chartex" xmlns:cx2="http://schemas.microsoft.com/office/drawing/2015/10/21/chartex" xmlns:cx3="http://schemas.microsoft.com/office/drawing/2016/5/9/chartex" xmlns:cx4="http://schemas.microsoft.com/office/drawing/2016/5/10/chartex" xmlns:cx5="http://schemas.microsoft.com/office/drawing/2016/5/11/chartex" xmlns:cx6="http://schemas.microsoft.com/office/drawing/2016/5/12/chartex" xmlns:cx7="http://schemas.microsoft.com/office/drawing/2016/5/13/chartex" xmlns:cx8="http://schemas.microsoft.com/office/drawing/2016/5/14/chartex" xmlns:mc="http://schemas.openxmlformats.org/markup-compatibility/2006" xmlns:aink="http://schemas.microsoft.com/office/drawing/2016/ink" xmlns:am3d="http://schemas.microsoft.com/office/drawing/2017/model3d" xmlns:o="urn:schemas-microsoft-com:office:office" xmlns:oel="http://schemas.microsoft.com/office/2019/extlst" xmlns:r="http://schemas.openxmlformats.org/officeDocument/2006/relationships" xmlns:m="http://schemas.openxmlformats.org/officeDocument/2006/math" xmlns:v="urn:schemas-microsoft-com:vml" xmlns:wp14="http://schemas.microsoft.com/office/word/2010/wordprocessingDrawing" xmlns:wp="http://schemas.openxmlformats.org/drawingml/2006/wordprocessingDrawing" xmlns:w10="urn:schemas-microsoft-com:office:word" xmlns:w="http://schemas.openxmlformats.org/wordprocessingml/2006/main" xmlns:w14="http://schemas.microsoft.com/office/word/2010/wordml" xmlns:w15="http://schemas.microsoft.com/office/word/2012/wordml" xmlns:w16cex="http://schemas.microsoft.com/office/word/2018/wordml/cex" xmlns:w16cid="http://schemas.microsoft.com/office/word/2016/wordml/cid" xmlns:w16="http://schemas.microsoft.com/office/word/2018/wordml" xmlns:w16du="http://schemas.microsoft.com/office/word/2023/wordml/word16du" xmlns:w16sdtdh="http://schemas.microsoft.com/office/word/2020/wordml/sdtdatahash" xmlns:w16sdtfl="http://schemas.microsoft.com/office/word/2024/wordml/sdtformatlock" xmlns:w16se="http://schemas.microsoft.com/office/word/2015/wordml/symex" xmlns:wpg="http://schemas.microsoft.com/office/word/2010/wordprocessingGroup" xmlns:wpi="http://schemas.microsoft.com/office/word/2010/wordprocessingInk" xmlns:wne="http://schemas.microsoft.com/office/word/2006/wordml" xmlns:wps="http://schemas.microsoft.com/office/word/2010/wordprocessingShape" mc:Ignorable="w14 w15 w16se w16cid w16 w16cex w16sdtdh w16sdtfl w16du wp14">
   <w:p>
     <w:pPr>
-      <w:spacing w:line="240" w:lineRule="auto" w:before="0" w:after="0"/>
-      <w:jc w:val="left"/>
+      <w:spacing w:after="0" w:line="240" w:lineRule="auto"/>
     </w:pPr>
     <w:r>
       <w:rPr>
-        <w:rFonts w:ascii="Aptos" w:hAnsi="Aptos" w:eastAsia="Aptos" w:cs="Aptos"/>
         <w:sz w:val="18"/>
       </w:rPr>
       <w:t xml:space="preserve">From J.M. Larson and H.L. Stedge, </w:t>
     </w:r>
     <w:r>
       <w:rPr>
-        <w:rFonts w:ascii="Aptos" w:hAnsi="Aptos" w:eastAsia="Aptos" w:cs="Aptos"/>
         <w:i/>
         <w:sz w:val="18"/>
       </w:rPr>
@@ -2887,7 +2677,6 @@
     </w:r>
     <w:r>
       <w:rPr>
-        <w:rFonts w:ascii="Aptos" w:hAnsi="Aptos" w:eastAsia="Aptos" w:cs="Aptos"/>
         <w:sz w:val="18"/>
       </w:rPr>
       <w:t xml:space="preserve"> (Human Kinetics, 2027).</w:t>
@@ -2897,7 +2686,7 @@
 </file>
 
 <file path=word/footnotes.xml><?xml version="1.0" encoding="utf-8"?>
-<w:footnotes xmlns:wpc="http://schemas.microsoft.com/office/word/2010/wordprocessingCanvas" xmlns:cx="http://schemas.microsoft.com/office/drawing/2014/chartex" xmlns:cx1="http://schemas.microsoft.com/office/drawing/2015/9/8/chartex" xmlns:cx2="http://schemas.microsoft.com/office/drawing/2015/10/21/chartex" xmlns:cx3="http://schemas.microsoft.com/office/drawing/2016/5/9/chartex" xmlns:cx4="http://schemas.microsoft.com/office/drawing/2016/5/10/chartex" xmlns:cx5="http://schemas.microsoft.com/office/drawing/2016/5/11/chartex" xmlns:cx6="http://schemas.microsoft.com/office/drawing/2016/5/12/chartex" xmlns:cx7="http://schemas.microsoft.com/office/drawing/2016/5/13/chartex" xmlns:cx8="http://schemas.microsoft.com/office/drawing/2016/5/14/chartex" xmlns:mc="http://schemas.openxmlformats.org/markup-compatibility/2006" xmlns:aink="http://schemas.microsoft.com/office/drawing/2016/ink" xmlns:am3d="http://schemas.microsoft.com/office/drawing/2017/model3d" xmlns:o="urn:schemas-microsoft-com:office:office" xmlns:oel="http://schemas.microsoft.com/office/2019/extlst" xmlns:r="http://schemas.openxmlformats.org/officeDocument/2006/relationships" xmlns:m="http://schemas.openxmlformats.org/officeDocument/2006/math" xmlns:v="urn:schemas-microsoft-com:vml" xmlns:wp14="http://schemas.microsoft.com/office/word/2010/wordprocessingDrawing" xmlns:wp="http://schemas.openxmlformats.org/drawingml/2006/wordprocessingDrawing" xmlns:w10="urn:schemas-microsoft-com:office:word" xmlns:w="http://schemas.openxmlformats.org/wordprocessingml/2006/main" xmlns:w14="http://schemas.microsoft.com/office/word/2010/wordml" xmlns:w15="http://schemas.microsoft.com/office/word/2012/wordml" xmlns:w16cei="http://schemas.microsoft.com/office/word/2026/wordml/cei" xmlns:w16cex="http://schemas.microsoft.com/office/word/2018/wordml/cex" xmlns:w16cid="http://schemas.microsoft.com/office/word/2016/wordml/cid" xmlns:w16="http://schemas.microsoft.com/office/word/2018/wordml" xmlns:w16du="http://schemas.microsoft.com/office/word/2023/wordml/word16du" xmlns:w16sdtdh="http://schemas.microsoft.com/office/word/2020/wordml/sdtdatahash" xmlns:w16sdtfl="http://schemas.microsoft.com/office/word/2024/wordml/sdtformatlock" xmlns:w16se="http://schemas.microsoft.com/office/word/2015/wordml/symex" xmlns:wpg="http://schemas.microsoft.com/office/word/2010/wordprocessingGroup" xmlns:wpi="http://schemas.microsoft.com/office/word/2010/wordprocessingInk" xmlns:wne="http://schemas.microsoft.com/office/word/2006/wordml" xmlns:wps="http://schemas.microsoft.com/office/word/2010/wordprocessingShape" mc:Ignorable="w14 w15 w16se w16cid w16 w16cex w16sdtdh w16sdtfl w16du wp14">
+<w:footnotes xmlns:wpc="http://schemas.microsoft.com/office/word/2010/wordprocessingCanvas" xmlns:cx="http://schemas.microsoft.com/office/drawing/2014/chartex" xmlns:cx1="http://schemas.microsoft.com/office/drawing/2015/9/8/chartex" xmlns:cx2="http://schemas.microsoft.com/office/drawing/2015/10/21/chartex" xmlns:cx3="http://schemas.microsoft.com/office/drawing/2016/5/9/chartex" xmlns:cx4="http://schemas.microsoft.com/office/drawing/2016/5/10/chartex" xmlns:cx5="http://schemas.microsoft.com/office/drawing/2016/5/11/chartex" xmlns:cx6="http://schemas.microsoft.com/office/drawing/2016/5/12/chartex" xmlns:cx7="http://schemas.microsoft.com/office/drawing/2016/5/13/chartex" xmlns:cx8="http://schemas.microsoft.com/office/drawing/2016/5/14/chartex" xmlns:mc="http://schemas.openxmlformats.org/markup-compatibility/2006" xmlns:aink="http://schemas.microsoft.com/office/drawing/2016/ink" xmlns:am3d="http://schemas.microsoft.com/office/drawing/2017/model3d" xmlns:o="urn:schemas-microsoft-com:office:office" xmlns:oel="http://schemas.microsoft.com/office/2019/extlst" xmlns:r="http://schemas.openxmlformats.org/officeDocument/2006/relationships" xmlns:m="http://schemas.openxmlformats.org/officeDocument/2006/math" xmlns:v="urn:schemas-microsoft-com:vml" xmlns:wp14="http://schemas.microsoft.com/office/word/2010/wordprocessingDrawing" xmlns:wp="http://schemas.openxmlformats.org/drawingml/2006/wordprocessingDrawing" xmlns:w10="urn:schemas-microsoft-com:office:word" xmlns:w="http://schemas.openxmlformats.org/wordprocessingml/2006/main" xmlns:w14="http://schemas.microsoft.com/office/word/2010/wordml" xmlns:w15="http://schemas.microsoft.com/office/word/2012/wordml" xmlns:w16cex="http://schemas.microsoft.com/office/word/2018/wordml/cex" xmlns:w16cid="http://schemas.microsoft.com/office/word/2016/wordml/cid" xmlns:w16="http://schemas.microsoft.com/office/word/2018/wordml" xmlns:w16du="http://schemas.microsoft.com/office/word/2023/wordml/word16du" xmlns:w16sdtdh="http://schemas.microsoft.com/office/word/2020/wordml/sdtdatahash" xmlns:w16sdtfl="http://schemas.microsoft.com/office/word/2024/wordml/sdtformatlock" xmlns:w16se="http://schemas.microsoft.com/office/word/2015/wordml/symex" xmlns:wpg="http://schemas.microsoft.com/office/word/2010/wordprocessingGroup" xmlns:wpi="http://schemas.microsoft.com/office/word/2010/wordprocessingInk" xmlns:wne="http://schemas.microsoft.com/office/word/2006/wordml" xmlns:wps="http://schemas.microsoft.com/office/word/2010/wordprocessingShape" mc:Ignorable="w14 w15 w16se w16cid w16 w16cex w16sdtdh w16sdtfl w16du wp14">
   <w:footnote w:type="separator" w:id="-1">
     <w:p>
       <w:pPr>
@@ -2922,7 +2711,7 @@
 </file>
 
 <file path=word/numbering.xml><?xml version="1.0" encoding="utf-8"?>
-<w:numbering xmlns:wpc="http://schemas.microsoft.com/office/word/2010/wordprocessingCanvas" xmlns:cx="http://schemas.microsoft.com/office/drawing/2014/chartex" xmlns:cx1="http://schemas.microsoft.com/office/drawing/2015/9/8/chartex" xmlns:cx2="http://schemas.microsoft.com/office/drawing/2015/10/21/chartex" xmlns:cx3="http://schemas.microsoft.com/office/drawing/2016/5/9/chartex" xmlns:cx4="http://schemas.microsoft.com/office/drawing/2016/5/10/chartex" xmlns:cx5="http://schemas.microsoft.com/office/drawing/2016/5/11/chartex" xmlns:cx6="http://schemas.microsoft.com/office/drawing/2016/5/12/chartex" xmlns:cx7="http://schemas.microsoft.com/office/drawing/2016/5/13/chartex" xmlns:cx8="http://schemas.microsoft.com/office/drawing/2016/5/14/chartex" xmlns:mc="http://schemas.openxmlformats.org/markup-compatibility/2006" xmlns:aink="http://schemas.microsoft.com/office/drawing/2016/ink" xmlns:am3d="http://schemas.microsoft.com/office/drawing/2017/model3d" xmlns:o="urn:schemas-microsoft-com:office:office" xmlns:oel="http://schemas.microsoft.com/office/2019/extlst" xmlns:r="http://schemas.openxmlformats.org/officeDocument/2006/relationships" xmlns:m="http://schemas.openxmlformats.org/officeDocument/2006/math" xmlns:v="urn:schemas-microsoft-com:vml" xmlns:wp14="http://schemas.microsoft.com/office/word/2010/wordprocessingDrawing" xmlns:wp="http://schemas.openxmlformats.org/drawingml/2006/wordprocessingDrawing" xmlns:w10="urn:schemas-microsoft-com:office:word" xmlns:w="http://schemas.openxmlformats.org/wordprocessingml/2006/main" xmlns:w14="http://schemas.microsoft.com/office/word/2010/wordml" xmlns:w15="http://schemas.microsoft.com/office/word/2012/wordml" xmlns:w16cei="http://schemas.microsoft.com/office/word/2026/wordml/cei" xmlns:w16cex="http://schemas.microsoft.com/office/word/2018/wordml/cex" xmlns:w16cid="http://schemas.microsoft.com/office/word/2016/wordml/cid" xmlns:w16="http://schemas.microsoft.com/office/word/2018/wordml" xmlns:w16du="http://schemas.microsoft.com/office/word/2023/wordml/word16du" xmlns:w16sdtdh="http://schemas.microsoft.com/office/word/2020/wordml/sdtdatahash" xmlns:w16sdtfl="http://schemas.microsoft.com/office/word/2024/wordml/sdtformatlock" xmlns:w16se="http://schemas.microsoft.com/office/word/2015/wordml/symex" xmlns:wpg="http://schemas.microsoft.com/office/word/2010/wordprocessingGroup" xmlns:wpi="http://schemas.microsoft.com/office/word/2010/wordprocessingInk" xmlns:wne="http://schemas.microsoft.com/office/word/2006/wordml" xmlns:wps="http://schemas.microsoft.com/office/word/2010/wordprocessingShape" mc:Ignorable="w14 w15 w16se w16cid w16 w16cex w16sdtdh w16sdtfl w16du wp14">
+<w:numbering xmlns:wpc="http://schemas.microsoft.com/office/word/2010/wordprocessingCanvas" xmlns:cx="http://schemas.microsoft.com/office/drawing/2014/chartex" xmlns:cx1="http://schemas.microsoft.com/office/drawing/2015/9/8/chartex" xmlns:cx2="http://schemas.microsoft.com/office/drawing/2015/10/21/chartex" xmlns:cx3="http://schemas.microsoft.com/office/drawing/2016/5/9/chartex" xmlns:cx4="http://schemas.microsoft.com/office/drawing/2016/5/10/chartex" xmlns:cx5="http://schemas.microsoft.com/office/drawing/2016/5/11/chartex" xmlns:cx6="http://schemas.microsoft.com/office/drawing/2016/5/12/chartex" xmlns:cx7="http://schemas.microsoft.com/office/drawing/2016/5/13/chartex" xmlns:cx8="http://schemas.microsoft.com/office/drawing/2016/5/14/chartex" xmlns:mc="http://schemas.openxmlformats.org/markup-compatibility/2006" xmlns:aink="http://schemas.microsoft.com/office/drawing/2016/ink" xmlns:am3d="http://schemas.microsoft.com/office/drawing/2017/model3d" xmlns:o="urn:schemas-microsoft-com:office:office" xmlns:oel="http://schemas.microsoft.com/office/2019/extlst" xmlns:r="http://schemas.openxmlformats.org/officeDocument/2006/relationships" xmlns:m="http://schemas.openxmlformats.org/officeDocument/2006/math" xmlns:v="urn:schemas-microsoft-com:vml" xmlns:wp14="http://schemas.microsoft.com/office/word/2010/wordprocessingDrawing" xmlns:wp="http://schemas.openxmlformats.org/drawingml/2006/wordprocessingDrawing" xmlns:w10="urn:schemas-microsoft-com:office:word" xmlns:w="http://schemas.openxmlformats.org/wordprocessingml/2006/main" xmlns:w14="http://schemas.microsoft.com/office/word/2010/wordml" xmlns:w15="http://schemas.microsoft.com/office/word/2012/wordml" xmlns:w16cex="http://schemas.microsoft.com/office/word/2018/wordml/cex" xmlns:w16cid="http://schemas.microsoft.com/office/word/2016/wordml/cid" xmlns:w16="http://schemas.microsoft.com/office/word/2018/wordml" xmlns:w16du="http://schemas.microsoft.com/office/word/2023/wordml/word16du" xmlns:w16sdtdh="http://schemas.microsoft.com/office/word/2020/wordml/sdtdatahash" xmlns:w16sdtfl="http://schemas.microsoft.com/office/word/2024/wordml/sdtformatlock" xmlns:w16se="http://schemas.microsoft.com/office/word/2015/wordml/symex" xmlns:wpg="http://schemas.microsoft.com/office/word/2010/wordprocessingGroup" xmlns:wpi="http://schemas.microsoft.com/office/word/2010/wordprocessingInk" xmlns:wne="http://schemas.microsoft.com/office/word/2006/wordml" xmlns:wps="http://schemas.microsoft.com/office/word/2010/wordprocessingShape" mc:Ignorable="w14 w15 w16se w16cid w16 w16cex w16sdtdh w16sdtfl w16du wp14">
   <w:abstractNum w:abstractNumId="0" w15:restartNumberingAfterBreak="0">
     <w:nsid w:val="83A8C409"/>
     <w:multiLevelType w:val="hybridMultilevel"/>
@@ -5849,14 +5638,6 @@
     <w:abstractNumId w:val="8"/>
   </w:num>
 </w:numbering>
-</file>
-
-<file path=word/people.xml><?xml version="1.0" encoding="utf-8"?>
-<w15:people xmlns:wpc="http://schemas.microsoft.com/office/word/2010/wordprocessingCanvas" xmlns:cx="http://schemas.microsoft.com/office/drawing/2014/chartex" xmlns:cx1="http://schemas.microsoft.com/office/drawing/2015/9/8/chartex" xmlns:cx2="http://schemas.microsoft.com/office/drawing/2015/10/21/chartex" xmlns:cx3="http://schemas.microsoft.com/office/drawing/2016/5/9/chartex" xmlns:cx4="http://schemas.microsoft.com/office/drawing/2016/5/10/chartex" xmlns:cx5="http://schemas.microsoft.com/office/drawing/2016/5/11/chartex" xmlns:cx6="http://schemas.microsoft.com/office/drawing/2016/5/12/chartex" xmlns:cx7="http://schemas.microsoft.com/office/drawing/2016/5/13/chartex" xmlns:cx8="http://schemas.microsoft.com/office/drawing/2016/5/14/chartex" xmlns:mc="http://schemas.openxmlformats.org/markup-compatibility/2006" xmlns:aink="http://schemas.microsoft.com/office/drawing/2016/ink" xmlns:am3d="http://schemas.microsoft.com/office/drawing/2017/model3d" xmlns:o="urn:schemas-microsoft-com:office:office" xmlns:oel="http://schemas.microsoft.com/office/2019/extlst" xmlns:r="http://schemas.openxmlformats.org/officeDocument/2006/relationships" xmlns:m="http://schemas.openxmlformats.org/officeDocument/2006/math" xmlns:v="urn:schemas-microsoft-com:vml" xmlns:wp14="http://schemas.microsoft.com/office/word/2010/wordprocessingDrawing" xmlns:wp="http://schemas.openxmlformats.org/drawingml/2006/wordprocessingDrawing" xmlns:w10="urn:schemas-microsoft-com:office:word" xmlns:w="http://schemas.openxmlformats.org/wordprocessingml/2006/main" xmlns:w14="http://schemas.microsoft.com/office/word/2010/wordml" xmlns:w15="http://schemas.microsoft.com/office/word/2012/wordml" xmlns:w16cei="http://schemas.microsoft.com/office/word/2026/wordml/cei" xmlns:w16cex="http://schemas.microsoft.com/office/word/2018/wordml/cex" xmlns:w16cid="http://schemas.microsoft.com/office/word/2016/wordml/cid" xmlns:w16="http://schemas.microsoft.com/office/word/2018/wordml" xmlns:w16du="http://schemas.microsoft.com/office/word/2023/wordml/word16du" xmlns:w16sdtdh="http://schemas.microsoft.com/office/word/2020/wordml/sdtdatahash" xmlns:w16sdtfl="http://schemas.microsoft.com/office/word/2024/wordml/sdtformatlock" xmlns:w16se="http://schemas.microsoft.com/office/word/2015/wordml/symex" xmlns:wpg="http://schemas.microsoft.com/office/word/2010/wordprocessingGroup" xmlns:wpi="http://schemas.microsoft.com/office/word/2010/wordprocessingInk" xmlns:wne="http://schemas.microsoft.com/office/word/2006/wordml" xmlns:wps="http://schemas.microsoft.com/office/word/2010/wordprocessingShape" mc:Ignorable="w14 w15 w16se w16cid w16 w16cex w16sdtdh w16sdtfl w16du wp14">
-  <w15:person w15:author="Anna Seaman">
-    <w15:presenceInfo w15:providerId="AD" w15:userId="S::AnnaS@hkusa.com::713ab380-bdda-4997-81d0-fa539102c996"/>
-  </w15:person>
-</w15:people>
 </file>
 
 <file path=word/styles.xml><?xml version="1.0" encoding="utf-8"?>
@@ -6256,7 +6037,7 @@
       <w:spacing w:after="160" w:line="259" w:lineRule="auto"/>
     </w:pPr>
     <w:rPr>
-      <w:rFonts w:ascii="Aptos" w:hAnsi="Aptos" w:eastAsia="Aptos" w:cs="Aptos"/>
+      <w:rFonts w:cs="Aptos"/>
       <w:kern w:val="2"/>
       <w:sz w:val="22"/>
       <w:szCs w:val="22"/>

--- a/assets/downloads/simulation-10/simulation-schedule.docx
+++ b/assets/downloads/simulation-10/simulation-schedule.docx
@@ -1,9 +1,10 @@
 
 <file path=word/document.xml><?xml version="1.0" encoding="utf-8"?>
-<w:document xmlns:wpc="http://schemas.microsoft.com/office/word/2010/wordprocessingCanvas" xmlns:cx="http://schemas.microsoft.com/office/drawing/2014/chartex" xmlns:cx1="http://schemas.microsoft.com/office/drawing/2015/9/8/chartex" xmlns:cx2="http://schemas.microsoft.com/office/drawing/2015/10/21/chartex" xmlns:cx3="http://schemas.microsoft.com/office/drawing/2016/5/9/chartex" xmlns:cx4="http://schemas.microsoft.com/office/drawing/2016/5/10/chartex" xmlns:cx5="http://schemas.microsoft.com/office/drawing/2016/5/11/chartex" xmlns:cx6="http://schemas.microsoft.com/office/drawing/2016/5/12/chartex" xmlns:cx7="http://schemas.microsoft.com/office/drawing/2016/5/13/chartex" xmlns:cx8="http://schemas.microsoft.com/office/drawing/2016/5/14/chartex" xmlns:mc="http://schemas.openxmlformats.org/markup-compatibility/2006" xmlns:aink="http://schemas.microsoft.com/office/drawing/2016/ink" xmlns:am3d="http://schemas.microsoft.com/office/drawing/2017/model3d" xmlns:o="urn:schemas-microsoft-com:office:office" xmlns:oel="http://schemas.microsoft.com/office/2019/extlst" xmlns:r="http://schemas.openxmlformats.org/officeDocument/2006/relationships" xmlns:m="http://schemas.openxmlformats.org/officeDocument/2006/math" xmlns:v="urn:schemas-microsoft-com:vml" xmlns:wp14="http://schemas.microsoft.com/office/word/2010/wordprocessingDrawing" xmlns:wp="http://schemas.openxmlformats.org/drawingml/2006/wordprocessingDrawing" xmlns:w10="urn:schemas-microsoft-com:office:word" xmlns:w="http://schemas.openxmlformats.org/wordprocessingml/2006/main" xmlns:w14="http://schemas.microsoft.com/office/word/2010/wordml" xmlns:w15="http://schemas.microsoft.com/office/word/2012/wordml" xmlns:w16cex="http://schemas.microsoft.com/office/word/2018/wordml/cex" xmlns:w16cid="http://schemas.microsoft.com/office/word/2016/wordml/cid" xmlns:w16="http://schemas.microsoft.com/office/word/2018/wordml" xmlns:w16du="http://schemas.microsoft.com/office/word/2023/wordml/word16du" xmlns:w16sdtdh="http://schemas.microsoft.com/office/word/2020/wordml/sdtdatahash" xmlns:w16sdtfl="http://schemas.microsoft.com/office/word/2024/wordml/sdtformatlock" xmlns:w16se="http://schemas.microsoft.com/office/word/2015/wordml/symex" xmlns:wpg="http://schemas.microsoft.com/office/word/2010/wordprocessingGroup" xmlns:wpi="http://schemas.microsoft.com/office/word/2010/wordprocessingInk" xmlns:wne="http://schemas.microsoft.com/office/word/2006/wordml" xmlns:wps="http://schemas.microsoft.com/office/word/2010/wordprocessingShape" mc:Ignorable="w14 w15 w16se w16cid w16 w16cex w16sdtdh w16sdtfl w16du wp14">
+<w:document xmlns:wpc="http://schemas.microsoft.com/office/word/2010/wordprocessingCanvas" xmlns:cx="http://schemas.microsoft.com/office/drawing/2014/chartex" xmlns:cx1="http://schemas.microsoft.com/office/drawing/2015/9/8/chartex" xmlns:cx2="http://schemas.microsoft.com/office/drawing/2015/10/21/chartex" xmlns:cx3="http://schemas.microsoft.com/office/drawing/2016/5/9/chartex" xmlns:cx4="http://schemas.microsoft.com/office/drawing/2016/5/10/chartex" xmlns:cx5="http://schemas.microsoft.com/office/drawing/2016/5/11/chartex" xmlns:cx6="http://schemas.microsoft.com/office/drawing/2016/5/12/chartex" xmlns:cx7="http://schemas.microsoft.com/office/drawing/2016/5/13/chartex" xmlns:cx8="http://schemas.microsoft.com/office/drawing/2016/5/14/chartex" xmlns:mc="http://schemas.openxmlformats.org/markup-compatibility/2006" xmlns:aink="http://schemas.microsoft.com/office/drawing/2016/ink" xmlns:am3d="http://schemas.microsoft.com/office/drawing/2017/model3d" xmlns:o="urn:schemas-microsoft-com:office:office" xmlns:oel="http://schemas.microsoft.com/office/2019/extlst" xmlns:r="http://schemas.openxmlformats.org/officeDocument/2006/relationships" xmlns:m="http://schemas.openxmlformats.org/officeDocument/2006/math" xmlns:v="urn:schemas-microsoft-com:vml" xmlns:wp14="http://schemas.microsoft.com/office/word/2010/wordprocessingDrawing" xmlns:wp="http://schemas.openxmlformats.org/drawingml/2006/wordprocessingDrawing" xmlns:w10="urn:schemas-microsoft-com:office:word" xmlns:w="http://schemas.openxmlformats.org/wordprocessingml/2006/main" xmlns:w14="http://schemas.microsoft.com/office/word/2010/wordml" xmlns:w15="http://schemas.microsoft.com/office/word/2012/wordml" xmlns:w16cei="http://schemas.microsoft.com/office/word/2026/wordml/cei" xmlns:w16cex="http://schemas.microsoft.com/office/word/2018/wordml/cex" xmlns:w16cid="http://schemas.microsoft.com/office/word/2016/wordml/cid" xmlns:w16="http://schemas.microsoft.com/office/word/2018/wordml" xmlns:w16du="http://schemas.microsoft.com/office/word/2023/wordml/word16du" xmlns:w16sdtdh="http://schemas.microsoft.com/office/word/2020/wordml/sdtdatahash" xmlns:w16sdtfl="http://schemas.microsoft.com/office/word/2024/wordml/sdtformatlock" xmlns:w16se="http://schemas.microsoft.com/office/word/2015/wordml/symex" xmlns:wpg="http://schemas.microsoft.com/office/word/2010/wordprocessingGroup" xmlns:wpi="http://schemas.microsoft.com/office/word/2010/wordprocessingInk" xmlns:wne="http://schemas.microsoft.com/office/word/2006/wordml" xmlns:wps="http://schemas.microsoft.com/office/word/2010/wordprocessingShape" mc:Ignorable="w14 w15 w16se w16cid w16 w16cex w16sdtdh w16sdtfl w16du wp14">
   <w:body>
     <w:p>
       <w:pPr>
+        <w:pStyle w:val="Heading1"/>
         <w:spacing w:after="0" w:line="480" w:lineRule="auto"/>
         <w:rPr>
           <w:rFonts w:ascii="Times New Roman" w:eastAsia="Times New Roman" w:hAnsi="Times New Roman"/>
@@ -12,18 +13,46 @@
           <w:szCs w:val="24"/>
         </w:rPr>
       </w:pPr>
+      <w:bookmarkStart w:id="11" w:name="_Hlk212729287"/>
       <w:r>
         <w:rPr>
+          <w:rFonts w:ascii="Aptos" w:eastAsia="Aptos" w:hAnsi="Aptos" w:cs="Aptos"/>
           <w:color w:val="000000"/>
-          <w:sz w:val="24"/>
-          <w:szCs w:val="24"/>
+          <w:sz w:val="40"/>
+          <w:szCs w:val="40"/>
+        </w:rPr>
+        <w:t/>
+      </w:r>
+      <w:r>
+        <w:rPr>
+          <w:rFonts w:ascii="Aptos" w:eastAsia="Aptos" w:hAnsi="Aptos" w:cs="Aptos"/>
+          <w:color w:val="000000"/>
+          <w:sz w:val="40"/>
+          <w:szCs w:val="40"/>
+        </w:rPr>
+        <w:t/>
+      </w:r>
+      <w:r>
+        <w:rPr>
+          <w:rFonts w:ascii="Aptos" w:eastAsia="Aptos" w:hAnsi="Aptos" w:cs="Aptos"/>
+          <w:color w:val="000000"/>
+          <w:sz w:val="40"/>
+          <w:szCs w:val="40"/>
+        </w:rPr>
+        <w:t/>
+      </w:r>
+      <w:r>
+        <w:rPr>
+          <w:rFonts w:ascii="Aptos" w:eastAsia="Aptos" w:hAnsi="Aptos" w:cs="Aptos"/>
+          <w:color w:val="000000"/>
+          <w:sz w:val="40"/>
+          <w:szCs w:val="40"/>
         </w:rPr>
         <w:t>Simulation Schedule</w:t>
       </w:r>
     </w:p>
     <w:p>
       <w:pPr>
-        <w:pStyle w:val="Heading1"/>
         <w:spacing w:after="0" w:line="480" w:lineRule="auto"/>
         <w:rPr>
           <w:rFonts w:ascii="Times New Roman" w:hAnsi="Times New Roman"/>
@@ -34,22 +63,28 @@
       </w:pPr>
       <w:r>
         <w:rPr>
-          <w:rFonts w:ascii="Aptos" w:eastAsia="Aptos" w:hAnsi="Aptos"/>
+          <w:rFonts w:ascii="Aptos" w:hAnsi="Aptos" w:eastAsia="Aptos" w:cs="Aptos"/>
           <w:color w:val="000000"/>
+          <w:sz w:val="24"/>
+          <w:szCs w:val="24"/>
         </w:rPr>
         <w:t>Time</w:t>
       </w:r>
       <w:r>
         <w:rPr>
-          <w:rFonts w:ascii="Aptos" w:eastAsia="Aptos" w:hAnsi="Aptos"/>
+          <w:rFonts w:ascii="Aptos" w:hAnsi="Aptos" w:eastAsia="Aptos" w:cs="Aptos"/>
           <w:color w:val="000000"/>
+          <w:sz w:val="24"/>
+          <w:szCs w:val="24"/>
         </w:rPr>
         <w:t xml:space="preserve"> F</w:t>
       </w:r>
       <w:r>
         <w:rPr>
-          <w:rFonts w:ascii="Aptos" w:eastAsia="Aptos" w:hAnsi="Aptos"/>
+          <w:rFonts w:ascii="Aptos" w:hAnsi="Aptos" w:eastAsia="Aptos" w:cs="Aptos"/>
           <w:color w:val="000000"/>
+          <w:sz w:val="24"/>
+          <w:szCs w:val="24"/>
         </w:rPr>
         <w:t>rame for Simulation</w:t>
       </w:r>
@@ -66,6 +101,7 @@
       </w:pPr>
       <w:r>
         <w:rPr>
+          <w:rFonts w:ascii="Aptos" w:hAnsi="Aptos" w:eastAsia="Aptos" w:cs="Aptos"/>
           <w:color w:val="000000"/>
           <w:sz w:val="24"/>
           <w:szCs w:val="24"/>
@@ -85,6 +121,7 @@
       </w:pPr>
       <w:r>
         <w:rPr>
+          <w:rFonts w:ascii="Aptos" w:hAnsi="Aptos" w:eastAsia="Aptos" w:cs="Aptos"/>
           <w:color w:val="000000"/>
           <w:sz w:val="24"/>
           <w:szCs w:val="24"/>
@@ -104,6 +141,7 @@
       </w:pPr>
       <w:r>
         <w:rPr>
+          <w:rFonts w:ascii="Aptos" w:hAnsi="Aptos" w:eastAsia="Aptos" w:cs="Aptos"/>
           <w:color w:val="000000"/>
           <w:sz w:val="24"/>
           <w:szCs w:val="24"/>
@@ -112,6 +150,7 @@
       </w:r>
       <w:r>
         <w:rPr>
+          <w:rFonts w:ascii="Aptos" w:hAnsi="Aptos" w:eastAsia="Aptos" w:cs="Aptos"/>
           <w:color w:val="000000"/>
           <w:sz w:val="24"/>
           <w:szCs w:val="24"/>
@@ -120,6 +159,7 @@
       </w:r>
       <w:r>
         <w:rPr>
+          <w:rFonts w:ascii="Aptos" w:hAnsi="Aptos" w:eastAsia="Aptos" w:cs="Aptos"/>
           <w:color w:val="000000"/>
           <w:sz w:val="24"/>
           <w:szCs w:val="24"/>
@@ -128,6 +168,7 @@
       </w:r>
       <w:r>
         <w:rPr>
+          <w:rFonts w:ascii="Aptos" w:hAnsi="Aptos" w:eastAsia="Aptos" w:cs="Aptos"/>
           <w:color w:val="000000"/>
           <w:sz w:val="24"/>
           <w:szCs w:val="24"/>
@@ -136,6 +177,7 @@
       </w:r>
       <w:r>
         <w:rPr>
+          <w:rFonts w:ascii="Aptos" w:hAnsi="Aptos" w:eastAsia="Aptos" w:cs="Aptos"/>
           <w:color w:val="000000"/>
           <w:sz w:val="24"/>
           <w:szCs w:val="24"/>
@@ -144,6 +186,7 @@
       </w:r>
       <w:r>
         <w:rPr>
+          <w:rFonts w:ascii="Aptos" w:hAnsi="Aptos" w:eastAsia="Aptos" w:cs="Aptos"/>
           <w:color w:val="000000"/>
           <w:sz w:val="24"/>
           <w:szCs w:val="24"/>
@@ -152,6 +195,7 @@
       </w:r>
       <w:r>
         <w:rPr>
+          <w:rFonts w:ascii="Aptos" w:hAnsi="Aptos" w:eastAsia="Aptos" w:cs="Aptos"/>
           <w:color w:val="000000"/>
           <w:sz w:val="24"/>
           <w:szCs w:val="24"/>
@@ -160,6 +204,7 @@
       </w:r>
       <w:r>
         <w:rPr>
+          <w:rFonts w:ascii="Aptos" w:hAnsi="Aptos" w:eastAsia="Aptos" w:cs="Aptos"/>
           <w:color w:val="000000"/>
           <w:sz w:val="24"/>
           <w:szCs w:val="24"/>
@@ -168,6 +213,7 @@
       </w:r>
       <w:r>
         <w:rPr>
+          <w:rFonts w:ascii="Aptos" w:hAnsi="Aptos" w:eastAsia="Aptos" w:cs="Aptos"/>
           <w:color w:val="000000"/>
           <w:sz w:val="24"/>
           <w:szCs w:val="24"/>
@@ -176,6 +222,7 @@
       </w:r>
       <w:r>
         <w:rPr>
+          <w:rFonts w:ascii="Aptos" w:hAnsi="Aptos" w:eastAsia="Aptos" w:cs="Aptos"/>
           <w:color w:val="000000"/>
           <w:sz w:val="24"/>
           <w:szCs w:val="24"/>
@@ -184,6 +231,7 @@
       </w:r>
       <w:r>
         <w:rPr>
+          <w:rFonts w:ascii="Aptos" w:hAnsi="Aptos" w:eastAsia="Aptos" w:cs="Aptos"/>
           <w:color w:val="000000"/>
           <w:sz w:val="24"/>
           <w:szCs w:val="24"/>
@@ -192,6 +240,7 @@
       </w:r>
       <w:r>
         <w:rPr>
+          <w:rFonts w:ascii="Aptos" w:hAnsi="Aptos" w:eastAsia="Aptos" w:cs="Aptos"/>
           <w:color w:val="000000"/>
           <w:sz w:val="24"/>
           <w:szCs w:val="24"/>
@@ -200,6 +249,7 @@
       </w:r>
       <w:r>
         <w:rPr>
+          <w:rFonts w:ascii="Aptos" w:hAnsi="Aptos" w:eastAsia="Aptos" w:cs="Aptos"/>
           <w:color w:val="000000"/>
           <w:sz w:val="24"/>
           <w:szCs w:val="24"/>
@@ -208,6 +258,7 @@
       </w:r>
       <w:r>
         <w:rPr>
+          <w:rFonts w:ascii="Aptos" w:hAnsi="Aptos" w:eastAsia="Aptos" w:cs="Aptos"/>
           <w:color w:val="000000"/>
           <w:sz w:val="24"/>
           <w:szCs w:val="24"/>
@@ -216,6 +267,7 @@
       </w:r>
       <w:r>
         <w:rPr>
+          <w:rFonts w:ascii="Aptos" w:hAnsi="Aptos" w:eastAsia="Aptos" w:cs="Aptos"/>
           <w:color w:val="000000"/>
           <w:sz w:val="24"/>
           <w:szCs w:val="24"/>
@@ -235,10 +287,12 @@
       </w:pPr>
       <w:r>
         <w:rPr>
+          <w:rFonts w:ascii="Aptos" w:eastAsia="Aptos" w:hAnsi="Aptos" w:cs="Aptos"/>
           <w:color w:val="000000"/>
           <w:sz w:val="24"/>
           <w:szCs w:val="24"/>
         </w:rPr>
+        <w:lastRenderedPageBreak/>
         <w:t>Sample Simulation Schedule</w:t>
       </w:r>
     </w:p>
@@ -254,6 +308,7 @@
       </w:pPr>
       <w:r>
         <w:rPr>
+          <w:rFonts w:ascii="Aptos" w:hAnsi="Aptos" w:eastAsia="Aptos" w:cs="Aptos"/>
           <w:color w:val="000000"/>
           <w:sz w:val="24"/>
           <w:szCs w:val="24"/>
@@ -262,6 +317,7 @@
       </w:r>
       <w:r>
         <w:rPr>
+          <w:rFonts w:ascii="Aptos" w:hAnsi="Aptos" w:eastAsia="Aptos" w:cs="Aptos"/>
           <w:color w:val="000000"/>
           <w:sz w:val="24"/>
           <w:szCs w:val="24"/>
@@ -270,6 +326,7 @@
       </w:r>
       <w:r>
         <w:rPr>
+          <w:rFonts w:ascii="Aptos" w:hAnsi="Aptos" w:eastAsia="Aptos" w:cs="Aptos"/>
           <w:color w:val="000000"/>
           <w:sz w:val="24"/>
           <w:szCs w:val="24"/>
@@ -278,6 +335,7 @@
       </w:r>
       <w:r>
         <w:rPr>
+          <w:rFonts w:ascii="Aptos" w:hAnsi="Aptos" w:eastAsia="Aptos" w:cs="Aptos"/>
           <w:color w:val="000000"/>
           <w:sz w:val="24"/>
           <w:szCs w:val="24"/>
@@ -286,6 +344,7 @@
       </w:r>
       <w:r>
         <w:rPr>
+          <w:rFonts w:ascii="Aptos" w:hAnsi="Aptos" w:eastAsia="Aptos" w:cs="Aptos"/>
           <w:color w:val="000000"/>
           <w:sz w:val="24"/>
           <w:szCs w:val="24"/>
@@ -331,6 +390,7 @@
             </w:pPr>
             <w:r>
               <w:rPr>
+                <w:rFonts w:ascii="Aptos" w:eastAsia="Aptos" w:hAnsi="Aptos" w:cs="Aptos"/>
                 <w:b/>
                 <w:bCs/>
                 <w:color w:val="FFFFFF" w:themeColor="background1"/>
@@ -362,6 +422,7 @@
             </w:pPr>
             <w:r>
               <w:rPr>
+                <w:rFonts w:ascii="Aptos" w:eastAsia="Aptos" w:hAnsi="Aptos" w:cs="Aptos"/>
                 <w:b/>
                 <w:bCs/>
                 <w:color w:val="FFFFFF" w:themeColor="background1"/>
@@ -393,6 +454,7 @@
             </w:pPr>
             <w:r>
               <w:rPr>
+                <w:rFonts w:ascii="Aptos" w:eastAsia="Aptos" w:hAnsi="Aptos" w:cs="Aptos"/>
                 <w:b/>
                 <w:bCs/>
                 <w:color w:val="FFFFFF" w:themeColor="background1"/>
@@ -424,6 +486,7 @@
             </w:pPr>
             <w:r>
               <w:rPr>
+                <w:rFonts w:ascii="Aptos" w:eastAsia="Aptos" w:hAnsi="Aptos" w:cs="Aptos"/>
                 <w:b/>
                 <w:bCs/>
                 <w:color w:val="FFFFFF" w:themeColor="background1"/>
@@ -455,6 +518,7 @@
             </w:pPr>
             <w:r>
               <w:rPr>
+                <w:rFonts w:ascii="Aptos" w:eastAsia="Aptos" w:hAnsi="Aptos" w:cs="Aptos"/>
                 <w:b/>
                 <w:bCs/>
                 <w:color w:val="FFFFFF" w:themeColor="background1"/>
@@ -487,6 +551,7 @@
             </w:pPr>
             <w:r>
               <w:rPr>
+                <w:rFonts w:ascii="Aptos" w:eastAsia="Aptos" w:hAnsi="Aptos" w:cs="Aptos"/>
                 <w:color w:val="000000"/>
                 <w:sz w:val="24"/>
                 <w:szCs w:val="24"/>
@@ -495,6 +560,7 @@
             </w:r>
             <w:r>
               <w:rPr>
+                <w:rFonts w:ascii="Aptos" w:eastAsia="Aptos" w:hAnsi="Aptos" w:cs="Aptos"/>
                 <w:color w:val="000000"/>
                 <w:sz w:val="24"/>
                 <w:szCs w:val="24"/>
@@ -503,6 +569,7 @@
             </w:r>
             <w:r>
               <w:rPr>
+                <w:rFonts w:ascii="Aptos" w:eastAsia="Aptos" w:hAnsi="Aptos" w:cs="Aptos"/>
                 <w:color w:val="000000"/>
                 <w:sz w:val="24"/>
                 <w:szCs w:val="24"/>
@@ -511,6 +578,7 @@
             </w:r>
             <w:r>
               <w:rPr>
+                <w:rFonts w:ascii="Aptos" w:eastAsia="Aptos" w:hAnsi="Aptos" w:cs="Aptos"/>
                 <w:color w:val="000000"/>
                 <w:sz w:val="24"/>
                 <w:szCs w:val="24"/>
@@ -519,6 +587,7 @@
             </w:r>
             <w:r>
               <w:rPr>
+                <w:rFonts w:ascii="Aptos" w:eastAsia="Aptos" w:hAnsi="Aptos" w:cs="Aptos"/>
                 <w:color w:val="000000"/>
                 <w:sz w:val="24"/>
                 <w:szCs w:val="24"/>
@@ -544,6 +613,7 @@
             </w:pPr>
             <w:r>
               <w:rPr>
+                <w:rFonts w:ascii="Aptos" w:eastAsia="Aptos" w:hAnsi="Aptos" w:cs="Aptos"/>
                 <w:color w:val="000000"/>
                 <w:sz w:val="24"/>
                 <w:szCs w:val="24"/>
@@ -552,6 +622,7 @@
             </w:r>
             <w:r>
               <w:rPr>
+                <w:rFonts w:ascii="Aptos" w:eastAsia="Aptos" w:hAnsi="Aptos" w:cs="Aptos"/>
                 <w:color w:val="000000"/>
                 <w:sz w:val="24"/>
                 <w:szCs w:val="24"/>
@@ -577,6 +648,7 @@
             </w:pPr>
             <w:r>
               <w:rPr>
+                <w:rFonts w:ascii="Aptos" w:eastAsia="Aptos" w:hAnsi="Aptos" w:cs="Aptos"/>
                 <w:color w:val="000000"/>
                 <w:sz w:val="24"/>
                 <w:szCs w:val="24"/>
@@ -585,6 +657,7 @@
             </w:r>
             <w:r>
               <w:rPr>
+                <w:rFonts w:ascii="Aptos" w:eastAsia="Aptos" w:hAnsi="Aptos" w:cs="Aptos"/>
                 <w:color w:val="000000"/>
                 <w:sz w:val="24"/>
                 <w:szCs w:val="24"/>
@@ -610,6 +683,7 @@
             </w:pPr>
             <w:r>
               <w:rPr>
+                <w:rFonts w:ascii="Aptos" w:eastAsia="Aptos" w:hAnsi="Aptos" w:cs="Aptos"/>
                 <w:color w:val="000000"/>
                 <w:sz w:val="24"/>
                 <w:szCs w:val="24"/>
@@ -618,6 +692,7 @@
             </w:r>
             <w:r>
               <w:rPr>
+                <w:rFonts w:ascii="Aptos" w:eastAsia="Aptos" w:hAnsi="Aptos" w:cs="Aptos"/>
                 <w:color w:val="000000"/>
                 <w:sz w:val="24"/>
                 <w:szCs w:val="24"/>
@@ -643,6 +718,7 @@
             </w:pPr>
             <w:r>
               <w:rPr>
+                <w:rFonts w:ascii="Aptos" w:eastAsia="Aptos" w:hAnsi="Aptos" w:cs="Aptos"/>
                 <w:color w:val="000000"/>
                 <w:sz w:val="24"/>
                 <w:szCs w:val="24"/>
@@ -651,6 +727,7 @@
             </w:r>
             <w:r>
               <w:rPr>
+                <w:rFonts w:ascii="Aptos" w:eastAsia="Aptos" w:hAnsi="Aptos" w:cs="Aptos"/>
                 <w:color w:val="000000"/>
                 <w:sz w:val="24"/>
                 <w:szCs w:val="24"/>
@@ -681,6 +758,7 @@
             </w:pPr>
             <w:r>
               <w:rPr>
+                <w:rFonts w:ascii="Aptos" w:eastAsia="Aptos" w:hAnsi="Aptos" w:cs="Aptos"/>
                 <w:color w:val="000000"/>
                 <w:sz w:val="24"/>
                 <w:szCs w:val="24"/>
@@ -689,6 +767,7 @@
             </w:r>
             <w:r>
               <w:rPr>
+                <w:rFonts w:ascii="Aptos" w:eastAsia="Aptos" w:hAnsi="Aptos" w:cs="Aptos"/>
                 <w:color w:val="000000"/>
                 <w:sz w:val="24"/>
                 <w:szCs w:val="24"/>
@@ -697,6 +776,7 @@
             </w:r>
             <w:r>
               <w:rPr>
+                <w:rFonts w:ascii="Aptos" w:eastAsia="Aptos" w:hAnsi="Aptos" w:cs="Aptos"/>
                 <w:color w:val="000000"/>
                 <w:sz w:val="24"/>
                 <w:szCs w:val="24"/>
@@ -705,6 +785,7 @@
             </w:r>
             <w:r>
               <w:rPr>
+                <w:rFonts w:ascii="Aptos" w:eastAsia="Aptos" w:hAnsi="Aptos" w:cs="Aptos"/>
                 <w:color w:val="000000"/>
                 <w:sz w:val="24"/>
                 <w:szCs w:val="24"/>
@@ -713,6 +794,7 @@
             </w:r>
             <w:r>
               <w:rPr>
+                <w:rFonts w:ascii="Aptos" w:eastAsia="Aptos" w:hAnsi="Aptos" w:cs="Aptos"/>
                 <w:color w:val="000000"/>
                 <w:sz w:val="24"/>
                 <w:szCs w:val="24"/>
@@ -738,6 +820,7 @@
             </w:pPr>
             <w:r>
               <w:rPr>
+                <w:rFonts w:ascii="Aptos" w:eastAsia="Aptos" w:hAnsi="Aptos" w:cs="Aptos"/>
                 <w:color w:val="000000"/>
                 <w:sz w:val="24"/>
                 <w:szCs w:val="24"/>
@@ -746,6 +829,7 @@
             </w:r>
             <w:r>
               <w:rPr>
+                <w:rFonts w:ascii="Aptos" w:eastAsia="Aptos" w:hAnsi="Aptos" w:cs="Aptos"/>
                 <w:color w:val="000000"/>
                 <w:sz w:val="24"/>
                 <w:szCs w:val="24"/>
@@ -771,6 +855,7 @@
             </w:pPr>
             <w:r>
               <w:rPr>
+                <w:rFonts w:ascii="Aptos" w:eastAsia="Aptos" w:hAnsi="Aptos" w:cs="Aptos"/>
                 <w:color w:val="000000"/>
                 <w:sz w:val="24"/>
                 <w:szCs w:val="24"/>
@@ -779,6 +864,7 @@
             </w:r>
             <w:r>
               <w:rPr>
+                <w:rFonts w:ascii="Aptos" w:eastAsia="Aptos" w:hAnsi="Aptos" w:cs="Aptos"/>
                 <w:color w:val="000000"/>
                 <w:sz w:val="24"/>
                 <w:szCs w:val="24"/>
@@ -804,6 +890,7 @@
             </w:pPr>
             <w:r>
               <w:rPr>
+                <w:rFonts w:ascii="Aptos" w:eastAsia="Aptos" w:hAnsi="Aptos" w:cs="Aptos"/>
                 <w:color w:val="000000"/>
                 <w:sz w:val="24"/>
                 <w:szCs w:val="24"/>
@@ -812,6 +899,7 @@
             </w:r>
             <w:r>
               <w:rPr>
+                <w:rFonts w:ascii="Aptos" w:eastAsia="Aptos" w:hAnsi="Aptos" w:cs="Aptos"/>
                 <w:color w:val="000000"/>
                 <w:sz w:val="24"/>
                 <w:szCs w:val="24"/>
@@ -837,6 +925,7 @@
             </w:pPr>
             <w:r>
               <w:rPr>
+                <w:rFonts w:ascii="Aptos" w:eastAsia="Aptos" w:hAnsi="Aptos" w:cs="Aptos"/>
                 <w:color w:val="000000"/>
                 <w:sz w:val="24"/>
                 <w:szCs w:val="24"/>
@@ -845,6 +934,7 @@
             </w:r>
             <w:r>
               <w:rPr>
+                <w:rFonts w:ascii="Aptos" w:eastAsia="Aptos" w:hAnsi="Aptos" w:cs="Aptos"/>
                 <w:color w:val="000000"/>
                 <w:sz w:val="24"/>
                 <w:szCs w:val="24"/>
@@ -875,6 +965,7 @@
             </w:pPr>
             <w:r>
               <w:rPr>
+                <w:rFonts w:ascii="Aptos" w:eastAsia="Aptos" w:hAnsi="Aptos" w:cs="Aptos"/>
                 <w:color w:val="000000"/>
                 <w:sz w:val="24"/>
                 <w:szCs w:val="24"/>
@@ -883,6 +974,7 @@
             </w:r>
             <w:r>
               <w:rPr>
+                <w:rFonts w:ascii="Aptos" w:eastAsia="Aptos" w:hAnsi="Aptos" w:cs="Aptos"/>
                 <w:color w:val="000000"/>
                 <w:sz w:val="24"/>
                 <w:szCs w:val="24"/>
@@ -891,6 +983,7 @@
             </w:r>
             <w:r>
               <w:rPr>
+                <w:rFonts w:ascii="Aptos" w:eastAsia="Aptos" w:hAnsi="Aptos" w:cs="Aptos"/>
                 <w:color w:val="000000"/>
                 <w:sz w:val="24"/>
                 <w:szCs w:val="24"/>
@@ -899,6 +992,7 @@
             </w:r>
             <w:r>
               <w:rPr>
+                <w:rFonts w:ascii="Aptos" w:eastAsia="Aptos" w:hAnsi="Aptos" w:cs="Aptos"/>
                 <w:color w:val="000000"/>
                 <w:sz w:val="24"/>
                 <w:szCs w:val="24"/>
@@ -907,6 +1001,7 @@
             </w:r>
             <w:r>
               <w:rPr>
+                <w:rFonts w:ascii="Aptos" w:eastAsia="Aptos" w:hAnsi="Aptos" w:cs="Aptos"/>
                 <w:color w:val="000000"/>
                 <w:sz w:val="24"/>
                 <w:szCs w:val="24"/>
@@ -932,6 +1027,7 @@
             </w:pPr>
             <w:r>
               <w:rPr>
+                <w:rFonts w:ascii="Aptos" w:eastAsia="Aptos" w:hAnsi="Aptos" w:cs="Aptos"/>
                 <w:color w:val="000000"/>
                 <w:sz w:val="24"/>
                 <w:szCs w:val="24"/>
@@ -940,6 +1036,7 @@
             </w:r>
             <w:r>
               <w:rPr>
+                <w:rFonts w:ascii="Aptos" w:eastAsia="Aptos" w:hAnsi="Aptos" w:cs="Aptos"/>
                 <w:color w:val="000000"/>
                 <w:sz w:val="24"/>
                 <w:szCs w:val="24"/>
@@ -965,6 +1062,7 @@
             </w:pPr>
             <w:r>
               <w:rPr>
+                <w:rFonts w:ascii="Aptos" w:eastAsia="Aptos" w:hAnsi="Aptos" w:cs="Aptos"/>
                 <w:color w:val="000000"/>
                 <w:sz w:val="24"/>
                 <w:szCs w:val="24"/>
@@ -973,6 +1071,7 @@
             </w:r>
             <w:r>
               <w:rPr>
+                <w:rFonts w:ascii="Aptos" w:eastAsia="Aptos" w:hAnsi="Aptos" w:cs="Aptos"/>
                 <w:color w:val="000000"/>
                 <w:sz w:val="24"/>
                 <w:szCs w:val="24"/>
@@ -998,6 +1097,7 @@
             </w:pPr>
             <w:r>
               <w:rPr>
+                <w:rFonts w:ascii="Aptos" w:eastAsia="Aptos" w:hAnsi="Aptos" w:cs="Aptos"/>
                 <w:color w:val="000000"/>
                 <w:sz w:val="24"/>
                 <w:szCs w:val="24"/>
@@ -1006,6 +1106,7 @@
             </w:r>
             <w:r>
               <w:rPr>
+                <w:rFonts w:ascii="Aptos" w:eastAsia="Aptos" w:hAnsi="Aptos" w:cs="Aptos"/>
                 <w:color w:val="000000"/>
                 <w:sz w:val="24"/>
                 <w:szCs w:val="24"/>
@@ -1031,6 +1132,7 @@
             </w:pPr>
             <w:r>
               <w:rPr>
+                <w:rFonts w:ascii="Aptos" w:eastAsia="Aptos" w:hAnsi="Aptos" w:cs="Aptos"/>
                 <w:color w:val="000000"/>
                 <w:sz w:val="24"/>
                 <w:szCs w:val="24"/>
@@ -1039,6 +1141,7 @@
             </w:r>
             <w:r>
               <w:rPr>
+                <w:rFonts w:ascii="Aptos" w:eastAsia="Aptos" w:hAnsi="Aptos" w:cs="Aptos"/>
                 <w:color w:val="000000"/>
                 <w:sz w:val="24"/>
                 <w:szCs w:val="24"/>
@@ -1069,6 +1172,7 @@
             </w:pPr>
             <w:r>
               <w:rPr>
+                <w:rFonts w:ascii="Aptos" w:eastAsia="Aptos" w:hAnsi="Aptos" w:cs="Aptos"/>
                 <w:color w:val="000000"/>
                 <w:sz w:val="24"/>
                 <w:szCs w:val="24"/>
@@ -1077,6 +1181,7 @@
             </w:r>
             <w:r>
               <w:rPr>
+                <w:rFonts w:ascii="Aptos" w:eastAsia="Aptos" w:hAnsi="Aptos" w:cs="Aptos"/>
                 <w:color w:val="000000"/>
                 <w:sz w:val="24"/>
                 <w:szCs w:val="24"/>
@@ -1085,6 +1190,7 @@
             </w:r>
             <w:r>
               <w:rPr>
+                <w:rFonts w:ascii="Aptos" w:eastAsia="Aptos" w:hAnsi="Aptos" w:cs="Aptos"/>
                 <w:color w:val="000000"/>
                 <w:sz w:val="24"/>
                 <w:szCs w:val="24"/>
@@ -1093,6 +1199,7 @@
             </w:r>
             <w:r>
               <w:rPr>
+                <w:rFonts w:ascii="Aptos" w:eastAsia="Aptos" w:hAnsi="Aptos" w:cs="Aptos"/>
                 <w:color w:val="000000"/>
                 <w:sz w:val="24"/>
                 <w:szCs w:val="24"/>
@@ -1101,6 +1208,7 @@
             </w:r>
             <w:r>
               <w:rPr>
+                <w:rFonts w:ascii="Aptos" w:eastAsia="Aptos" w:hAnsi="Aptos" w:cs="Aptos"/>
                 <w:color w:val="000000"/>
                 <w:sz w:val="24"/>
                 <w:szCs w:val="24"/>
@@ -1126,6 +1234,7 @@
             </w:pPr>
             <w:r>
               <w:rPr>
+                <w:rFonts w:ascii="Aptos" w:eastAsia="Aptos" w:hAnsi="Aptos" w:cs="Aptos"/>
                 <w:color w:val="000000"/>
                 <w:sz w:val="24"/>
                 <w:szCs w:val="24"/>
@@ -1134,6 +1243,7 @@
             </w:r>
             <w:r>
               <w:rPr>
+                <w:rFonts w:ascii="Aptos" w:eastAsia="Aptos" w:hAnsi="Aptos" w:cs="Aptos"/>
                 <w:color w:val="000000"/>
                 <w:sz w:val="24"/>
                 <w:szCs w:val="24"/>
@@ -1159,6 +1269,7 @@
             </w:pPr>
             <w:r>
               <w:rPr>
+                <w:rFonts w:ascii="Aptos" w:eastAsia="Aptos" w:hAnsi="Aptos" w:cs="Aptos"/>
                 <w:color w:val="000000"/>
                 <w:sz w:val="24"/>
                 <w:szCs w:val="24"/>
@@ -1167,6 +1278,7 @@
             </w:r>
             <w:r>
               <w:rPr>
+                <w:rFonts w:ascii="Aptos" w:eastAsia="Aptos" w:hAnsi="Aptos" w:cs="Aptos"/>
                 <w:color w:val="000000"/>
                 <w:sz w:val="24"/>
                 <w:szCs w:val="24"/>
@@ -1192,6 +1304,7 @@
             </w:pPr>
             <w:r>
               <w:rPr>
+                <w:rFonts w:ascii="Aptos" w:eastAsia="Aptos" w:hAnsi="Aptos" w:cs="Aptos"/>
                 <w:color w:val="000000"/>
                 <w:sz w:val="24"/>
                 <w:szCs w:val="24"/>
@@ -1200,6 +1313,7 @@
             </w:r>
             <w:r>
               <w:rPr>
+                <w:rFonts w:ascii="Aptos" w:eastAsia="Aptos" w:hAnsi="Aptos" w:cs="Aptos"/>
                 <w:color w:val="000000"/>
                 <w:sz w:val="24"/>
                 <w:szCs w:val="24"/>
@@ -1225,6 +1339,7 @@
             </w:pPr>
             <w:r>
               <w:rPr>
+                <w:rFonts w:ascii="Aptos" w:eastAsia="Aptos" w:hAnsi="Aptos" w:cs="Aptos"/>
                 <w:color w:val="000000"/>
                 <w:sz w:val="24"/>
                 <w:szCs w:val="24"/>
@@ -1233,6 +1348,7 @@
             </w:r>
             <w:r>
               <w:rPr>
+                <w:rFonts w:ascii="Aptos" w:eastAsia="Aptos" w:hAnsi="Aptos" w:cs="Aptos"/>
                 <w:color w:val="000000"/>
                 <w:sz w:val="24"/>
                 <w:szCs w:val="24"/>
@@ -1263,6 +1379,7 @@
             </w:pPr>
             <w:r>
               <w:rPr>
+                <w:rFonts w:ascii="Aptos" w:eastAsia="Aptos" w:hAnsi="Aptos" w:cs="Aptos"/>
                 <w:color w:val="000000"/>
                 <w:sz w:val="24"/>
                 <w:szCs w:val="24"/>
@@ -1271,6 +1388,7 @@
             </w:r>
             <w:r>
               <w:rPr>
+                <w:rFonts w:ascii="Aptos" w:eastAsia="Aptos" w:hAnsi="Aptos" w:cs="Aptos"/>
                 <w:color w:val="000000"/>
                 <w:sz w:val="24"/>
                 <w:szCs w:val="24"/>
@@ -1279,6 +1397,7 @@
             </w:r>
             <w:r>
               <w:rPr>
+                <w:rFonts w:ascii="Aptos" w:eastAsia="Aptos" w:hAnsi="Aptos" w:cs="Aptos"/>
                 <w:color w:val="000000"/>
                 <w:sz w:val="24"/>
                 <w:szCs w:val="24"/>
@@ -1287,6 +1406,7 @@
             </w:r>
             <w:r>
               <w:rPr>
+                <w:rFonts w:ascii="Aptos" w:eastAsia="Aptos" w:hAnsi="Aptos" w:cs="Aptos"/>
                 <w:color w:val="000000"/>
                 <w:sz w:val="24"/>
                 <w:szCs w:val="24"/>
@@ -1295,6 +1415,7 @@
             </w:r>
             <w:r>
               <w:rPr>
+                <w:rFonts w:ascii="Aptos" w:eastAsia="Aptos" w:hAnsi="Aptos" w:cs="Aptos"/>
                 <w:color w:val="000000"/>
                 <w:sz w:val="24"/>
                 <w:szCs w:val="24"/>
@@ -1320,6 +1441,7 @@
             </w:pPr>
             <w:r>
               <w:rPr>
+                <w:rFonts w:ascii="Aptos" w:eastAsia="Aptos" w:hAnsi="Aptos" w:cs="Aptos"/>
                 <w:color w:val="000000"/>
                 <w:sz w:val="24"/>
                 <w:szCs w:val="24"/>
@@ -1328,6 +1450,7 @@
             </w:r>
             <w:r>
               <w:rPr>
+                <w:rFonts w:ascii="Aptos" w:eastAsia="Aptos" w:hAnsi="Aptos" w:cs="Aptos"/>
                 <w:color w:val="000000"/>
                 <w:sz w:val="24"/>
                 <w:szCs w:val="24"/>
@@ -1353,6 +1476,7 @@
             </w:pPr>
             <w:r>
               <w:rPr>
+                <w:rFonts w:ascii="Aptos" w:eastAsia="Aptos" w:hAnsi="Aptos" w:cs="Aptos"/>
                 <w:color w:val="000000"/>
                 <w:sz w:val="24"/>
                 <w:szCs w:val="24"/>
@@ -1361,6 +1485,7 @@
             </w:r>
             <w:r>
               <w:rPr>
+                <w:rFonts w:ascii="Aptos" w:eastAsia="Aptos" w:hAnsi="Aptos" w:cs="Aptos"/>
                 <w:color w:val="000000"/>
                 <w:sz w:val="24"/>
                 <w:szCs w:val="24"/>
@@ -1386,6 +1511,7 @@
             </w:pPr>
             <w:r>
               <w:rPr>
+                <w:rFonts w:ascii="Aptos" w:eastAsia="Aptos" w:hAnsi="Aptos" w:cs="Aptos"/>
                 <w:color w:val="000000"/>
                 <w:sz w:val="24"/>
                 <w:szCs w:val="24"/>
@@ -1394,6 +1520,7 @@
             </w:r>
             <w:r>
               <w:rPr>
+                <w:rFonts w:ascii="Aptos" w:eastAsia="Aptos" w:hAnsi="Aptos" w:cs="Aptos"/>
                 <w:color w:val="000000"/>
                 <w:sz w:val="24"/>
                 <w:szCs w:val="24"/>
@@ -1419,6 +1546,7 @@
             </w:pPr>
             <w:r>
               <w:rPr>
+                <w:rFonts w:ascii="Aptos" w:eastAsia="Aptos" w:hAnsi="Aptos" w:cs="Aptos"/>
                 <w:color w:val="000000"/>
                 <w:sz w:val="24"/>
                 <w:szCs w:val="24"/>
@@ -1427,6 +1555,7 @@
             </w:r>
             <w:r>
               <w:rPr>
+                <w:rFonts w:ascii="Aptos" w:eastAsia="Aptos" w:hAnsi="Aptos" w:cs="Aptos"/>
                 <w:color w:val="000000"/>
                 <w:sz w:val="24"/>
                 <w:szCs w:val="24"/>
@@ -1457,6 +1586,7 @@
             </w:pPr>
             <w:r>
               <w:rPr>
+                <w:rFonts w:ascii="Aptos" w:eastAsia="Aptos" w:hAnsi="Aptos" w:cs="Aptos"/>
                 <w:color w:val="000000"/>
                 <w:sz w:val="24"/>
                 <w:szCs w:val="24"/>
@@ -1465,6 +1595,7 @@
             </w:r>
             <w:r>
               <w:rPr>
+                <w:rFonts w:ascii="Aptos" w:eastAsia="Aptos" w:hAnsi="Aptos" w:cs="Aptos"/>
                 <w:color w:val="000000"/>
                 <w:sz w:val="24"/>
                 <w:szCs w:val="24"/>
@@ -1473,6 +1604,7 @@
             </w:r>
             <w:r>
               <w:rPr>
+                <w:rFonts w:ascii="Aptos" w:eastAsia="Aptos" w:hAnsi="Aptos" w:cs="Aptos"/>
                 <w:color w:val="000000"/>
                 <w:sz w:val="24"/>
                 <w:szCs w:val="24"/>
@@ -1481,6 +1613,7 @@
             </w:r>
             <w:r>
               <w:rPr>
+                <w:rFonts w:ascii="Aptos" w:eastAsia="Aptos" w:hAnsi="Aptos" w:cs="Aptos"/>
                 <w:color w:val="000000"/>
                 <w:sz w:val="24"/>
                 <w:szCs w:val="24"/>
@@ -1489,6 +1622,7 @@
             </w:r>
             <w:r>
               <w:rPr>
+                <w:rFonts w:ascii="Aptos" w:eastAsia="Aptos" w:hAnsi="Aptos" w:cs="Aptos"/>
                 <w:color w:val="000000"/>
                 <w:sz w:val="24"/>
                 <w:szCs w:val="24"/>
@@ -1514,6 +1648,7 @@
             </w:pPr>
             <w:r>
               <w:rPr>
+                <w:rFonts w:ascii="Aptos" w:eastAsia="Aptos" w:hAnsi="Aptos" w:cs="Aptos"/>
                 <w:color w:val="000000"/>
                 <w:sz w:val="24"/>
                 <w:szCs w:val="24"/>
@@ -1522,6 +1657,7 @@
             </w:r>
             <w:r>
               <w:rPr>
+                <w:rFonts w:ascii="Aptos" w:eastAsia="Aptos" w:hAnsi="Aptos" w:cs="Aptos"/>
                 <w:color w:val="000000"/>
                 <w:sz w:val="24"/>
                 <w:szCs w:val="24"/>
@@ -1547,6 +1683,7 @@
             </w:pPr>
             <w:r>
               <w:rPr>
+                <w:rFonts w:ascii="Aptos" w:eastAsia="Aptos" w:hAnsi="Aptos" w:cs="Aptos"/>
                 <w:color w:val="000000"/>
                 <w:sz w:val="24"/>
                 <w:szCs w:val="24"/>
@@ -1555,6 +1692,7 @@
             </w:r>
             <w:r>
               <w:rPr>
+                <w:rFonts w:ascii="Aptos" w:eastAsia="Aptos" w:hAnsi="Aptos" w:cs="Aptos"/>
                 <w:color w:val="000000"/>
                 <w:sz w:val="24"/>
                 <w:szCs w:val="24"/>
@@ -1580,6 +1718,7 @@
             </w:pPr>
             <w:r>
               <w:rPr>
+                <w:rFonts w:ascii="Aptos" w:eastAsia="Aptos" w:hAnsi="Aptos" w:cs="Aptos"/>
                 <w:color w:val="000000"/>
                 <w:sz w:val="24"/>
                 <w:szCs w:val="24"/>
@@ -1588,6 +1727,7 @@
             </w:r>
             <w:r>
               <w:rPr>
+                <w:rFonts w:ascii="Aptos" w:eastAsia="Aptos" w:hAnsi="Aptos" w:cs="Aptos"/>
                 <w:color w:val="000000"/>
                 <w:sz w:val="24"/>
                 <w:szCs w:val="24"/>
@@ -1613,6 +1753,7 @@
             </w:pPr>
             <w:r>
               <w:rPr>
+                <w:rFonts w:ascii="Aptos" w:eastAsia="Aptos" w:hAnsi="Aptos" w:cs="Aptos"/>
                 <w:color w:val="000000"/>
                 <w:sz w:val="24"/>
                 <w:szCs w:val="24"/>
@@ -1621,6 +1762,7 @@
             </w:r>
             <w:r>
               <w:rPr>
+                <w:rFonts w:ascii="Aptos" w:eastAsia="Aptos" w:hAnsi="Aptos" w:cs="Aptos"/>
                 <w:color w:val="000000"/>
                 <w:sz w:val="24"/>
                 <w:szCs w:val="24"/>
@@ -1651,6 +1793,7 @@
             </w:pPr>
             <w:r>
               <w:rPr>
+                <w:rFonts w:ascii="Aptos" w:eastAsia="Aptos" w:hAnsi="Aptos" w:cs="Aptos"/>
                 <w:color w:val="000000"/>
                 <w:sz w:val="24"/>
                 <w:szCs w:val="24"/>
@@ -1659,6 +1802,7 @@
             </w:r>
             <w:r>
               <w:rPr>
+                <w:rFonts w:ascii="Aptos" w:eastAsia="Aptos" w:hAnsi="Aptos" w:cs="Aptos"/>
                 <w:color w:val="000000"/>
                 <w:sz w:val="24"/>
                 <w:szCs w:val="24"/>
@@ -1667,6 +1811,7 @@
             </w:r>
             <w:r>
               <w:rPr>
+                <w:rFonts w:ascii="Aptos" w:eastAsia="Aptos" w:hAnsi="Aptos" w:cs="Aptos"/>
                 <w:color w:val="000000"/>
                 <w:sz w:val="24"/>
                 <w:szCs w:val="24"/>
@@ -1675,6 +1820,7 @@
             </w:r>
             <w:r>
               <w:rPr>
+                <w:rFonts w:ascii="Aptos" w:eastAsia="Aptos" w:hAnsi="Aptos" w:cs="Aptos"/>
                 <w:color w:val="000000"/>
                 <w:sz w:val="24"/>
                 <w:szCs w:val="24"/>
@@ -1683,6 +1829,7 @@
             </w:r>
             <w:r>
               <w:rPr>
+                <w:rFonts w:ascii="Aptos" w:eastAsia="Aptos" w:hAnsi="Aptos" w:cs="Aptos"/>
                 <w:color w:val="000000"/>
                 <w:sz w:val="24"/>
                 <w:szCs w:val="24"/>
@@ -1708,6 +1855,7 @@
             </w:pPr>
             <w:r>
               <w:rPr>
+                <w:rFonts w:ascii="Aptos" w:eastAsia="Aptos" w:hAnsi="Aptos" w:cs="Aptos"/>
                 <w:color w:val="000000"/>
                 <w:sz w:val="24"/>
                 <w:szCs w:val="24"/>
@@ -1716,6 +1864,7 @@
             </w:r>
             <w:r>
               <w:rPr>
+                <w:rFonts w:ascii="Aptos" w:eastAsia="Aptos" w:hAnsi="Aptos" w:cs="Aptos"/>
                 <w:color w:val="000000"/>
                 <w:sz w:val="24"/>
                 <w:szCs w:val="24"/>
@@ -1741,6 +1890,7 @@
             </w:pPr>
             <w:r>
               <w:rPr>
+                <w:rFonts w:ascii="Aptos" w:eastAsia="Aptos" w:hAnsi="Aptos" w:cs="Aptos"/>
                 <w:color w:val="000000"/>
                 <w:sz w:val="24"/>
                 <w:szCs w:val="24"/>
@@ -1749,6 +1899,7 @@
             </w:r>
             <w:r>
               <w:rPr>
+                <w:rFonts w:ascii="Aptos" w:eastAsia="Aptos" w:hAnsi="Aptos" w:cs="Aptos"/>
                 <w:color w:val="000000"/>
                 <w:sz w:val="24"/>
                 <w:szCs w:val="24"/>
@@ -1774,6 +1925,7 @@
             </w:pPr>
             <w:r>
               <w:rPr>
+                <w:rFonts w:ascii="Aptos" w:eastAsia="Aptos" w:hAnsi="Aptos" w:cs="Aptos"/>
                 <w:color w:val="000000"/>
                 <w:sz w:val="24"/>
                 <w:szCs w:val="24"/>
@@ -1782,6 +1934,7 @@
             </w:r>
             <w:r>
               <w:rPr>
+                <w:rFonts w:ascii="Aptos" w:eastAsia="Aptos" w:hAnsi="Aptos" w:cs="Aptos"/>
                 <w:color w:val="000000"/>
                 <w:sz w:val="24"/>
                 <w:szCs w:val="24"/>
@@ -1807,6 +1960,7 @@
             </w:pPr>
             <w:r>
               <w:rPr>
+                <w:rFonts w:ascii="Aptos" w:eastAsia="Aptos" w:hAnsi="Aptos" w:cs="Aptos"/>
                 <w:color w:val="000000"/>
                 <w:sz w:val="24"/>
                 <w:szCs w:val="24"/>
@@ -1815,6 +1969,7 @@
             </w:r>
             <w:r>
               <w:rPr>
+                <w:rFonts w:ascii="Aptos" w:eastAsia="Aptos" w:hAnsi="Aptos" w:cs="Aptos"/>
                 <w:color w:val="000000"/>
                 <w:sz w:val="24"/>
                 <w:szCs w:val="24"/>
@@ -1845,15 +2000,16 @@
             </w:pPr>
             <w:r>
               <w:rPr>
-                <w:color w:val="000000"/>
-                <w:sz w:val="24"/>
-                <w:szCs w:val="24"/>
-              </w:rPr>
-              <w:lastRenderedPageBreak/>
+                <w:rFonts w:ascii="Aptos" w:eastAsia="Aptos" w:hAnsi="Aptos" w:cs="Aptos"/>
+                <w:color w:val="000000"/>
+                <w:sz w:val="24"/>
+                <w:szCs w:val="24"/>
+              </w:rPr>
               <w:t>11</w:t>
             </w:r>
             <w:r>
               <w:rPr>
+                <w:rFonts w:ascii="Aptos" w:eastAsia="Aptos" w:hAnsi="Aptos" w:cs="Aptos"/>
                 <w:color w:val="000000"/>
                 <w:sz w:val="24"/>
                 <w:szCs w:val="24"/>
@@ -1862,6 +2018,7 @@
             </w:r>
             <w:r>
               <w:rPr>
+                <w:rFonts w:ascii="Aptos" w:eastAsia="Aptos" w:hAnsi="Aptos" w:cs="Aptos"/>
                 <w:color w:val="000000"/>
                 <w:sz w:val="24"/>
                 <w:szCs w:val="24"/>
@@ -1870,6 +2027,7 @@
             </w:r>
             <w:r>
               <w:rPr>
+                <w:rFonts w:ascii="Aptos" w:eastAsia="Aptos" w:hAnsi="Aptos" w:cs="Aptos"/>
                 <w:color w:val="000000"/>
                 <w:sz w:val="24"/>
                 <w:szCs w:val="24"/>
@@ -1878,6 +2036,7 @@
             </w:r>
             <w:r>
               <w:rPr>
+                <w:rFonts w:ascii="Aptos" w:eastAsia="Aptos" w:hAnsi="Aptos" w:cs="Aptos"/>
                 <w:color w:val="000000"/>
                 <w:sz w:val="24"/>
                 <w:szCs w:val="24"/>
@@ -1903,6 +2062,7 @@
             </w:pPr>
             <w:r>
               <w:rPr>
+                <w:rFonts w:ascii="Aptos" w:eastAsia="Aptos" w:hAnsi="Aptos" w:cs="Aptos"/>
                 <w:color w:val="000000"/>
                 <w:sz w:val="24"/>
                 <w:szCs w:val="24"/>
@@ -1911,6 +2071,7 @@
             </w:r>
             <w:r>
               <w:rPr>
+                <w:rFonts w:ascii="Aptos" w:eastAsia="Aptos" w:hAnsi="Aptos" w:cs="Aptos"/>
                 <w:color w:val="000000"/>
                 <w:sz w:val="24"/>
                 <w:szCs w:val="24"/>
@@ -1936,6 +2097,7 @@
             </w:pPr>
             <w:r>
               <w:rPr>
+                <w:rFonts w:ascii="Aptos" w:eastAsia="Aptos" w:hAnsi="Aptos" w:cs="Aptos"/>
                 <w:color w:val="000000"/>
                 <w:sz w:val="24"/>
                 <w:szCs w:val="24"/>
@@ -1944,6 +2106,7 @@
             </w:r>
             <w:r>
               <w:rPr>
+                <w:rFonts w:ascii="Aptos" w:eastAsia="Aptos" w:hAnsi="Aptos" w:cs="Aptos"/>
                 <w:color w:val="000000"/>
                 <w:sz w:val="24"/>
                 <w:szCs w:val="24"/>
@@ -1969,6 +2132,7 @@
             </w:pPr>
             <w:r>
               <w:rPr>
+                <w:rFonts w:ascii="Aptos" w:eastAsia="Aptos" w:hAnsi="Aptos" w:cs="Aptos"/>
                 <w:color w:val="000000"/>
                 <w:sz w:val="24"/>
                 <w:szCs w:val="24"/>
@@ -1977,6 +2141,7 @@
             </w:r>
             <w:r>
               <w:rPr>
+                <w:rFonts w:ascii="Aptos" w:eastAsia="Aptos" w:hAnsi="Aptos" w:cs="Aptos"/>
                 <w:color w:val="000000"/>
                 <w:sz w:val="24"/>
                 <w:szCs w:val="24"/>
@@ -2002,6 +2167,7 @@
             </w:pPr>
             <w:r>
               <w:rPr>
+                <w:rFonts w:ascii="Aptos" w:eastAsia="Aptos" w:hAnsi="Aptos" w:cs="Aptos"/>
                 <w:color w:val="000000"/>
                 <w:sz w:val="24"/>
                 <w:szCs w:val="24"/>
@@ -2010,6 +2176,7 @@
             </w:r>
             <w:r>
               <w:rPr>
+                <w:rFonts w:ascii="Aptos" w:eastAsia="Aptos" w:hAnsi="Aptos" w:cs="Aptos"/>
                 <w:color w:val="000000"/>
                 <w:sz w:val="24"/>
                 <w:szCs w:val="24"/>
@@ -2040,6 +2207,7 @@
             </w:pPr>
             <w:r>
               <w:rPr>
+                <w:rFonts w:ascii="Aptos" w:eastAsia="Aptos" w:hAnsi="Aptos" w:cs="Aptos"/>
                 <w:color w:val="000000"/>
                 <w:sz w:val="24"/>
                 <w:szCs w:val="24"/>
@@ -2048,6 +2216,7 @@
             </w:r>
             <w:r>
               <w:rPr>
+                <w:rFonts w:ascii="Aptos" w:eastAsia="Aptos" w:hAnsi="Aptos" w:cs="Aptos"/>
                 <w:color w:val="000000"/>
                 <w:sz w:val="24"/>
                 <w:szCs w:val="24"/>
@@ -2056,6 +2225,7 @@
             </w:r>
             <w:r>
               <w:rPr>
+                <w:rFonts w:ascii="Aptos" w:eastAsia="Aptos" w:hAnsi="Aptos" w:cs="Aptos"/>
                 <w:color w:val="000000"/>
                 <w:sz w:val="24"/>
                 <w:szCs w:val="24"/>
@@ -2064,6 +2234,7 @@
             </w:r>
             <w:r>
               <w:rPr>
+                <w:rFonts w:ascii="Aptos" w:eastAsia="Aptos" w:hAnsi="Aptos" w:cs="Aptos"/>
                 <w:color w:val="000000"/>
                 <w:sz w:val="24"/>
                 <w:szCs w:val="24"/>
@@ -2072,6 +2243,7 @@
             </w:r>
             <w:r>
               <w:rPr>
+                <w:rFonts w:ascii="Aptos" w:eastAsia="Aptos" w:hAnsi="Aptos" w:cs="Aptos"/>
                 <w:color w:val="000000"/>
                 <w:sz w:val="24"/>
                 <w:szCs w:val="24"/>
@@ -2097,6 +2269,7 @@
             </w:pPr>
             <w:r>
               <w:rPr>
+                <w:rFonts w:ascii="Aptos" w:eastAsia="Aptos" w:hAnsi="Aptos" w:cs="Aptos"/>
                 <w:color w:val="000000"/>
                 <w:sz w:val="24"/>
                 <w:szCs w:val="24"/>
@@ -2105,6 +2278,7 @@
             </w:r>
             <w:r>
               <w:rPr>
+                <w:rFonts w:ascii="Aptos" w:eastAsia="Aptos" w:hAnsi="Aptos" w:cs="Aptos"/>
                 <w:color w:val="000000"/>
                 <w:sz w:val="24"/>
                 <w:szCs w:val="24"/>
@@ -2130,6 +2304,7 @@
             </w:pPr>
             <w:r>
               <w:rPr>
+                <w:rFonts w:ascii="Aptos" w:eastAsia="Aptos" w:hAnsi="Aptos" w:cs="Aptos"/>
                 <w:color w:val="000000"/>
                 <w:sz w:val="24"/>
                 <w:szCs w:val="24"/>
@@ -2138,6 +2313,7 @@
             </w:r>
             <w:r>
               <w:rPr>
+                <w:rFonts w:ascii="Aptos" w:eastAsia="Aptos" w:hAnsi="Aptos" w:cs="Aptos"/>
                 <w:color w:val="000000"/>
                 <w:sz w:val="24"/>
                 <w:szCs w:val="24"/>
@@ -2163,6 +2339,7 @@
             </w:pPr>
             <w:r>
               <w:rPr>
+                <w:rFonts w:ascii="Aptos" w:eastAsia="Aptos" w:hAnsi="Aptos" w:cs="Aptos"/>
                 <w:color w:val="000000"/>
                 <w:sz w:val="24"/>
                 <w:szCs w:val="24"/>
@@ -2171,6 +2348,7 @@
             </w:r>
             <w:r>
               <w:rPr>
+                <w:rFonts w:ascii="Aptos" w:eastAsia="Aptos" w:hAnsi="Aptos" w:cs="Aptos"/>
                 <w:color w:val="000000"/>
                 <w:sz w:val="24"/>
                 <w:szCs w:val="24"/>
@@ -2196,6 +2374,7 @@
             </w:pPr>
             <w:r>
               <w:rPr>
+                <w:rFonts w:ascii="Aptos" w:eastAsia="Aptos" w:hAnsi="Aptos" w:cs="Aptos"/>
                 <w:color w:val="000000"/>
                 <w:sz w:val="24"/>
                 <w:szCs w:val="24"/>
@@ -2204,6 +2383,7 @@
             </w:r>
             <w:r>
               <w:rPr>
+                <w:rFonts w:ascii="Aptos" w:eastAsia="Aptos" w:hAnsi="Aptos" w:cs="Aptos"/>
                 <w:color w:val="000000"/>
                 <w:sz w:val="24"/>
                 <w:szCs w:val="24"/>
@@ -2234,6 +2414,7 @@
             </w:pPr>
             <w:r>
               <w:rPr>
+                <w:rFonts w:ascii="Aptos" w:eastAsia="Aptos" w:hAnsi="Aptos" w:cs="Aptos"/>
                 <w:color w:val="000000"/>
                 <w:sz w:val="24"/>
                 <w:szCs w:val="24"/>
@@ -2242,6 +2423,7 @@
             </w:r>
             <w:r>
               <w:rPr>
+                <w:rFonts w:ascii="Aptos" w:eastAsia="Aptos" w:hAnsi="Aptos" w:cs="Aptos"/>
                 <w:color w:val="000000"/>
                 <w:sz w:val="24"/>
                 <w:szCs w:val="24"/>
@@ -2250,6 +2432,7 @@
             </w:r>
             <w:r>
               <w:rPr>
+                <w:rFonts w:ascii="Aptos" w:eastAsia="Aptos" w:hAnsi="Aptos" w:cs="Aptos"/>
                 <w:color w:val="000000"/>
                 <w:sz w:val="24"/>
                 <w:szCs w:val="24"/>
@@ -2258,6 +2441,7 @@
             </w:r>
             <w:r>
               <w:rPr>
+                <w:rFonts w:ascii="Aptos" w:eastAsia="Aptos" w:hAnsi="Aptos" w:cs="Aptos"/>
                 <w:color w:val="000000"/>
                 <w:sz w:val="24"/>
                 <w:szCs w:val="24"/>
@@ -2266,6 +2450,7 @@
             </w:r>
             <w:r>
               <w:rPr>
+                <w:rFonts w:ascii="Aptos" w:eastAsia="Aptos" w:hAnsi="Aptos" w:cs="Aptos"/>
                 <w:color w:val="000000"/>
                 <w:sz w:val="24"/>
                 <w:szCs w:val="24"/>
@@ -2291,6 +2476,7 @@
             </w:pPr>
             <w:r>
               <w:rPr>
+                <w:rFonts w:ascii="Aptos" w:eastAsia="Aptos" w:hAnsi="Aptos" w:cs="Aptos"/>
                 <w:color w:val="000000"/>
                 <w:sz w:val="24"/>
                 <w:szCs w:val="24"/>
@@ -2299,6 +2485,7 @@
             </w:r>
             <w:r>
               <w:rPr>
+                <w:rFonts w:ascii="Aptos" w:eastAsia="Aptos" w:hAnsi="Aptos" w:cs="Aptos"/>
                 <w:color w:val="000000"/>
                 <w:sz w:val="24"/>
                 <w:szCs w:val="24"/>
@@ -2324,6 +2511,7 @@
             </w:pPr>
             <w:r>
               <w:rPr>
+                <w:rFonts w:ascii="Aptos" w:eastAsia="Aptos" w:hAnsi="Aptos" w:cs="Aptos"/>
                 <w:color w:val="000000"/>
                 <w:sz w:val="24"/>
                 <w:szCs w:val="24"/>
@@ -2332,6 +2520,7 @@
             </w:r>
             <w:r>
               <w:rPr>
+                <w:rFonts w:ascii="Aptos" w:eastAsia="Aptos" w:hAnsi="Aptos" w:cs="Aptos"/>
                 <w:color w:val="000000"/>
                 <w:sz w:val="24"/>
                 <w:szCs w:val="24"/>
@@ -2357,6 +2546,7 @@
             </w:pPr>
             <w:r>
               <w:rPr>
+                <w:rFonts w:ascii="Aptos" w:eastAsia="Aptos" w:hAnsi="Aptos" w:cs="Aptos"/>
                 <w:color w:val="000000"/>
                 <w:sz w:val="24"/>
                 <w:szCs w:val="24"/>
@@ -2365,6 +2555,7 @@
             </w:r>
             <w:r>
               <w:rPr>
+                <w:rFonts w:ascii="Aptos" w:eastAsia="Aptos" w:hAnsi="Aptos" w:cs="Aptos"/>
                 <w:color w:val="000000"/>
                 <w:sz w:val="24"/>
                 <w:szCs w:val="24"/>
@@ -2390,6 +2581,7 @@
             </w:pPr>
             <w:r>
               <w:rPr>
+                <w:rFonts w:ascii="Aptos" w:eastAsia="Aptos" w:hAnsi="Aptos" w:cs="Aptos"/>
                 <w:color w:val="000000"/>
                 <w:sz w:val="24"/>
                 <w:szCs w:val="24"/>
@@ -2398,6 +2590,7 @@
             </w:r>
             <w:r>
               <w:rPr>
+                <w:rFonts w:ascii="Aptos" w:eastAsia="Aptos" w:hAnsi="Aptos" w:cs="Aptos"/>
                 <w:color w:val="000000"/>
                 <w:sz w:val="24"/>
                 <w:szCs w:val="24"/>
@@ -2428,6 +2621,7 @@
             </w:pPr>
             <w:r>
               <w:rPr>
+                <w:rFonts w:ascii="Aptos" w:eastAsia="Aptos" w:hAnsi="Aptos" w:cs="Aptos"/>
                 <w:color w:val="000000"/>
                 <w:sz w:val="24"/>
                 <w:szCs w:val="24"/>
@@ -2436,6 +2630,7 @@
             </w:r>
             <w:r>
               <w:rPr>
+                <w:rFonts w:ascii="Aptos" w:eastAsia="Aptos" w:hAnsi="Aptos" w:cs="Aptos"/>
                 <w:color w:val="000000"/>
                 <w:sz w:val="24"/>
                 <w:szCs w:val="24"/>
@@ -2444,6 +2639,7 @@
             </w:r>
             <w:r>
               <w:rPr>
+                <w:rFonts w:ascii="Aptos" w:eastAsia="Aptos" w:hAnsi="Aptos" w:cs="Aptos"/>
                 <w:color w:val="000000"/>
                 <w:sz w:val="24"/>
                 <w:szCs w:val="24"/>
@@ -2452,6 +2648,7 @@
             </w:r>
             <w:r>
               <w:rPr>
+                <w:rFonts w:ascii="Aptos" w:eastAsia="Aptos" w:hAnsi="Aptos" w:cs="Aptos"/>
                 <w:color w:val="000000"/>
                 <w:sz w:val="24"/>
                 <w:szCs w:val="24"/>
@@ -2460,6 +2657,7 @@
             </w:r>
             <w:r>
               <w:rPr>
+                <w:rFonts w:ascii="Aptos" w:eastAsia="Aptos" w:hAnsi="Aptos" w:cs="Aptos"/>
                 <w:color w:val="000000"/>
                 <w:sz w:val="24"/>
                 <w:szCs w:val="24"/>
@@ -2485,6 +2683,7 @@
             </w:pPr>
             <w:r>
               <w:rPr>
+                <w:rFonts w:ascii="Aptos" w:eastAsia="Aptos" w:hAnsi="Aptos" w:cs="Aptos"/>
                 <w:color w:val="000000"/>
                 <w:sz w:val="24"/>
                 <w:szCs w:val="24"/>
@@ -2493,6 +2692,7 @@
             </w:r>
             <w:r>
               <w:rPr>
+                <w:rFonts w:ascii="Aptos" w:eastAsia="Aptos" w:hAnsi="Aptos" w:cs="Aptos"/>
                 <w:color w:val="000000"/>
                 <w:sz w:val="24"/>
                 <w:szCs w:val="24"/>
@@ -2518,6 +2718,7 @@
             </w:pPr>
             <w:r>
               <w:rPr>
+                <w:rFonts w:ascii="Aptos" w:eastAsia="Aptos" w:hAnsi="Aptos" w:cs="Aptos"/>
                 <w:color w:val="000000"/>
                 <w:sz w:val="24"/>
                 <w:szCs w:val="24"/>
@@ -2526,6 +2727,7 @@
             </w:r>
             <w:r>
               <w:rPr>
+                <w:rFonts w:ascii="Aptos" w:eastAsia="Aptos" w:hAnsi="Aptos" w:cs="Aptos"/>
                 <w:color w:val="000000"/>
                 <w:sz w:val="24"/>
                 <w:szCs w:val="24"/>
@@ -2591,6 +2793,7 @@
             </w:pPr>
             <w:r>
               <w:rPr>
+                <w:rFonts w:ascii="Aptos" w:eastAsia="Aptos" w:hAnsi="Aptos" w:cs="Aptos"/>
                 <w:color w:val="000000"/>
                 <w:sz w:val="24"/>
                 <w:szCs w:val="24"/>
@@ -2600,6 +2803,7 @@
             </w:r>
             <w:r>
               <w:rPr>
+                <w:rFonts w:ascii="Aptos" w:hAnsi="Aptos" w:eastAsia="Aptos" w:cs="Aptos"/>
                 <w:color w:val="000000"/>
                 <w:sz w:val="24"/>
                 <w:szCs w:val="24"/>
@@ -2608,6 +2812,7 @@
             </w:r>
             <w:r>
               <w:rPr>
+                <w:rFonts w:ascii="Aptos" w:eastAsia="Aptos" w:hAnsi="Aptos" w:cs="Aptos"/>
                 <w:color w:val="000000"/>
                 <w:sz w:val="24"/>
                 <w:szCs w:val="24"/>
@@ -2619,9 +2824,8 @@
         </w:tc>
       </w:tr>
     </w:tbl>
-    <w:p/>
     <w:sectPr>
-      <w:footerReference w:type="default" r:id="rId7"/>
+      <w:footerReference w:type="default" r:id="rId11"/>
       <w:pgSz w:w="12240" w:h="15840"/>
       <w:pgMar w:top="1440" w:right="1440" w:bottom="1440" w:left="1440" w:header="706" w:footer="706" w:gutter="0"/>
       <w:cols w:space="720"/>
@@ -2632,7 +2836,7 @@
 </file>
 
 <file path=word/endnotes.xml><?xml version="1.0" encoding="utf-8"?>
-<w:endnotes xmlns:wpc="http://schemas.microsoft.com/office/word/2010/wordprocessingCanvas" xmlns:cx="http://schemas.microsoft.com/office/drawing/2014/chartex" xmlns:cx1="http://schemas.microsoft.com/office/drawing/2015/9/8/chartex" xmlns:cx2="http://schemas.microsoft.com/office/drawing/2015/10/21/chartex" xmlns:cx3="http://schemas.microsoft.com/office/drawing/2016/5/9/chartex" xmlns:cx4="http://schemas.microsoft.com/office/drawing/2016/5/10/chartex" xmlns:cx5="http://schemas.microsoft.com/office/drawing/2016/5/11/chartex" xmlns:cx6="http://schemas.microsoft.com/office/drawing/2016/5/12/chartex" xmlns:cx7="http://schemas.microsoft.com/office/drawing/2016/5/13/chartex" xmlns:cx8="http://schemas.microsoft.com/office/drawing/2016/5/14/chartex" xmlns:mc="http://schemas.openxmlformats.org/markup-compatibility/2006" xmlns:aink="http://schemas.microsoft.com/office/drawing/2016/ink" xmlns:am3d="http://schemas.microsoft.com/office/drawing/2017/model3d" xmlns:o="urn:schemas-microsoft-com:office:office" xmlns:oel="http://schemas.microsoft.com/office/2019/extlst" xmlns:r="http://schemas.openxmlformats.org/officeDocument/2006/relationships" xmlns:m="http://schemas.openxmlformats.org/officeDocument/2006/math" xmlns:v="urn:schemas-microsoft-com:vml" xmlns:wp14="http://schemas.microsoft.com/office/word/2010/wordprocessingDrawing" xmlns:wp="http://schemas.openxmlformats.org/drawingml/2006/wordprocessingDrawing" xmlns:w10="urn:schemas-microsoft-com:office:word" xmlns:w="http://schemas.openxmlformats.org/wordprocessingml/2006/main" xmlns:w14="http://schemas.microsoft.com/office/word/2010/wordml" xmlns:w15="http://schemas.microsoft.com/office/word/2012/wordml" xmlns:w16cex="http://schemas.microsoft.com/office/word/2018/wordml/cex" xmlns:w16cid="http://schemas.microsoft.com/office/word/2016/wordml/cid" xmlns:w16="http://schemas.microsoft.com/office/word/2018/wordml" xmlns:w16du="http://schemas.microsoft.com/office/word/2023/wordml/word16du" xmlns:w16sdtdh="http://schemas.microsoft.com/office/word/2020/wordml/sdtdatahash" xmlns:w16sdtfl="http://schemas.microsoft.com/office/word/2024/wordml/sdtformatlock" xmlns:w16se="http://schemas.microsoft.com/office/word/2015/wordml/symex" xmlns:wpg="http://schemas.microsoft.com/office/word/2010/wordprocessingGroup" xmlns:wpi="http://schemas.microsoft.com/office/word/2010/wordprocessingInk" xmlns:wne="http://schemas.microsoft.com/office/word/2006/wordml" xmlns:wps="http://schemas.microsoft.com/office/word/2010/wordprocessingShape" mc:Ignorable="w14 w15 w16se w16cid w16 w16cex w16sdtdh w16sdtfl w16du wp14">
+<w:endnotes xmlns:wpc="http://schemas.microsoft.com/office/word/2010/wordprocessingCanvas" xmlns:cx="http://schemas.microsoft.com/office/drawing/2014/chartex" xmlns:cx1="http://schemas.microsoft.com/office/drawing/2015/9/8/chartex" xmlns:cx2="http://schemas.microsoft.com/office/drawing/2015/10/21/chartex" xmlns:cx3="http://schemas.microsoft.com/office/drawing/2016/5/9/chartex" xmlns:cx4="http://schemas.microsoft.com/office/drawing/2016/5/10/chartex" xmlns:cx5="http://schemas.microsoft.com/office/drawing/2016/5/11/chartex" xmlns:cx6="http://schemas.microsoft.com/office/drawing/2016/5/12/chartex" xmlns:cx7="http://schemas.microsoft.com/office/drawing/2016/5/13/chartex" xmlns:cx8="http://schemas.microsoft.com/office/drawing/2016/5/14/chartex" xmlns:mc="http://schemas.openxmlformats.org/markup-compatibility/2006" xmlns:aink="http://schemas.microsoft.com/office/drawing/2016/ink" xmlns:am3d="http://schemas.microsoft.com/office/drawing/2017/model3d" xmlns:o="urn:schemas-microsoft-com:office:office" xmlns:oel="http://schemas.microsoft.com/office/2019/extlst" xmlns:r="http://schemas.openxmlformats.org/officeDocument/2006/relationships" xmlns:m="http://schemas.openxmlformats.org/officeDocument/2006/math" xmlns:v="urn:schemas-microsoft-com:vml" xmlns:wp14="http://schemas.microsoft.com/office/word/2010/wordprocessingDrawing" xmlns:wp="http://schemas.openxmlformats.org/drawingml/2006/wordprocessingDrawing" xmlns:w10="urn:schemas-microsoft-com:office:word" xmlns:w="http://schemas.openxmlformats.org/wordprocessingml/2006/main" xmlns:w14="http://schemas.microsoft.com/office/word/2010/wordml" xmlns:w15="http://schemas.microsoft.com/office/word/2012/wordml" xmlns:w16cei="http://schemas.microsoft.com/office/word/2026/wordml/cei" xmlns:w16cex="http://schemas.microsoft.com/office/word/2018/wordml/cex" xmlns:w16cid="http://schemas.microsoft.com/office/word/2016/wordml/cid" xmlns:w16="http://schemas.microsoft.com/office/word/2018/wordml" xmlns:w16du="http://schemas.microsoft.com/office/word/2023/wordml/word16du" xmlns:w16sdtdh="http://schemas.microsoft.com/office/word/2020/wordml/sdtdatahash" xmlns:w16sdtfl="http://schemas.microsoft.com/office/word/2024/wordml/sdtformatlock" xmlns:w16se="http://schemas.microsoft.com/office/word/2015/wordml/symex" xmlns:wpg="http://schemas.microsoft.com/office/word/2010/wordprocessingGroup" xmlns:wpi="http://schemas.microsoft.com/office/word/2010/wordprocessingInk" xmlns:wne="http://schemas.microsoft.com/office/word/2006/wordml" xmlns:wps="http://schemas.microsoft.com/office/word/2010/wordprocessingShape" mc:Ignorable="w14 w15 w16se w16cid w16 w16cex w16sdtdh w16sdtfl w16du wp14">
   <w:endnote w:type="separator" w:id="-1">
     <w:p>
       <w:pPr>
@@ -2657,19 +2861,22 @@
 </file>
 
 <file path=word/footer1.xml><?xml version="1.0" encoding="utf-8"?>
-<w:ftr xmlns:wpc="http://schemas.microsoft.com/office/word/2010/wordprocessingCanvas" xmlns:cx="http://schemas.microsoft.com/office/drawing/2014/chartex" xmlns:cx1="http://schemas.microsoft.com/office/drawing/2015/9/8/chartex" xmlns:cx2="http://schemas.microsoft.com/office/drawing/2015/10/21/chartex" xmlns:cx3="http://schemas.microsoft.com/office/drawing/2016/5/9/chartex" xmlns:cx4="http://schemas.microsoft.com/office/drawing/2016/5/10/chartex" xmlns:cx5="http://schemas.microsoft.com/office/drawing/2016/5/11/chartex" xmlns:cx6="http://schemas.microsoft.com/office/drawing/2016/5/12/chartex" xmlns:cx7="http://schemas.microsoft.com/office/drawing/2016/5/13/chartex" xmlns:cx8="http://schemas.microsoft.com/office/drawing/2016/5/14/chartex" xmlns:mc="http://schemas.openxmlformats.org/markup-compatibility/2006" xmlns:aink="http://schemas.microsoft.com/office/drawing/2016/ink" xmlns:am3d="http://schemas.microsoft.com/office/drawing/2017/model3d" xmlns:o="urn:schemas-microsoft-com:office:office" xmlns:oel="http://schemas.microsoft.com/office/2019/extlst" xmlns:r="http://schemas.openxmlformats.org/officeDocument/2006/relationships" xmlns:m="http://schemas.openxmlformats.org/officeDocument/2006/math" xmlns:v="urn:schemas-microsoft-com:vml" xmlns:wp14="http://schemas.microsoft.com/office/word/2010/wordprocessingDrawing" xmlns:wp="http://schemas.openxmlformats.org/drawingml/2006/wordprocessingDrawing" xmlns:w10="urn:schemas-microsoft-com:office:word" xmlns:w="http://schemas.openxmlformats.org/wordprocessingml/2006/main" xmlns:w14="http://schemas.microsoft.com/office/word/2010/wordml" xmlns:w15="http://schemas.microsoft.com/office/word/2012/wordml" xmlns:w16cex="http://schemas.microsoft.com/office/word/2018/wordml/cex" xmlns:w16cid="http://schemas.microsoft.com/office/word/2016/wordml/cid" xmlns:w16="http://schemas.microsoft.com/office/word/2018/wordml" xmlns:w16du="http://schemas.microsoft.com/office/word/2023/wordml/word16du" xmlns:w16sdtdh="http://schemas.microsoft.com/office/word/2020/wordml/sdtdatahash" xmlns:w16sdtfl="http://schemas.microsoft.com/office/word/2024/wordml/sdtformatlock" xmlns:w16se="http://schemas.microsoft.com/office/word/2015/wordml/symex" xmlns:wpg="http://schemas.microsoft.com/office/word/2010/wordprocessingGroup" xmlns:wpi="http://schemas.microsoft.com/office/word/2010/wordprocessingInk" xmlns:wne="http://schemas.microsoft.com/office/word/2006/wordml" xmlns:wps="http://schemas.microsoft.com/office/word/2010/wordprocessingShape" mc:Ignorable="w14 w15 w16se w16cid w16 w16cex w16sdtdh w16sdtfl w16du wp14">
+<w:ftr xmlns:m="http://schemas.openxmlformats.org/officeDocument/2006/math" xmlns:mc="http://schemas.openxmlformats.org/markup-compatibility/2006" xmlns:mo="http://schemas.microsoft.com/office/mac/office/2008/main" xmlns:mv="urn:schemas-microsoft-com:mac:vml" xmlns:o="urn:schemas-microsoft-com:office:office" xmlns:r="http://schemas.openxmlformats.org/officeDocument/2006/relationships" xmlns:v="urn:schemas-microsoft-com:vml" xmlns:w10="urn:schemas-microsoft-com:office:word" xmlns:w14="http://schemas.microsoft.com/office/word/2010/wordml" xmlns:w="http://schemas.openxmlformats.org/wordprocessingml/2006/main" xmlns:wne="http://schemas.microsoft.com/office/word/2006/wordml" xmlns:wp14="http://schemas.microsoft.com/office/word/2010/wordprocessingDrawing" xmlns:wp="http://schemas.openxmlformats.org/drawingml/2006/wordprocessingDrawing" xmlns:wpc="http://schemas.microsoft.com/office/word/2010/wordprocessingCanvas" xmlns:wpg="http://schemas.microsoft.com/office/word/2010/wordprocessingGroup" xmlns:wpi="http://schemas.microsoft.com/office/word/2010/wordprocessingInk" xmlns:wps="http://schemas.microsoft.com/office/word/2010/wordprocessingShape" mc:Ignorable="w14 wp14">
   <w:p>
     <w:pPr>
-      <w:spacing w:after="0" w:line="240" w:lineRule="auto"/>
+      <w:spacing w:line="240" w:lineRule="auto" w:before="0" w:after="0"/>
+      <w:jc w:val="left"/>
     </w:pPr>
     <w:r>
       <w:rPr>
+        <w:rFonts w:ascii="Aptos" w:hAnsi="Aptos" w:eastAsia="Aptos" w:cs="Aptos"/>
         <w:sz w:val="18"/>
       </w:rPr>
       <w:t xml:space="preserve">From J.M. Larson and H.L. Stedge, </w:t>
     </w:r>
     <w:r>
       <w:rPr>
+        <w:rFonts w:ascii="Aptos" w:hAnsi="Aptos" w:eastAsia="Aptos" w:cs="Aptos"/>
         <w:i/>
         <w:sz w:val="18"/>
       </w:rPr>
@@ -2677,6 +2884,7 @@
     </w:r>
     <w:r>
       <w:rPr>
+        <w:rFonts w:ascii="Aptos" w:hAnsi="Aptos" w:eastAsia="Aptos" w:cs="Aptos"/>
         <w:sz w:val="18"/>
       </w:rPr>
       <w:t xml:space="preserve"> (Human Kinetics, 2027).</w:t>
@@ -2686,7 +2894,7 @@
 </file>
 
 <file path=word/footnotes.xml><?xml version="1.0" encoding="utf-8"?>
-<w:footnotes xmlns:wpc="http://schemas.microsoft.com/office/word/2010/wordprocessingCanvas" xmlns:cx="http://schemas.microsoft.com/office/drawing/2014/chartex" xmlns:cx1="http://schemas.microsoft.com/office/drawing/2015/9/8/chartex" xmlns:cx2="http://schemas.microsoft.com/office/drawing/2015/10/21/chartex" xmlns:cx3="http://schemas.microsoft.com/office/drawing/2016/5/9/chartex" xmlns:cx4="http://schemas.microsoft.com/office/drawing/2016/5/10/chartex" xmlns:cx5="http://schemas.microsoft.com/office/drawing/2016/5/11/chartex" xmlns:cx6="http://schemas.microsoft.com/office/drawing/2016/5/12/chartex" xmlns:cx7="http://schemas.microsoft.com/office/drawing/2016/5/13/chartex" xmlns:cx8="http://schemas.microsoft.com/office/drawing/2016/5/14/chartex" xmlns:mc="http://schemas.openxmlformats.org/markup-compatibility/2006" xmlns:aink="http://schemas.microsoft.com/office/drawing/2016/ink" xmlns:am3d="http://schemas.microsoft.com/office/drawing/2017/model3d" xmlns:o="urn:schemas-microsoft-com:office:office" xmlns:oel="http://schemas.microsoft.com/office/2019/extlst" xmlns:r="http://schemas.openxmlformats.org/officeDocument/2006/relationships" xmlns:m="http://schemas.openxmlformats.org/officeDocument/2006/math" xmlns:v="urn:schemas-microsoft-com:vml" xmlns:wp14="http://schemas.microsoft.com/office/word/2010/wordprocessingDrawing" xmlns:wp="http://schemas.openxmlformats.org/drawingml/2006/wordprocessingDrawing" xmlns:w10="urn:schemas-microsoft-com:office:word" xmlns:w="http://schemas.openxmlformats.org/wordprocessingml/2006/main" xmlns:w14="http://schemas.microsoft.com/office/word/2010/wordml" xmlns:w15="http://schemas.microsoft.com/office/word/2012/wordml" xmlns:w16cex="http://schemas.microsoft.com/office/word/2018/wordml/cex" xmlns:w16cid="http://schemas.microsoft.com/office/word/2016/wordml/cid" xmlns:w16="http://schemas.microsoft.com/office/word/2018/wordml" xmlns:w16du="http://schemas.microsoft.com/office/word/2023/wordml/word16du" xmlns:w16sdtdh="http://schemas.microsoft.com/office/word/2020/wordml/sdtdatahash" xmlns:w16sdtfl="http://schemas.microsoft.com/office/word/2024/wordml/sdtformatlock" xmlns:w16se="http://schemas.microsoft.com/office/word/2015/wordml/symex" xmlns:wpg="http://schemas.microsoft.com/office/word/2010/wordprocessingGroup" xmlns:wpi="http://schemas.microsoft.com/office/word/2010/wordprocessingInk" xmlns:wne="http://schemas.microsoft.com/office/word/2006/wordml" xmlns:wps="http://schemas.microsoft.com/office/word/2010/wordprocessingShape" mc:Ignorable="w14 w15 w16se w16cid w16 w16cex w16sdtdh w16sdtfl w16du wp14">
+<w:footnotes xmlns:wpc="http://schemas.microsoft.com/office/word/2010/wordprocessingCanvas" xmlns:cx="http://schemas.microsoft.com/office/drawing/2014/chartex" xmlns:cx1="http://schemas.microsoft.com/office/drawing/2015/9/8/chartex" xmlns:cx2="http://schemas.microsoft.com/office/drawing/2015/10/21/chartex" xmlns:cx3="http://schemas.microsoft.com/office/drawing/2016/5/9/chartex" xmlns:cx4="http://schemas.microsoft.com/office/drawing/2016/5/10/chartex" xmlns:cx5="http://schemas.microsoft.com/office/drawing/2016/5/11/chartex" xmlns:cx6="http://schemas.microsoft.com/office/drawing/2016/5/12/chartex" xmlns:cx7="http://schemas.microsoft.com/office/drawing/2016/5/13/chartex" xmlns:cx8="http://schemas.microsoft.com/office/drawing/2016/5/14/chartex" xmlns:mc="http://schemas.openxmlformats.org/markup-compatibility/2006" xmlns:aink="http://schemas.microsoft.com/office/drawing/2016/ink" xmlns:am3d="http://schemas.microsoft.com/office/drawing/2017/model3d" xmlns:o="urn:schemas-microsoft-com:office:office" xmlns:oel="http://schemas.microsoft.com/office/2019/extlst" xmlns:r="http://schemas.openxmlformats.org/officeDocument/2006/relationships" xmlns:m="http://schemas.openxmlformats.org/officeDocument/2006/math" xmlns:v="urn:schemas-microsoft-com:vml" xmlns:wp14="http://schemas.microsoft.com/office/word/2010/wordprocessingDrawing" xmlns:wp="http://schemas.openxmlformats.org/drawingml/2006/wordprocessingDrawing" xmlns:w10="urn:schemas-microsoft-com:office:word" xmlns:w="http://schemas.openxmlformats.org/wordprocessingml/2006/main" xmlns:w14="http://schemas.microsoft.com/office/word/2010/wordml" xmlns:w15="http://schemas.microsoft.com/office/word/2012/wordml" xmlns:w16cei="http://schemas.microsoft.com/office/word/2026/wordml/cei" xmlns:w16cex="http://schemas.microsoft.com/office/word/2018/wordml/cex" xmlns:w16cid="http://schemas.microsoft.com/office/word/2016/wordml/cid" xmlns:w16="http://schemas.microsoft.com/office/word/2018/wordml" xmlns:w16du="http://schemas.microsoft.com/office/word/2023/wordml/word16du" xmlns:w16sdtdh="http://schemas.microsoft.com/office/word/2020/wordml/sdtdatahash" xmlns:w16sdtfl="http://schemas.microsoft.com/office/word/2024/wordml/sdtformatlock" xmlns:w16se="http://schemas.microsoft.com/office/word/2015/wordml/symex" xmlns:wpg="http://schemas.microsoft.com/office/word/2010/wordprocessingGroup" xmlns:wpi="http://schemas.microsoft.com/office/word/2010/wordprocessingInk" xmlns:wne="http://schemas.microsoft.com/office/word/2006/wordml" xmlns:wps="http://schemas.microsoft.com/office/word/2010/wordprocessingShape" mc:Ignorable="w14 w15 w16se w16cid w16 w16cex w16sdtdh w16sdtfl w16du wp14">
   <w:footnote w:type="separator" w:id="-1">
     <w:p>
       <w:pPr>
@@ -2711,7 +2919,7 @@
 </file>
 
 <file path=word/numbering.xml><?xml version="1.0" encoding="utf-8"?>
-<w:numbering xmlns:wpc="http://schemas.microsoft.com/office/word/2010/wordprocessingCanvas" xmlns:cx="http://schemas.microsoft.com/office/drawing/2014/chartex" xmlns:cx1="http://schemas.microsoft.com/office/drawing/2015/9/8/chartex" xmlns:cx2="http://schemas.microsoft.com/office/drawing/2015/10/21/chartex" xmlns:cx3="http://schemas.microsoft.com/office/drawing/2016/5/9/chartex" xmlns:cx4="http://schemas.microsoft.com/office/drawing/2016/5/10/chartex" xmlns:cx5="http://schemas.microsoft.com/office/drawing/2016/5/11/chartex" xmlns:cx6="http://schemas.microsoft.com/office/drawing/2016/5/12/chartex" xmlns:cx7="http://schemas.microsoft.com/office/drawing/2016/5/13/chartex" xmlns:cx8="http://schemas.microsoft.com/office/drawing/2016/5/14/chartex" xmlns:mc="http://schemas.openxmlformats.org/markup-compatibility/2006" xmlns:aink="http://schemas.microsoft.com/office/drawing/2016/ink" xmlns:am3d="http://schemas.microsoft.com/office/drawing/2017/model3d" xmlns:o="urn:schemas-microsoft-com:office:office" xmlns:oel="http://schemas.microsoft.com/office/2019/extlst" xmlns:r="http://schemas.openxmlformats.org/officeDocument/2006/relationships" xmlns:m="http://schemas.openxmlformats.org/officeDocument/2006/math" xmlns:v="urn:schemas-microsoft-com:vml" xmlns:wp14="http://schemas.microsoft.com/office/word/2010/wordprocessingDrawing" xmlns:wp="http://schemas.openxmlformats.org/drawingml/2006/wordprocessingDrawing" xmlns:w10="urn:schemas-microsoft-com:office:word" xmlns:w="http://schemas.openxmlformats.org/wordprocessingml/2006/main" xmlns:w14="http://schemas.microsoft.com/office/word/2010/wordml" xmlns:w15="http://schemas.microsoft.com/office/word/2012/wordml" xmlns:w16cex="http://schemas.microsoft.com/office/word/2018/wordml/cex" xmlns:w16cid="http://schemas.microsoft.com/office/word/2016/wordml/cid" xmlns:w16="http://schemas.microsoft.com/office/word/2018/wordml" xmlns:w16du="http://schemas.microsoft.com/office/word/2023/wordml/word16du" xmlns:w16sdtdh="http://schemas.microsoft.com/office/word/2020/wordml/sdtdatahash" xmlns:w16sdtfl="http://schemas.microsoft.com/office/word/2024/wordml/sdtformatlock" xmlns:w16se="http://schemas.microsoft.com/office/word/2015/wordml/symex" xmlns:wpg="http://schemas.microsoft.com/office/word/2010/wordprocessingGroup" xmlns:wpi="http://schemas.microsoft.com/office/word/2010/wordprocessingInk" xmlns:wne="http://schemas.microsoft.com/office/word/2006/wordml" xmlns:wps="http://schemas.microsoft.com/office/word/2010/wordprocessingShape" mc:Ignorable="w14 w15 w16se w16cid w16 w16cex w16sdtdh w16sdtfl w16du wp14">
+<w:numbering xmlns:wpc="http://schemas.microsoft.com/office/word/2010/wordprocessingCanvas" xmlns:cx="http://schemas.microsoft.com/office/drawing/2014/chartex" xmlns:cx1="http://schemas.microsoft.com/office/drawing/2015/9/8/chartex" xmlns:cx2="http://schemas.microsoft.com/office/drawing/2015/10/21/chartex" xmlns:cx3="http://schemas.microsoft.com/office/drawing/2016/5/9/chartex" xmlns:cx4="http://schemas.microsoft.com/office/drawing/2016/5/10/chartex" xmlns:cx5="http://schemas.microsoft.com/office/drawing/2016/5/11/chartex" xmlns:cx6="http://schemas.microsoft.com/office/drawing/2016/5/12/chartex" xmlns:cx7="http://schemas.microsoft.com/office/drawing/2016/5/13/chartex" xmlns:cx8="http://schemas.microsoft.com/office/drawing/2016/5/14/chartex" xmlns:mc="http://schemas.openxmlformats.org/markup-compatibility/2006" xmlns:aink="http://schemas.microsoft.com/office/drawing/2016/ink" xmlns:am3d="http://schemas.microsoft.com/office/drawing/2017/model3d" xmlns:o="urn:schemas-microsoft-com:office:office" xmlns:oel="http://schemas.microsoft.com/office/2019/extlst" xmlns:r="http://schemas.openxmlformats.org/officeDocument/2006/relationships" xmlns:m="http://schemas.openxmlformats.org/officeDocument/2006/math" xmlns:v="urn:schemas-microsoft-com:vml" xmlns:wp14="http://schemas.microsoft.com/office/word/2010/wordprocessingDrawing" xmlns:wp="http://schemas.openxmlformats.org/drawingml/2006/wordprocessingDrawing" xmlns:w10="urn:schemas-microsoft-com:office:word" xmlns:w="http://schemas.openxmlformats.org/wordprocessingml/2006/main" xmlns:w14="http://schemas.microsoft.com/office/word/2010/wordml" xmlns:w15="http://schemas.microsoft.com/office/word/2012/wordml" xmlns:w16cei="http://schemas.microsoft.com/office/word/2026/wordml/cei" xmlns:w16cex="http://schemas.microsoft.com/office/word/2018/wordml/cex" xmlns:w16cid="http://schemas.microsoft.com/office/word/2016/wordml/cid" xmlns:w16="http://schemas.microsoft.com/office/word/2018/wordml" xmlns:w16du="http://schemas.microsoft.com/office/word/2023/wordml/word16du" xmlns:w16sdtdh="http://schemas.microsoft.com/office/word/2020/wordml/sdtdatahash" xmlns:w16sdtfl="http://schemas.microsoft.com/office/word/2024/wordml/sdtformatlock" xmlns:w16se="http://schemas.microsoft.com/office/word/2015/wordml/symex" xmlns:wpg="http://schemas.microsoft.com/office/word/2010/wordprocessingGroup" xmlns:wpi="http://schemas.microsoft.com/office/word/2010/wordprocessingInk" xmlns:wne="http://schemas.microsoft.com/office/word/2006/wordml" xmlns:wps="http://schemas.microsoft.com/office/word/2010/wordprocessingShape" mc:Ignorable="w14 w15 w16se w16cid w16 w16cex w16sdtdh w16sdtfl w16du wp14">
   <w:abstractNum w:abstractNumId="0" w15:restartNumberingAfterBreak="0">
     <w:nsid w:val="83A8C409"/>
     <w:multiLevelType w:val="hybridMultilevel"/>
@@ -5638,6 +5846,14 @@
     <w:abstractNumId w:val="8"/>
   </w:num>
 </w:numbering>
+</file>
+
+<file path=word/people.xml><?xml version="1.0" encoding="utf-8"?>
+<w15:people xmlns:wpc="http://schemas.microsoft.com/office/word/2010/wordprocessingCanvas" xmlns:cx="http://schemas.microsoft.com/office/drawing/2014/chartex" xmlns:cx1="http://schemas.microsoft.com/office/drawing/2015/9/8/chartex" xmlns:cx2="http://schemas.microsoft.com/office/drawing/2015/10/21/chartex" xmlns:cx3="http://schemas.microsoft.com/office/drawing/2016/5/9/chartex" xmlns:cx4="http://schemas.microsoft.com/office/drawing/2016/5/10/chartex" xmlns:cx5="http://schemas.microsoft.com/office/drawing/2016/5/11/chartex" xmlns:cx6="http://schemas.microsoft.com/office/drawing/2016/5/12/chartex" xmlns:cx7="http://schemas.microsoft.com/office/drawing/2016/5/13/chartex" xmlns:cx8="http://schemas.microsoft.com/office/drawing/2016/5/14/chartex" xmlns:mc="http://schemas.openxmlformats.org/markup-compatibility/2006" xmlns:aink="http://schemas.microsoft.com/office/drawing/2016/ink" xmlns:am3d="http://schemas.microsoft.com/office/drawing/2017/model3d" xmlns:o="urn:schemas-microsoft-com:office:office" xmlns:oel="http://schemas.microsoft.com/office/2019/extlst" xmlns:r="http://schemas.openxmlformats.org/officeDocument/2006/relationships" xmlns:m="http://schemas.openxmlformats.org/officeDocument/2006/math" xmlns:v="urn:schemas-microsoft-com:vml" xmlns:wp14="http://schemas.microsoft.com/office/word/2010/wordprocessingDrawing" xmlns:wp="http://schemas.openxmlformats.org/drawingml/2006/wordprocessingDrawing" xmlns:w10="urn:schemas-microsoft-com:office:word" xmlns:w="http://schemas.openxmlformats.org/wordprocessingml/2006/main" xmlns:w14="http://schemas.microsoft.com/office/word/2010/wordml" xmlns:w15="http://schemas.microsoft.com/office/word/2012/wordml" xmlns:w16cei="http://schemas.microsoft.com/office/word/2026/wordml/cei" xmlns:w16cex="http://schemas.microsoft.com/office/word/2018/wordml/cex" xmlns:w16cid="http://schemas.microsoft.com/office/word/2016/wordml/cid" xmlns:w16="http://schemas.microsoft.com/office/word/2018/wordml" xmlns:w16du="http://schemas.microsoft.com/office/word/2023/wordml/word16du" xmlns:w16sdtdh="http://schemas.microsoft.com/office/word/2020/wordml/sdtdatahash" xmlns:w16sdtfl="http://schemas.microsoft.com/office/word/2024/wordml/sdtformatlock" xmlns:w16se="http://schemas.microsoft.com/office/word/2015/wordml/symex" xmlns:wpg="http://schemas.microsoft.com/office/word/2010/wordprocessingGroup" xmlns:wpi="http://schemas.microsoft.com/office/word/2010/wordprocessingInk" xmlns:wne="http://schemas.microsoft.com/office/word/2006/wordml" xmlns:wps="http://schemas.microsoft.com/office/word/2010/wordprocessingShape" mc:Ignorable="w14 w15 w16se w16cid w16 w16cex w16sdtdh w16sdtfl w16du wp14">
+  <w15:person w15:author="Anna Seaman">
+    <w15:presenceInfo w15:providerId="AD" w15:userId="S::AnnaS@hkusa.com::713ab380-bdda-4997-81d0-fa539102c996"/>
+  </w15:person>
+</w15:people>
 </file>
 
 <file path=word/styles.xml><?xml version="1.0" encoding="utf-8"?>
@@ -6037,7 +6253,7 @@
       <w:spacing w:after="160" w:line="259" w:lineRule="auto"/>
     </w:pPr>
     <w:rPr>
-      <w:rFonts w:cs="Aptos"/>
+      <w:rFonts w:ascii="Aptos" w:hAnsi="Aptos" w:eastAsia="Aptos" w:cs="Aptos"/>
       <w:kern w:val="2"/>
       <w:sz w:val="22"/>
       <w:szCs w:val="22"/>
